--- a/Snnn-Raa/S301-RPt.docx
+++ b/Snnn-Raa/S301-RPt.docx
@@ -164,7 +164,29 @@
           <w:sz w:val="28"/>
           <w:szCs w:val="28"/>
         </w:rPr>
-        <w:t>The Akhmim Fragment</w:t>
+        <w:t xml:space="preserve">The </w:t>
+      </w:r>
+      <w:proofErr w:type="spellStart"/>
+      <w:r>
+        <w:rPr>
+          <w:rFonts w:ascii="Gentium" w:hAnsi="Gentium" w:cs="Gentium"/>
+          <w:b/>
+          <w:bCs/>
+          <w:sz w:val="28"/>
+          <w:szCs w:val="28"/>
+        </w:rPr>
+        <w:t>Akhmim</w:t>
+      </w:r>
+      <w:proofErr w:type="spellEnd"/>
+      <w:r>
+        <w:rPr>
+          <w:rFonts w:ascii="Gentium" w:hAnsi="Gentium" w:cs="Gentium"/>
+          <w:b/>
+          <w:bCs/>
+          <w:sz w:val="28"/>
+          <w:szCs w:val="28"/>
+        </w:rPr>
+        <w:t xml:space="preserve"> Fragment</w:t>
       </w:r>
     </w:p>
     <w:p>
@@ -2921,7 +2943,21 @@
         <w:rPr>
           <w:rFonts w:ascii="Gentium" w:hAnsi="Gentium" w:cs="Gentium"/>
         </w:rPr>
-        <w:t xml:space="preserve"> holy angels). And my Father shall set a crown upon </w:t>
+        <w:t xml:space="preserve"> holy angels). And my </w:t>
+      </w:r>
+      <w:proofErr w:type="gramStart"/>
+      <w:r>
+        <w:rPr>
+          <w:rFonts w:ascii="Gentium" w:hAnsi="Gentium" w:cs="Gentium"/>
+        </w:rPr>
+        <w:t>Father</w:t>
+      </w:r>
+      <w:proofErr w:type="gramEnd"/>
+      <w:r>
+        <w:rPr>
+          <w:rFonts w:ascii="Gentium" w:hAnsi="Gentium" w:cs="Gentium"/>
+        </w:rPr>
+        <w:t xml:space="preserve"> shall set a crown upon </w:t>
       </w:r>
       <w:r>
         <w:rPr>
@@ -3868,7 +3904,21 @@
         <w:rPr>
           <w:rFonts w:ascii="Gentium" w:hAnsi="Gentium" w:cs="Gentium"/>
         </w:rPr>
-        <w:t xml:space="preserve">. From the east to the west shall all the children of men be gathered together before my Father </w:t>
+        <w:t xml:space="preserve">. From the east to the west shall all the children of men be gathered together before my </w:t>
+      </w:r>
+      <w:proofErr w:type="gramStart"/>
+      <w:r>
+        <w:rPr>
+          <w:rFonts w:ascii="Gentium" w:hAnsi="Gentium" w:cs="Gentium"/>
+        </w:rPr>
+        <w:t>Father</w:t>
+      </w:r>
+      <w:proofErr w:type="gramEnd"/>
+      <w:r>
+        <w:rPr>
+          <w:rFonts w:ascii="Gentium" w:hAnsi="Gentium" w:cs="Gentium"/>
+        </w:rPr>
+        <w:t xml:space="preserve"> </w:t>
       </w:r>
       <w:r>
         <w:rPr>
@@ -4135,7 +4185,19 @@
         <w:rPr>
           <w:rFonts w:ascii="Gentium" w:hAnsi="Gentium" w:cs="Gentium"/>
         </w:rPr>
-        <w:t xml:space="preserve">one to bone in joints, sinew. nerves, flesh and skin and hair thereon </w:t>
+        <w:t>one to bone in joints, sinew</w:t>
+      </w:r>
+      <w:r>
+        <w:rPr>
+          <w:rFonts w:ascii="Gentium" w:hAnsi="Gentium" w:cs="Gentium"/>
+        </w:rPr>
+        <w:t>,</w:t>
+      </w:r>
+      <w:r>
+        <w:rPr>
+          <w:rFonts w:ascii="Gentium" w:hAnsi="Gentium" w:cs="Gentium"/>
+        </w:rPr>
+        <w:t xml:space="preserve"> nerves, flesh and skin and hair thereon </w:t>
       </w:r>
       <w:r>
         <w:rPr>
@@ -4769,7 +4831,21 @@
         <w:rPr>
           <w:rFonts w:ascii="Gentium" w:hAnsi="Gentium" w:cs="Gentium"/>
         </w:rPr>
-        <w:t xml:space="preserve"> the sinners, and the hypocrites shall stand in the depths of darkness that shall not pass away, and their chastisement is the fire, and angels bring forward their sins and prepare for them a place wherein they shall be punished for ever (every one according to his transgression).</w:t>
+        <w:t xml:space="preserve"> the sinners, and the hypocrites shall stand in the depths of darkness that shall not pass away, and their chastisement is the fire, and angels bring forward their sins and prepare for them a place wherein they shall be punished for ever (</w:t>
+      </w:r>
+      <w:proofErr w:type="gramStart"/>
+      <w:r>
+        <w:rPr>
+          <w:rFonts w:ascii="Gentium" w:hAnsi="Gentium" w:cs="Gentium"/>
+        </w:rPr>
+        <w:t>every one</w:t>
+      </w:r>
+      <w:proofErr w:type="gramEnd"/>
+      <w:r>
+        <w:rPr>
+          <w:rFonts w:ascii="Gentium" w:hAnsi="Gentium" w:cs="Gentium"/>
+        </w:rPr>
+        <w:t xml:space="preserve"> according to his transgression).</w:t>
       </w:r>
     </w:p>
     <w:p>
@@ -5494,7 +5570,21 @@
         <w:rPr>
           <w:rFonts w:ascii="Gentium" w:hAnsi="Gentium" w:cs="Gentium"/>
         </w:rPr>
-        <w:t xml:space="preserve"> shall come beasts devouring flesh, which shall come forth and turn and torment them for ever with their husbands, because they forsook the commandments of God and slew their children. As for their children, they shall be delivered unto the angel Temlakos. And they </w:t>
+        <w:t xml:space="preserve"> shall come beasts devouring flesh, which shall come forth and turn and torment them for ever with their husbands, because they forsook the commandments of God and slew their children. As for their children, they shall be delivered unto the angel </w:t>
+      </w:r>
+      <w:proofErr w:type="spellStart"/>
+      <w:r>
+        <w:rPr>
+          <w:rFonts w:ascii="Gentium" w:hAnsi="Gentium" w:cs="Gentium"/>
+        </w:rPr>
+        <w:t>Temlakos</w:t>
+      </w:r>
+      <w:proofErr w:type="spellEnd"/>
+      <w:r>
+        <w:rPr>
+          <w:rFonts w:ascii="Gentium" w:hAnsi="Gentium" w:cs="Gentium"/>
+        </w:rPr>
+        <w:t xml:space="preserve">. And they </w:t>
       </w:r>
       <w:r>
         <w:rPr>
@@ -5554,6 +5644,61 @@
           <w:rFonts w:ascii="Gentium" w:hAnsi="Gentium" w:cs="Gentium"/>
         </w:rPr>
       </w:pPr>
+      <w:r>
+        <w:rPr>
+          <w:rFonts w:ascii="Gentium" w:hAnsi="Gentium" w:cs="Gentium"/>
+        </w:rPr>
+        <w:lastRenderedPageBreak/>
+        <w:t>Ezrael</w:t>
+      </w:r>
+      <w:r>
+        <w:rPr>
+          <w:rFonts w:ascii="Gentium" w:hAnsi="Gentium" w:cs="Gentium"/>
+        </w:rPr>
+        <w:t>,</w:t>
+      </w:r>
+      <w:r>
+        <w:rPr>
+          <w:rFonts w:ascii="Gentium" w:hAnsi="Gentium" w:cs="Gentium"/>
+        </w:rPr>
+        <w:t xml:space="preserve"> the angel of wrath</w:t>
+      </w:r>
+      <w:r>
+        <w:rPr>
+          <w:rFonts w:ascii="Gentium" w:hAnsi="Gentium" w:cs="Gentium"/>
+        </w:rPr>
+        <w:t>,</w:t>
+      </w:r>
+      <w:r>
+        <w:rPr>
+          <w:rFonts w:ascii="Gentium" w:hAnsi="Gentium" w:cs="Gentium"/>
+        </w:rPr>
+        <w:t xml:space="preserve"> shall bring men and women, the half of their bodies burning, and cast them into a place of darkness, even the hell of men; and a spirit of wrath shall chastise them with all manner of torment, and a worm that sleep</w:t>
+      </w:r>
+      <w:r>
+        <w:rPr>
+          <w:rFonts w:ascii="Gentium" w:hAnsi="Gentium" w:cs="Gentium"/>
+        </w:rPr>
+        <w:t>s</w:t>
+      </w:r>
+      <w:r>
+        <w:rPr>
+          <w:rFonts w:ascii="Gentium" w:hAnsi="Gentium" w:cs="Gentium"/>
+        </w:rPr>
+        <w:t xml:space="preserve"> not shall devour their entrails</w:t>
+      </w:r>
+      <w:r>
+        <w:rPr>
+          <w:rFonts w:ascii="Gentium" w:hAnsi="Gentium" w:cs="Gentium"/>
+        </w:rPr>
+        <w:t>;</w:t>
+      </w:r>
+      <w:r>
+        <w:rPr>
+          <w:rFonts w:ascii="Gentium" w:hAnsi="Gentium" w:cs="Gentium"/>
+        </w:rPr>
+        <w:t xml:space="preserve"> and these are the persecutors and betrayers of my righteous ones.</w:t>
+      </w:r>
     </w:p>
     <w:p>
       <w:pPr>
@@ -5568,55 +5713,61 @@
         <w:rPr>
           <w:rFonts w:ascii="Gentium" w:hAnsi="Gentium" w:cs="Gentium"/>
         </w:rPr>
-        <w:t>Ezrael</w:t>
-      </w:r>
-      <w:r>
-        <w:rPr>
-          <w:rFonts w:ascii="Gentium" w:hAnsi="Gentium" w:cs="Gentium"/>
-        </w:rPr>
-        <w:t>,</w:t>
-      </w:r>
-      <w:r>
-        <w:rPr>
-          <w:rFonts w:ascii="Gentium" w:hAnsi="Gentium" w:cs="Gentium"/>
-        </w:rPr>
-        <w:t xml:space="preserve"> the angel of wrath</w:t>
-      </w:r>
-      <w:r>
-        <w:rPr>
-          <w:rFonts w:ascii="Gentium" w:hAnsi="Gentium" w:cs="Gentium"/>
-        </w:rPr>
-        <w:t>,</w:t>
-      </w:r>
-      <w:r>
-        <w:rPr>
-          <w:rFonts w:ascii="Gentium" w:hAnsi="Gentium" w:cs="Gentium"/>
-        </w:rPr>
-        <w:t xml:space="preserve"> shall bring men and women, the half of their bodies burning, and cast them into a place of darkness, even the hell of men; and a spirit of wrath shall chastise them with all manner of torment, and a worm that sleep</w:t>
-      </w:r>
-      <w:r>
-        <w:rPr>
-          <w:rFonts w:ascii="Gentium" w:hAnsi="Gentium" w:cs="Gentium"/>
-        </w:rPr>
-        <w:t>s</w:t>
-      </w:r>
-      <w:r>
-        <w:rPr>
-          <w:rFonts w:ascii="Gentium" w:hAnsi="Gentium" w:cs="Gentium"/>
-        </w:rPr>
-        <w:t xml:space="preserve"> not shall devour their entrails</w:t>
-      </w:r>
-      <w:r>
-        <w:rPr>
-          <w:rFonts w:ascii="Gentium" w:hAnsi="Gentium" w:cs="Gentium"/>
-        </w:rPr>
-        <w:t>;</w:t>
-      </w:r>
-      <w:r>
-        <w:rPr>
-          <w:rFonts w:ascii="Gentium" w:hAnsi="Gentium" w:cs="Gentium"/>
-        </w:rPr>
-        <w:t xml:space="preserve"> and these are the persecutors and betrayers of my righteous ones.</w:t>
+        <w:t xml:space="preserve">And beside them that are there, shall be other men and women, gnawing their tongues; and they shall torment them with red-hot iron and burn their eyes. These are </w:t>
+      </w:r>
+      <w:r>
+        <w:rPr>
+          <w:rFonts w:ascii="Gentium" w:hAnsi="Gentium" w:cs="Gentium"/>
+        </w:rPr>
+        <w:t>those who</w:t>
+      </w:r>
+      <w:r>
+        <w:rPr>
+          <w:rFonts w:ascii="Gentium" w:hAnsi="Gentium" w:cs="Gentium"/>
+        </w:rPr>
+        <w:t xml:space="preserve"> slander and doubt my righteousness. Other men and women whose works were done in deceitfulness shall have their lips cut off, and fire </w:t>
+      </w:r>
+      <w:r>
+        <w:rPr>
+          <w:rFonts w:ascii="Gentium" w:hAnsi="Gentium" w:cs="Gentium"/>
+        </w:rPr>
+        <w:t xml:space="preserve">will </w:t>
+      </w:r>
+      <w:r>
+        <w:rPr>
+          <w:rFonts w:ascii="Gentium" w:hAnsi="Gentium" w:cs="Gentium"/>
+        </w:rPr>
+        <w:t xml:space="preserve">enter into their mouth and their entrails. These are the false witnesses </w:t>
+      </w:r>
+      <w:r>
+        <w:rPr>
+          <w:rFonts w:ascii="Gentium" w:hAnsi="Gentium" w:cs="Gentium"/>
+          <w:i/>
+          <w:iCs/>
+        </w:rPr>
+        <w:t>[</w:t>
+      </w:r>
+      <w:r>
+        <w:rPr>
+          <w:rFonts w:ascii="Gentium" w:hAnsi="Gentium" w:cs="Gentium"/>
+          <w:i/>
+          <w:iCs/>
+        </w:rPr>
+        <w:t>these are they that caused the martyrs to die by their lying</w:t>
+      </w:r>
+      <w:r>
+        <w:rPr>
+          <w:rFonts w:ascii="Gentium" w:hAnsi="Gentium" w:cs="Gentium"/>
+          <w:i/>
+          <w:iCs/>
+        </w:rPr>
+        <w:t>]</w:t>
+      </w:r>
+      <w:r>
+        <w:rPr>
+          <w:rFonts w:ascii="Gentium" w:hAnsi="Gentium" w:cs="Gentium"/>
+        </w:rPr>
+        <w:t>.</w:t>
       </w:r>
     </w:p>
     <w:p>
@@ -5632,7 +5783,43 @@
         <w:rPr>
           <w:rFonts w:ascii="Gentium" w:hAnsi="Gentium" w:cs="Gentium"/>
         </w:rPr>
-        <w:t xml:space="preserve">And beside them that are there, shall be other men and women, gnawing their tongues; and they shall torment them with red-hot iron and burn their eyes. These are </w:t>
+        <w:t>And beside them, in a place near at hand, on the stone</w:t>
+      </w:r>
+      <w:r>
+        <w:rPr>
+          <w:rFonts w:ascii="Gentium" w:hAnsi="Gentium" w:cs="Gentium"/>
+        </w:rPr>
+        <w:t>,</w:t>
+      </w:r>
+      <w:r>
+        <w:rPr>
+          <w:rFonts w:ascii="Gentium" w:hAnsi="Gentium" w:cs="Gentium"/>
+        </w:rPr>
+        <w:t xml:space="preserve"> shall be a pillar of fire, and the pillar is sharper than swords. And there shall be men and women clad in rags and filthy garments, and they shall be cast thereon, to suffer the judgement of a torment that </w:t>
+      </w:r>
+      <w:r>
+        <w:rPr>
+          <w:rFonts w:ascii="Gentium" w:hAnsi="Gentium" w:cs="Gentium"/>
+        </w:rPr>
+        <w:t xml:space="preserve">never </w:t>
+      </w:r>
+      <w:r>
+        <w:rPr>
+          <w:rFonts w:ascii="Gentium" w:hAnsi="Gentium" w:cs="Gentium"/>
+        </w:rPr>
+        <w:t>cease</w:t>
+      </w:r>
+      <w:r>
+        <w:rPr>
+          <w:rFonts w:ascii="Gentium" w:hAnsi="Gentium" w:cs="Gentium"/>
+        </w:rPr>
+        <w:t>s;</w:t>
+      </w:r>
+      <w:r>
+        <w:rPr>
+          <w:rFonts w:ascii="Gentium" w:hAnsi="Gentium" w:cs="Gentium"/>
+        </w:rPr>
+        <w:t xml:space="preserve"> these are </w:t>
       </w:r>
       <w:r>
         <w:rPr>
@@ -5644,49 +5831,19 @@
         <w:rPr>
           <w:rFonts w:ascii="Gentium" w:hAnsi="Gentium" w:cs="Gentium"/>
         </w:rPr>
-        <w:t xml:space="preserve"> slander and doubt my righteousness. Other men and women whose works were done in deceitfulness shall have their lips cut off, and fire </w:t>
-      </w:r>
-      <w:r>
-        <w:rPr>
-          <w:rFonts w:ascii="Gentium" w:hAnsi="Gentium" w:cs="Gentium"/>
-        </w:rPr>
-        <w:t xml:space="preserve">will </w:t>
-      </w:r>
-      <w:r>
-        <w:rPr>
-          <w:rFonts w:ascii="Gentium" w:hAnsi="Gentium" w:cs="Gentium"/>
-        </w:rPr>
-        <w:t xml:space="preserve">enter into their mouth and their entrails. These are the false witnesses </w:t>
-      </w:r>
-      <w:r>
-        <w:rPr>
-          <w:rFonts w:ascii="Gentium" w:hAnsi="Gentium" w:cs="Gentium"/>
-          <w:i/>
-          <w:iCs/>
-        </w:rPr>
-        <w:t>[</w:t>
-      </w:r>
-      <w:r>
-        <w:rPr>
-          <w:rFonts w:ascii="Gentium" w:hAnsi="Gentium" w:cs="Gentium"/>
-          <w:i/>
-          <w:iCs/>
-        </w:rPr>
-        <w:t>these are they that caused the martyrs to die by their lying</w:t>
-      </w:r>
-      <w:r>
-        <w:rPr>
-          <w:rFonts w:ascii="Gentium" w:hAnsi="Gentium" w:cs="Gentium"/>
-          <w:i/>
-          <w:iCs/>
-        </w:rPr>
-        <w:t>]</w:t>
-      </w:r>
-      <w:r>
-        <w:rPr>
-          <w:rFonts w:ascii="Gentium" w:hAnsi="Gentium" w:cs="Gentium"/>
-        </w:rPr>
-        <w:t>.</w:t>
+        <w:t xml:space="preserve"> trusted in their riches and despised the widows and the woman with fatherless children</w:t>
+      </w:r>
+      <w:r>
+        <w:rPr>
+          <w:rFonts w:ascii="Gentium" w:hAnsi="Gentium" w:cs="Gentium"/>
+        </w:rPr>
+        <w:t xml:space="preserve"> … </w:t>
+      </w:r>
+      <w:r>
+        <w:rPr>
+          <w:rFonts w:ascii="Gentium" w:hAnsi="Gentium" w:cs="Gentium"/>
+        </w:rPr>
+        <w:t>before God.</w:t>
       </w:r>
     </w:p>
     <w:p>
@@ -5702,43 +5859,7 @@
         <w:rPr>
           <w:rFonts w:ascii="Gentium" w:hAnsi="Gentium" w:cs="Gentium"/>
         </w:rPr>
-        <w:t>And beside them, in a place near at hand, on the stone</w:t>
-      </w:r>
-      <w:r>
-        <w:rPr>
-          <w:rFonts w:ascii="Gentium" w:hAnsi="Gentium" w:cs="Gentium"/>
-        </w:rPr>
-        <w:t>,</w:t>
-      </w:r>
-      <w:r>
-        <w:rPr>
-          <w:rFonts w:ascii="Gentium" w:hAnsi="Gentium" w:cs="Gentium"/>
-        </w:rPr>
-        <w:t xml:space="preserve"> shall be a pillar of fire, and the pillar is sharper than swords. And there shall be men and women clad in rags and filthy garments, and they shall be cast thereon, to suffer the judgement of a torment that </w:t>
-      </w:r>
-      <w:r>
-        <w:rPr>
-          <w:rFonts w:ascii="Gentium" w:hAnsi="Gentium" w:cs="Gentium"/>
-        </w:rPr>
-        <w:t xml:space="preserve">never </w:t>
-      </w:r>
-      <w:r>
-        <w:rPr>
-          <w:rFonts w:ascii="Gentium" w:hAnsi="Gentium" w:cs="Gentium"/>
-        </w:rPr>
-        <w:t>cease</w:t>
-      </w:r>
-      <w:r>
-        <w:rPr>
-          <w:rFonts w:ascii="Gentium" w:hAnsi="Gentium" w:cs="Gentium"/>
-        </w:rPr>
-        <w:t>s;</w:t>
-      </w:r>
-      <w:r>
-        <w:rPr>
-          <w:rFonts w:ascii="Gentium" w:hAnsi="Gentium" w:cs="Gentium"/>
-        </w:rPr>
-        <w:t xml:space="preserve"> these are </w:t>
+        <w:t xml:space="preserve">And into another place hard by, full of filth, do they cast men and women up to the knees. These are </w:t>
       </w:r>
       <w:r>
         <w:rPr>
@@ -5750,19 +5871,7 @@
         <w:rPr>
           <w:rFonts w:ascii="Gentium" w:hAnsi="Gentium" w:cs="Gentium"/>
         </w:rPr>
-        <w:t xml:space="preserve"> trusted in their riches and despised the widows and the woman with fatherless children</w:t>
-      </w:r>
-      <w:r>
-        <w:rPr>
-          <w:rFonts w:ascii="Gentium" w:hAnsi="Gentium" w:cs="Gentium"/>
-        </w:rPr>
-        <w:t xml:space="preserve"> … </w:t>
-      </w:r>
-      <w:r>
-        <w:rPr>
-          <w:rFonts w:ascii="Gentium" w:hAnsi="Gentium" w:cs="Gentium"/>
-        </w:rPr>
-        <w:t>before God.</w:t>
+        <w:t xml:space="preserve"> lent money and took usury.</w:t>
       </w:r>
     </w:p>
     <w:p>
@@ -5778,7 +5887,47 @@
         <w:rPr>
           <w:rFonts w:ascii="Gentium" w:hAnsi="Gentium" w:cs="Gentium"/>
         </w:rPr>
-        <w:t xml:space="preserve">And into another place hard by, full of filth, do they cast men and women up to the knees. These are </w:t>
+        <w:t xml:space="preserve">And other men and women cast themselves down from a high place and return again and run, and devils drive them. </w:t>
+      </w:r>
+      <w:r>
+        <w:rPr>
+          <w:rFonts w:ascii="Gentium" w:hAnsi="Gentium" w:cs="Gentium"/>
+          <w:i/>
+          <w:iCs/>
+        </w:rPr>
+        <w:t>[These are the worshippers of idols]</w:t>
+      </w:r>
+      <w:r>
+        <w:rPr>
+          <w:rFonts w:ascii="Gentium" w:hAnsi="Gentium" w:cs="Gentium"/>
+        </w:rPr>
+        <w:t xml:space="preserve"> and they put them to the end of their wits </w:t>
+      </w:r>
+      <w:r>
+        <w:rPr>
+          <w:rFonts w:ascii="Gentium" w:hAnsi="Gentium" w:cs="Gentium"/>
+          <w:i/>
+          <w:iCs/>
+        </w:rPr>
+        <w:t>(drive them up to the top of the height)</w:t>
+      </w:r>
+      <w:r>
+        <w:rPr>
+          <w:rFonts w:ascii="Gentium" w:hAnsi="Gentium" w:cs="Gentium"/>
+        </w:rPr>
+        <w:t xml:space="preserve"> and they cast themselves down. And they </w:t>
+      </w:r>
+      <w:r>
+        <w:rPr>
+          <w:rFonts w:ascii="Gentium" w:hAnsi="Gentium" w:cs="Gentium"/>
+        </w:rPr>
+        <w:t xml:space="preserve">do this </w:t>
+      </w:r>
+      <w:r>
+        <w:rPr>
+          <w:rFonts w:ascii="Gentium" w:hAnsi="Gentium" w:cs="Gentium"/>
+        </w:rPr>
+        <w:t xml:space="preserve">continually and are tormented for ever. These are </w:t>
       </w:r>
       <w:r>
         <w:rPr>
@@ -5790,7 +5939,93 @@
         <w:rPr>
           <w:rFonts w:ascii="Gentium" w:hAnsi="Gentium" w:cs="Gentium"/>
         </w:rPr>
-        <w:t xml:space="preserve"> lent money and took usury.</w:t>
+        <w:t xml:space="preserve"> have cut their flesh as </w:t>
+      </w:r>
+      <w:r>
+        <w:rPr>
+          <w:rFonts w:ascii="Gentium" w:hAnsi="Gentium" w:cs="Gentium"/>
+          <w:i/>
+          <w:iCs/>
+        </w:rPr>
+        <w:t>[apostles]</w:t>
+      </w:r>
+      <w:r>
+        <w:rPr>
+          <w:rFonts w:ascii="Gentium" w:hAnsi="Gentium" w:cs="Gentium"/>
+        </w:rPr>
+        <w:t xml:space="preserve"> of a man</w:t>
+      </w:r>
+      <w:r>
+        <w:rPr>
+          <w:rFonts w:ascii="Gentium" w:hAnsi="Gentium" w:cs="Gentium"/>
+        </w:rPr>
+        <w:t>;</w:t>
+      </w:r>
+      <w:r>
+        <w:rPr>
+          <w:rFonts w:ascii="Gentium" w:hAnsi="Gentium" w:cs="Gentium"/>
+        </w:rPr>
+        <w:t xml:space="preserve"> and the women </w:t>
+      </w:r>
+      <w:r>
+        <w:rPr>
+          <w:rFonts w:ascii="Gentium" w:hAnsi="Gentium" w:cs="Gentium"/>
+        </w:rPr>
+        <w:t>who</w:t>
+      </w:r>
+      <w:r>
+        <w:rPr>
+          <w:rFonts w:ascii="Gentium" w:hAnsi="Gentium" w:cs="Gentium"/>
+        </w:rPr>
+        <w:t xml:space="preserve"> were with them</w:t>
+      </w:r>
+      <w:r>
+        <w:rPr>
+          <w:rFonts w:ascii="Gentium" w:hAnsi="Gentium" w:cs="Gentium"/>
+        </w:rPr>
+        <w:t xml:space="preserve"> … </w:t>
+      </w:r>
+      <w:r>
+        <w:rPr>
+          <w:rFonts w:ascii="Gentium" w:hAnsi="Gentium" w:cs="Gentium"/>
+        </w:rPr>
+        <w:t xml:space="preserve">and these are the men </w:t>
+      </w:r>
+      <w:r>
+        <w:rPr>
+          <w:rFonts w:ascii="Gentium" w:hAnsi="Gentium" w:cs="Gentium"/>
+        </w:rPr>
+        <w:t>who</w:t>
+      </w:r>
+      <w:r>
+        <w:rPr>
+          <w:rFonts w:ascii="Gentium" w:hAnsi="Gentium" w:cs="Gentium"/>
+        </w:rPr>
+        <w:t xml:space="preserve"> defiled themselves together as women. </w:t>
+      </w:r>
+      <w:r>
+        <w:rPr>
+          <w:rFonts w:ascii="Gentium" w:hAnsi="Gentium" w:cs="Gentium"/>
+          <w:i/>
+          <w:iCs/>
+        </w:rPr>
+        <w:t>[</w:t>
+      </w:r>
+      <w:r>
+        <w:rPr>
+          <w:rFonts w:ascii="Gentium" w:hAnsi="Gentium" w:cs="Gentium"/>
+          <w:i/>
+          <w:iCs/>
+        </w:rPr>
+        <w:t>This is very corrupt: but the sense is clear in the Greek.</w:t>
+      </w:r>
+      <w:r>
+        <w:rPr>
+          <w:rFonts w:ascii="Gentium" w:hAnsi="Gentium" w:cs="Gentium"/>
+          <w:i/>
+          <w:iCs/>
+        </w:rPr>
+        <w:t>]</w:t>
       </w:r>
     </w:p>
     <w:p>
@@ -5806,73 +6041,49 @@
         <w:rPr>
           <w:rFonts w:ascii="Gentium" w:hAnsi="Gentium" w:cs="Gentium"/>
         </w:rPr>
-        <w:t xml:space="preserve">And other men and women cast themselves down from a high place and return again and run, and devils drive them. </w:t>
-      </w:r>
-      <w:r>
-        <w:rPr>
-          <w:rFonts w:ascii="Gentium" w:hAnsi="Gentium" w:cs="Gentium"/>
-          <w:i/>
-          <w:iCs/>
-        </w:rPr>
-        <w:t>[These are the worshippers of idols]</w:t>
-      </w:r>
-      <w:r>
-        <w:rPr>
-          <w:rFonts w:ascii="Gentium" w:hAnsi="Gentium" w:cs="Gentium"/>
-        </w:rPr>
-        <w:t xml:space="preserve"> and they put them to the end of their wits </w:t>
-      </w:r>
-      <w:r>
-        <w:rPr>
-          <w:rFonts w:ascii="Gentium" w:hAnsi="Gentium" w:cs="Gentium"/>
-          <w:i/>
-          <w:iCs/>
-        </w:rPr>
-        <w:t>(drive them up to the top of the height)</w:t>
-      </w:r>
-      <w:r>
-        <w:rPr>
-          <w:rFonts w:ascii="Gentium" w:hAnsi="Gentium" w:cs="Gentium"/>
-        </w:rPr>
-        <w:t xml:space="preserve"> and they cast themselves down. And they </w:t>
-      </w:r>
-      <w:r>
-        <w:rPr>
-          <w:rFonts w:ascii="Gentium" w:hAnsi="Gentium" w:cs="Gentium"/>
-        </w:rPr>
-        <w:t xml:space="preserve">do this </w:t>
-      </w:r>
-      <w:r>
-        <w:rPr>
-          <w:rFonts w:ascii="Gentium" w:hAnsi="Gentium" w:cs="Gentium"/>
-        </w:rPr>
-        <w:t xml:space="preserve">continually and are tormented for ever. These are </w:t>
-      </w:r>
-      <w:r>
-        <w:rPr>
-          <w:rFonts w:ascii="Gentium" w:hAnsi="Gentium" w:cs="Gentium"/>
-        </w:rPr>
-        <w:t>those who</w:t>
-      </w:r>
-      <w:r>
-        <w:rPr>
-          <w:rFonts w:ascii="Gentium" w:hAnsi="Gentium" w:cs="Gentium"/>
-        </w:rPr>
-        <w:t xml:space="preserve"> have cut their flesh as </w:t>
-      </w:r>
-      <w:r>
-        <w:rPr>
-          <w:rFonts w:ascii="Gentium" w:hAnsi="Gentium" w:cs="Gentium"/>
-          <w:i/>
-          <w:iCs/>
-        </w:rPr>
-        <w:t>[apostles]</w:t>
-      </w:r>
-      <w:r>
-        <w:rPr>
-          <w:rFonts w:ascii="Gentium" w:hAnsi="Gentium" w:cs="Gentium"/>
-        </w:rPr>
-        <w:t xml:space="preserve"> of a man</w:t>
+        <w:t xml:space="preserve">And beside them </w:t>
+      </w:r>
+      <w:r>
+        <w:rPr>
+          <w:rFonts w:ascii="Gentium" w:hAnsi="Gentium" w:cs="Gentium"/>
+          <w:i/>
+          <w:iCs/>
+        </w:rPr>
+        <w:t>[</w:t>
+      </w:r>
+      <w:r>
+        <w:rPr>
+          <w:rFonts w:ascii="Gentium" w:hAnsi="Gentium" w:cs="Gentium"/>
+          <w:i/>
+          <w:iCs/>
+        </w:rPr>
+        <w:t>shall be a brazier?</w:t>
+      </w:r>
+      <w:r>
+        <w:rPr>
+          <w:rFonts w:ascii="Gentium" w:hAnsi="Gentium" w:cs="Gentium"/>
+          <w:i/>
+          <w:iCs/>
+        </w:rPr>
+        <w:t>]</w:t>
+      </w:r>
+      <w:r>
+        <w:rPr>
+          <w:rFonts w:ascii="Gentium" w:hAnsi="Gentium" w:cs="Gentium"/>
+        </w:rPr>
+        <w:t xml:space="preserve"> </w:t>
+      </w:r>
+      <w:r>
+        <w:rPr>
+          <w:rFonts w:ascii="Gentium" w:hAnsi="Gentium" w:cs="Gentium"/>
+        </w:rPr>
+        <w:t xml:space="preserve">… </w:t>
+      </w:r>
+      <w:r>
+        <w:rPr>
+          <w:rFonts w:ascii="Gentium" w:hAnsi="Gentium" w:cs="Gentium"/>
+        </w:rPr>
+        <w:t>and beneath them shall the angel Ezrael prepare a place of much fire</w:t>
       </w:r>
       <w:r>
         <w:rPr>
@@ -5884,7 +6095,19 @@
         <w:rPr>
           <w:rFonts w:ascii="Gentium" w:hAnsi="Gentium" w:cs="Gentium"/>
         </w:rPr>
-        <w:t xml:space="preserve"> and the women </w:t>
+        <w:t xml:space="preserve"> and all the idols of gold and silver, all idols, the work of men</w:t>
+      </w:r>
+      <w:r>
+        <w:rPr>
+          <w:rFonts w:ascii="Gentium" w:hAnsi="Gentium" w:cs="Gentium"/>
+        </w:rPr>
+        <w:t>’</w:t>
+      </w:r>
+      <w:r>
+        <w:rPr>
+          <w:rFonts w:ascii="Gentium" w:hAnsi="Gentium" w:cs="Gentium"/>
+        </w:rPr>
+        <w:t xml:space="preserve">s hands, and the semblances of images of cats and lions, of creeping things and wild beasts, and the men and women </w:t>
       </w:r>
       <w:r>
         <w:rPr>
@@ -5896,31 +6119,7 @@
         <w:rPr>
           <w:rFonts w:ascii="Gentium" w:hAnsi="Gentium" w:cs="Gentium"/>
         </w:rPr>
-        <w:t xml:space="preserve"> were with them</w:t>
-      </w:r>
-      <w:r>
-        <w:rPr>
-          <w:rFonts w:ascii="Gentium" w:hAnsi="Gentium" w:cs="Gentium"/>
-        </w:rPr>
-        <w:t xml:space="preserve"> … </w:t>
-      </w:r>
-      <w:r>
-        <w:rPr>
-          <w:rFonts w:ascii="Gentium" w:hAnsi="Gentium" w:cs="Gentium"/>
-        </w:rPr>
-        <w:t xml:space="preserve">and these are the men </w:t>
-      </w:r>
-      <w:r>
-        <w:rPr>
-          <w:rFonts w:ascii="Gentium" w:hAnsi="Gentium" w:cs="Gentium"/>
-        </w:rPr>
-        <w:t>who</w:t>
-      </w:r>
-      <w:r>
-        <w:rPr>
-          <w:rFonts w:ascii="Gentium" w:hAnsi="Gentium" w:cs="Gentium"/>
-        </w:rPr>
-        <w:t xml:space="preserve"> defiled themselves together as women. </w:t>
+        <w:t xml:space="preserve"> have prepared the images thereof, shall be in chains of fire and shall be chastised because of their error before the idols, and this is their judgement for ever. </w:t>
       </w:r>
       <w:r>
         <w:rPr>
@@ -5936,7 +6135,39 @@
           <w:i/>
           <w:iCs/>
         </w:rPr>
-        <w:t>This is very corrupt: but the sense is clear in the Greek.</w:t>
+        <w:t>In the Greek</w:t>
+      </w:r>
+      <w:r>
+        <w:rPr>
+          <w:rFonts w:ascii="Gentium" w:hAnsi="Gentium" w:cs="Gentium"/>
+          <w:i/>
+          <w:iCs/>
+        </w:rPr>
+        <w:t>,</w:t>
+      </w:r>
+      <w:r>
+        <w:rPr>
+          <w:rFonts w:ascii="Gentium" w:hAnsi="Gentium" w:cs="Gentium"/>
+          <w:i/>
+          <w:iCs/>
+        </w:rPr>
+        <w:t xml:space="preserve"> they beat each other with rods of fire</w:t>
+      </w:r>
+      <w:r>
+        <w:rPr>
+          <w:rFonts w:ascii="Gentium" w:hAnsi="Gentium" w:cs="Gentium"/>
+          <w:i/>
+          <w:iCs/>
+        </w:rPr>
+        <w:t>,</w:t>
+      </w:r>
+      <w:r>
+        <w:rPr>
+          <w:rFonts w:ascii="Gentium" w:hAnsi="Gentium" w:cs="Gentium"/>
+          <w:i/>
+          <w:iCs/>
+        </w:rPr>
+        <w:t xml:space="preserve"> and this is better.</w:t>
       </w:r>
       <w:r>
         <w:rPr>
@@ -5960,7 +6191,19 @@
         <w:rPr>
           <w:rFonts w:ascii="Gentium" w:hAnsi="Gentium" w:cs="Gentium"/>
         </w:rPr>
-        <w:t xml:space="preserve">And beside them </w:t>
+        <w:t xml:space="preserve">And beside them shall be other men and women, burning in the fire of the judgement, and their torment is everlasting. These are </w:t>
+      </w:r>
+      <w:r>
+        <w:rPr>
+          <w:rFonts w:ascii="Gentium" w:hAnsi="Gentium" w:cs="Gentium"/>
+        </w:rPr>
+        <w:t>those who</w:t>
+      </w:r>
+      <w:r>
+        <w:rPr>
+          <w:rFonts w:ascii="Gentium" w:hAnsi="Gentium" w:cs="Gentium"/>
+        </w:rPr>
+        <w:t xml:space="preserve"> have forsaken the commandment of God and followed the </w:t>
       </w:r>
       <w:r>
         <w:rPr>
@@ -5976,7 +6219,7 @@
           <w:i/>
           <w:iCs/>
         </w:rPr>
-        <w:t>shall be a brazier?</w:t>
+        <w:t>persuasions?</w:t>
       </w:r>
       <w:r>
         <w:rPr>
@@ -5989,6 +6232,8 @@
       <w:r>
         <w:rPr>
           <w:rFonts w:ascii="Gentium" w:hAnsi="Gentium" w:cs="Gentium"/>
+          <w:i/>
+          <w:iCs/>
         </w:rPr>
         <w:t xml:space="preserve"> </w:t>
       </w:r>
@@ -5996,105 +6241,7 @@
         <w:rPr>
           <w:rFonts w:ascii="Gentium" w:hAnsi="Gentium" w:cs="Gentium"/>
         </w:rPr>
-        <w:t xml:space="preserve">… </w:t>
-      </w:r>
-      <w:r>
-        <w:rPr>
-          <w:rFonts w:ascii="Gentium" w:hAnsi="Gentium" w:cs="Gentium"/>
-        </w:rPr>
-        <w:t>and beneath them shall the angel Ezrael prepare a place of much fire</w:t>
-      </w:r>
-      <w:r>
-        <w:rPr>
-          <w:rFonts w:ascii="Gentium" w:hAnsi="Gentium" w:cs="Gentium"/>
-        </w:rPr>
-        <w:t>;</w:t>
-      </w:r>
-      <w:r>
-        <w:rPr>
-          <w:rFonts w:ascii="Gentium" w:hAnsi="Gentium" w:cs="Gentium"/>
-        </w:rPr>
-        <w:t xml:space="preserve"> and all the idols of gold and silver, all idols, the work of men</w:t>
-      </w:r>
-      <w:r>
-        <w:rPr>
-          <w:rFonts w:ascii="Gentium" w:hAnsi="Gentium" w:cs="Gentium"/>
-        </w:rPr>
-        <w:t>’</w:t>
-      </w:r>
-      <w:r>
-        <w:rPr>
-          <w:rFonts w:ascii="Gentium" w:hAnsi="Gentium" w:cs="Gentium"/>
-        </w:rPr>
-        <w:t xml:space="preserve">s hands, and the semblances of images of cats and lions, of creeping things and wild beasts, and the men and women </w:t>
-      </w:r>
-      <w:r>
-        <w:rPr>
-          <w:rFonts w:ascii="Gentium" w:hAnsi="Gentium" w:cs="Gentium"/>
-        </w:rPr>
-        <w:t>who</w:t>
-      </w:r>
-      <w:r>
-        <w:rPr>
-          <w:rFonts w:ascii="Gentium" w:hAnsi="Gentium" w:cs="Gentium"/>
-        </w:rPr>
-        <w:t xml:space="preserve"> have prepared the images thereof, shall be in chains of fire and shall be chastised because of their error before the idols, and this is their judgement for ever. </w:t>
-      </w:r>
-      <w:r>
-        <w:rPr>
-          <w:rFonts w:ascii="Gentium" w:hAnsi="Gentium" w:cs="Gentium"/>
-          <w:i/>
-          <w:iCs/>
-        </w:rPr>
-        <w:t>[</w:t>
-      </w:r>
-      <w:r>
-        <w:rPr>
-          <w:rFonts w:ascii="Gentium" w:hAnsi="Gentium" w:cs="Gentium"/>
-          <w:i/>
-          <w:iCs/>
-        </w:rPr>
-        <w:t>In the Greek</w:t>
-      </w:r>
-      <w:r>
-        <w:rPr>
-          <w:rFonts w:ascii="Gentium" w:hAnsi="Gentium" w:cs="Gentium"/>
-          <w:i/>
-          <w:iCs/>
-        </w:rPr>
-        <w:t>,</w:t>
-      </w:r>
-      <w:r>
-        <w:rPr>
-          <w:rFonts w:ascii="Gentium" w:hAnsi="Gentium" w:cs="Gentium"/>
-          <w:i/>
-          <w:iCs/>
-        </w:rPr>
-        <w:t xml:space="preserve"> they beat each other with rods of fire</w:t>
-      </w:r>
-      <w:r>
-        <w:rPr>
-          <w:rFonts w:ascii="Gentium" w:hAnsi="Gentium" w:cs="Gentium"/>
-          <w:i/>
-          <w:iCs/>
-        </w:rPr>
-        <w:t>,</w:t>
-      </w:r>
-      <w:r>
-        <w:rPr>
-          <w:rFonts w:ascii="Gentium" w:hAnsi="Gentium" w:cs="Gentium"/>
-          <w:i/>
-          <w:iCs/>
-        </w:rPr>
-        <w:t xml:space="preserve"> and this is better.</w:t>
-      </w:r>
-      <w:r>
-        <w:rPr>
-          <w:rFonts w:ascii="Gentium" w:hAnsi="Gentium" w:cs="Gentium"/>
-          <w:i/>
-          <w:iCs/>
-        </w:rPr>
-        <w:t>]</w:t>
+        <w:t>of devils.</w:t>
       </w:r>
     </w:p>
     <w:p>
@@ -6110,7 +6257,131 @@
         <w:rPr>
           <w:rFonts w:ascii="Gentium" w:hAnsi="Gentium" w:cs="Gentium"/>
         </w:rPr>
-        <w:t xml:space="preserve">And beside them shall be other men and women, burning in the fire of the judgement, and their torment is everlasting. These are </w:t>
+        <w:t xml:space="preserve">And there shall be another place, very high </w:t>
+      </w:r>
+      <w:r>
+        <w:rPr>
+          <w:rFonts w:ascii="Gentium" w:hAnsi="Gentium" w:cs="Gentium"/>
+          <w:i/>
+          <w:iCs/>
+        </w:rPr>
+        <w:t>[</w:t>
+      </w:r>
+      <w:r>
+        <w:rPr>
+          <w:rFonts w:ascii="Gentium" w:hAnsi="Gentium" w:cs="Gentium"/>
+          <w:i/>
+          <w:iCs/>
+        </w:rPr>
+        <w:t>corrupt sentences follow</w:t>
+      </w:r>
+      <w:r>
+        <w:rPr>
+          <w:rFonts w:ascii="Gentium" w:hAnsi="Gentium" w:cs="Gentium"/>
+          <w:i/>
+          <w:iCs/>
+        </w:rPr>
+        <w:t xml:space="preserve">; some render, </w:t>
+      </w:r>
+      <w:r>
+        <w:rPr>
+          <w:rFonts w:ascii="Gentium" w:hAnsi="Gentium" w:cs="Gentium"/>
+          <w:i/>
+          <w:iCs/>
+        </w:rPr>
+        <w:t>doubtfully: There shall be a furnace and a brazier wherein shall burn fire. The fire that shall burn shall come from one end of the brazier</w:t>
+      </w:r>
+      <w:r>
+        <w:rPr>
+          <w:rFonts w:ascii="Gentium" w:hAnsi="Gentium" w:cs="Gentium"/>
+          <w:i/>
+          <w:iCs/>
+        </w:rPr>
+        <w:t>]</w:t>
+      </w:r>
+      <w:r>
+        <w:rPr>
+          <w:rFonts w:ascii="Gentium" w:hAnsi="Gentium" w:cs="Gentium"/>
+        </w:rPr>
+        <w:t xml:space="preserve">. The men and women whose feet slip shall go rolling down into a place where </w:t>
+      </w:r>
+      <w:r>
+        <w:rPr>
+          <w:rFonts w:ascii="Gentium" w:hAnsi="Gentium" w:cs="Gentium"/>
+        </w:rPr>
+        <w:t xml:space="preserve">there </w:t>
+      </w:r>
+      <w:r>
+        <w:rPr>
+          <w:rFonts w:ascii="Gentium" w:hAnsi="Gentium" w:cs="Gentium"/>
+        </w:rPr>
+        <w:t>is fear. And again</w:t>
+      </w:r>
+      <w:r>
+        <w:rPr>
+          <w:rFonts w:ascii="Gentium" w:hAnsi="Gentium" w:cs="Gentium"/>
+        </w:rPr>
+        <w:t>,</w:t>
+      </w:r>
+      <w:r>
+        <w:rPr>
+          <w:rFonts w:ascii="Gentium" w:hAnsi="Gentium" w:cs="Gentium"/>
+        </w:rPr>
+        <w:t xml:space="preserve"> while the fire that is prepared flow</w:t>
+      </w:r>
+      <w:r>
+        <w:rPr>
+          <w:rFonts w:ascii="Gentium" w:hAnsi="Gentium" w:cs="Gentium"/>
+        </w:rPr>
+        <w:t>s</w:t>
+      </w:r>
+      <w:r>
+        <w:rPr>
+          <w:rFonts w:ascii="Gentium" w:hAnsi="Gentium" w:cs="Gentium"/>
+        </w:rPr>
+        <w:t xml:space="preserve">, they mount up and fall down again and continue to roll down. </w:t>
+      </w:r>
+      <w:r>
+        <w:rPr>
+          <w:rFonts w:ascii="Gentium" w:hAnsi="Gentium" w:cs="Gentium"/>
+          <w:i/>
+          <w:iCs/>
+        </w:rPr>
+        <w:t>[</w:t>
+      </w:r>
+      <w:r>
+        <w:rPr>
+          <w:rFonts w:ascii="Gentium" w:hAnsi="Gentium" w:cs="Gentium"/>
+          <w:i/>
+          <w:iCs/>
+        </w:rPr>
+        <w:t>This suggests a narrow bridge over a stream of fire which they keep trying to cross.</w:t>
+      </w:r>
+      <w:r>
+        <w:rPr>
+          <w:rFonts w:ascii="Gentium" w:hAnsi="Gentium" w:cs="Gentium"/>
+          <w:i/>
+          <w:iCs/>
+        </w:rPr>
+        <w:t>]</w:t>
+      </w:r>
+      <w:r>
+        <w:rPr>
+          <w:rFonts w:ascii="Gentium" w:hAnsi="Gentium" w:cs="Gentium"/>
+        </w:rPr>
+        <w:t xml:space="preserve"> </w:t>
+      </w:r>
+      <w:r>
+        <w:rPr>
+          <w:rFonts w:ascii="Gentium" w:hAnsi="Gentium" w:cs="Gentium"/>
+        </w:rPr>
+        <w:t>Thusly</w:t>
+      </w:r>
+      <w:r>
+        <w:rPr>
+          <w:rFonts w:ascii="Gentium" w:hAnsi="Gentium" w:cs="Gentium"/>
+        </w:rPr>
+        <w:t xml:space="preserve"> shall they be tormented for ever. These are </w:t>
       </w:r>
       <w:r>
         <w:rPr>
@@ -6122,45 +6393,31 @@
         <w:rPr>
           <w:rFonts w:ascii="Gentium" w:hAnsi="Gentium" w:cs="Gentium"/>
         </w:rPr>
-        <w:t xml:space="preserve"> have forsaken the commandment of God and followed the </w:t>
-      </w:r>
-      <w:r>
-        <w:rPr>
-          <w:rFonts w:ascii="Gentium" w:hAnsi="Gentium" w:cs="Gentium"/>
-          <w:i/>
-          <w:iCs/>
-        </w:rPr>
-        <w:t>[</w:t>
-      </w:r>
-      <w:r>
-        <w:rPr>
-          <w:rFonts w:ascii="Gentium" w:hAnsi="Gentium" w:cs="Gentium"/>
-          <w:i/>
-          <w:iCs/>
-        </w:rPr>
-        <w:t>persuasions?</w:t>
-      </w:r>
-      <w:r>
-        <w:rPr>
-          <w:rFonts w:ascii="Gentium" w:hAnsi="Gentium" w:cs="Gentium"/>
-          <w:i/>
-          <w:iCs/>
-        </w:rPr>
-        <w:t>]</w:t>
-      </w:r>
-      <w:r>
-        <w:rPr>
-          <w:rFonts w:ascii="Gentium" w:hAnsi="Gentium" w:cs="Gentium"/>
-          <w:i/>
-          <w:iCs/>
-        </w:rPr>
         <w:t xml:space="preserve"> </w:t>
       </w:r>
       <w:r>
         <w:rPr>
           <w:rFonts w:ascii="Gentium" w:hAnsi="Gentium" w:cs="Gentium"/>
         </w:rPr>
-        <w:t>of devils.</w:t>
+        <w:t>did not honour</w:t>
+      </w:r>
+      <w:r>
+        <w:rPr>
+          <w:rFonts w:ascii="Gentium" w:hAnsi="Gentium" w:cs="Gentium"/>
+        </w:rPr>
+        <w:t xml:space="preserve"> their father and mother and of their own accord withheld (withdrew) themselves from them. Therefore</w:t>
+      </w:r>
+      <w:r>
+        <w:rPr>
+          <w:rFonts w:ascii="Gentium" w:hAnsi="Gentium" w:cs="Gentium"/>
+        </w:rPr>
+        <w:t>, they</w:t>
+      </w:r>
+      <w:r>
+        <w:rPr>
+          <w:rFonts w:ascii="Gentium" w:hAnsi="Gentium" w:cs="Gentium"/>
+        </w:rPr>
+        <w:t xml:space="preserve"> shall be chastised eternally.</w:t>
       </w:r>
     </w:p>
     <w:p>
@@ -6176,131 +6433,43 @@
         <w:rPr>
           <w:rFonts w:ascii="Gentium" w:hAnsi="Gentium" w:cs="Gentium"/>
         </w:rPr>
-        <w:t xml:space="preserve">And there shall be another place, very high </w:t>
-      </w:r>
-      <w:r>
-        <w:rPr>
-          <w:rFonts w:ascii="Gentium" w:hAnsi="Gentium" w:cs="Gentium"/>
-          <w:i/>
-          <w:iCs/>
-        </w:rPr>
-        <w:t>[</w:t>
-      </w:r>
-      <w:r>
-        <w:rPr>
-          <w:rFonts w:ascii="Gentium" w:hAnsi="Gentium" w:cs="Gentium"/>
-          <w:i/>
-          <w:iCs/>
-        </w:rPr>
-        <w:t>corrupt sentences follow</w:t>
-      </w:r>
-      <w:r>
-        <w:rPr>
-          <w:rFonts w:ascii="Gentium" w:hAnsi="Gentium" w:cs="Gentium"/>
-          <w:i/>
-          <w:iCs/>
-        </w:rPr>
-        <w:t xml:space="preserve">; some render, </w:t>
-      </w:r>
-      <w:r>
-        <w:rPr>
-          <w:rFonts w:ascii="Gentium" w:hAnsi="Gentium" w:cs="Gentium"/>
-          <w:i/>
-          <w:iCs/>
-        </w:rPr>
-        <w:t>doubtfully: There shall be a furnace and a brazier wherein shall burn fire. The fire that shall burn shall come from one end of the brazier</w:t>
-      </w:r>
-      <w:r>
-        <w:rPr>
-          <w:rFonts w:ascii="Gentium" w:hAnsi="Gentium" w:cs="Gentium"/>
-          <w:i/>
-          <w:iCs/>
-        </w:rPr>
-        <w:t>]</w:t>
-      </w:r>
-      <w:r>
-        <w:rPr>
-          <w:rFonts w:ascii="Gentium" w:hAnsi="Gentium" w:cs="Gentium"/>
-        </w:rPr>
-        <w:t xml:space="preserve">. The men and women whose feet slip shall go rolling down into a place where </w:t>
-      </w:r>
-      <w:r>
-        <w:rPr>
-          <w:rFonts w:ascii="Gentium" w:hAnsi="Gentium" w:cs="Gentium"/>
-        </w:rPr>
-        <w:t xml:space="preserve">there </w:t>
-      </w:r>
-      <w:r>
-        <w:rPr>
-          <w:rFonts w:ascii="Gentium" w:hAnsi="Gentium" w:cs="Gentium"/>
-        </w:rPr>
-        <w:t>is fear. And again</w:t>
-      </w:r>
-      <w:r>
-        <w:rPr>
-          <w:rFonts w:ascii="Gentium" w:hAnsi="Gentium" w:cs="Gentium"/>
-        </w:rPr>
-        <w:t>,</w:t>
-      </w:r>
-      <w:r>
-        <w:rPr>
-          <w:rFonts w:ascii="Gentium" w:hAnsi="Gentium" w:cs="Gentium"/>
-        </w:rPr>
-        <w:t xml:space="preserve"> while the fire that is prepared flow</w:t>
-      </w:r>
-      <w:r>
-        <w:rPr>
-          <w:rFonts w:ascii="Gentium" w:hAnsi="Gentium" w:cs="Gentium"/>
-        </w:rPr>
-        <w:t>s</w:t>
-      </w:r>
-      <w:r>
-        <w:rPr>
-          <w:rFonts w:ascii="Gentium" w:hAnsi="Gentium" w:cs="Gentium"/>
-        </w:rPr>
-        <w:t xml:space="preserve">, they mount up and fall down again and continue to roll down. </w:t>
-      </w:r>
-      <w:r>
-        <w:rPr>
-          <w:rFonts w:ascii="Gentium" w:hAnsi="Gentium" w:cs="Gentium"/>
-          <w:i/>
-          <w:iCs/>
-        </w:rPr>
-        <w:t>[</w:t>
-      </w:r>
-      <w:r>
-        <w:rPr>
-          <w:rFonts w:ascii="Gentium" w:hAnsi="Gentium" w:cs="Gentium"/>
-          <w:i/>
-          <w:iCs/>
-        </w:rPr>
-        <w:t>This suggests a narrow bridge over a stream of fire which they keep trying to cross.</w:t>
-      </w:r>
-      <w:r>
-        <w:rPr>
-          <w:rFonts w:ascii="Gentium" w:hAnsi="Gentium" w:cs="Gentium"/>
-          <w:i/>
-          <w:iCs/>
-        </w:rPr>
-        <w:t>]</w:t>
-      </w:r>
-      <w:r>
-        <w:rPr>
-          <w:rFonts w:ascii="Gentium" w:hAnsi="Gentium" w:cs="Gentium"/>
-        </w:rPr>
-        <w:t xml:space="preserve"> </w:t>
-      </w:r>
-      <w:r>
-        <w:rPr>
-          <w:rFonts w:ascii="Gentium" w:hAnsi="Gentium" w:cs="Gentium"/>
-        </w:rPr>
-        <w:t>Thusly</w:t>
-      </w:r>
-      <w:r>
-        <w:rPr>
-          <w:rFonts w:ascii="Gentium" w:hAnsi="Gentium" w:cs="Gentium"/>
-        </w:rPr>
-        <w:t xml:space="preserve"> shall they be tormented for ever. These are </w:t>
+        <w:t>Furthermore</w:t>
+      </w:r>
+      <w:r>
+        <w:rPr>
+          <w:rFonts w:ascii="Gentium" w:hAnsi="Gentium" w:cs="Gentium"/>
+        </w:rPr>
+        <w:t>,</w:t>
+      </w:r>
+      <w:r>
+        <w:rPr>
+          <w:rFonts w:ascii="Gentium" w:hAnsi="Gentium" w:cs="Gentium"/>
+        </w:rPr>
+        <w:t xml:space="preserve"> the angel Ezrael shall bring children and maidens to show them those </w:t>
+      </w:r>
+      <w:r>
+        <w:rPr>
+          <w:rFonts w:ascii="Gentium" w:hAnsi="Gentium" w:cs="Gentium"/>
+        </w:rPr>
+        <w:t>who</w:t>
+      </w:r>
+      <w:r>
+        <w:rPr>
+          <w:rFonts w:ascii="Gentium" w:hAnsi="Gentium" w:cs="Gentium"/>
+        </w:rPr>
+        <w:t xml:space="preserve"> are tormented. They shall be chastised with pains, with hanging up (?) and with a multitude of wounds </w:t>
+      </w:r>
+      <w:r>
+        <w:rPr>
+          <w:rFonts w:ascii="Gentium" w:hAnsi="Gentium" w:cs="Gentium"/>
+        </w:rPr>
+        <w:t>that</w:t>
+      </w:r>
+      <w:r>
+        <w:rPr>
+          <w:rFonts w:ascii="Gentium" w:hAnsi="Gentium" w:cs="Gentium"/>
+        </w:rPr>
+        <w:t xml:space="preserve"> flesh-devouring birds shall inflict upon them. These are </w:t>
       </w:r>
       <w:r>
         <w:rPr>
@@ -6312,31 +6481,62 @@
         <w:rPr>
           <w:rFonts w:ascii="Gentium" w:hAnsi="Gentium" w:cs="Gentium"/>
         </w:rPr>
-        <w:t xml:space="preserve"> </w:t>
-      </w:r>
-      <w:r>
-        <w:rPr>
-          <w:rFonts w:ascii="Gentium" w:hAnsi="Gentium" w:cs="Gentium"/>
-        </w:rPr>
-        <w:t>did not honour</w:t>
-      </w:r>
-      <w:r>
-        <w:rPr>
-          <w:rFonts w:ascii="Gentium" w:hAnsi="Gentium" w:cs="Gentium"/>
-        </w:rPr>
-        <w:t xml:space="preserve"> their father and mother and of their own accord withheld (withdrew) themselves from them. Therefore</w:t>
-      </w:r>
-      <w:r>
-        <w:rPr>
-          <w:rFonts w:ascii="Gentium" w:hAnsi="Gentium" w:cs="Gentium"/>
-        </w:rPr>
-        <w:t>, they</w:t>
-      </w:r>
-      <w:r>
-        <w:rPr>
-          <w:rFonts w:ascii="Gentium" w:hAnsi="Gentium" w:cs="Gentium"/>
-        </w:rPr>
-        <w:t xml:space="preserve"> shall be chastised eternally.</w:t>
+        <w:t xml:space="preserve"> boast themselves </w:t>
+      </w:r>
+      <w:r>
+        <w:rPr>
+          <w:rFonts w:ascii="Gentium" w:hAnsi="Gentium" w:cs="Gentium"/>
+        </w:rPr>
+        <w:lastRenderedPageBreak/>
+        <w:t xml:space="preserve">(trust) in their sins and </w:t>
+      </w:r>
+      <w:r>
+        <w:rPr>
+          <w:rFonts w:ascii="Gentium" w:hAnsi="Gentium" w:cs="Gentium"/>
+        </w:rPr>
+        <w:t xml:space="preserve">do not </w:t>
+      </w:r>
+      <w:r>
+        <w:rPr>
+          <w:rFonts w:ascii="Gentium" w:hAnsi="Gentium" w:cs="Gentium"/>
+        </w:rPr>
+        <w:t xml:space="preserve">obey their parents and </w:t>
+      </w:r>
+      <w:r>
+        <w:rPr>
+          <w:rFonts w:ascii="Gentium" w:hAnsi="Gentium" w:cs="Gentium"/>
+        </w:rPr>
+        <w:t xml:space="preserve">do not </w:t>
+      </w:r>
+      <w:r>
+        <w:rPr>
+          <w:rFonts w:ascii="Gentium" w:hAnsi="Gentium" w:cs="Gentium"/>
+        </w:rPr>
+        <w:t xml:space="preserve">follow the instruction of their fathers, and </w:t>
+      </w:r>
+      <w:r>
+        <w:rPr>
+          <w:rFonts w:ascii="Gentium" w:hAnsi="Gentium" w:cs="Gentium"/>
+        </w:rPr>
+        <w:t xml:space="preserve">do not </w:t>
+      </w:r>
+      <w:r>
+        <w:rPr>
+          <w:rFonts w:ascii="Gentium" w:hAnsi="Gentium" w:cs="Gentium"/>
+        </w:rPr>
+        <w:t xml:space="preserve">honour them </w:t>
+      </w:r>
+      <w:r>
+        <w:rPr>
+          <w:rFonts w:ascii="Gentium" w:hAnsi="Gentium" w:cs="Gentium"/>
+        </w:rPr>
+        <w:t>who</w:t>
+      </w:r>
+      <w:r>
+        <w:rPr>
+          <w:rFonts w:ascii="Gentium" w:hAnsi="Gentium" w:cs="Gentium"/>
+        </w:rPr>
+        <w:t xml:space="preserve"> are more aged than they.</w:t>
       </w:r>
     </w:p>
     <w:p>
@@ -6352,104 +6552,55 @@
         <w:rPr>
           <w:rFonts w:ascii="Gentium" w:hAnsi="Gentium" w:cs="Gentium"/>
         </w:rPr>
-        <w:lastRenderedPageBreak/>
-        <w:t>Furthermore</w:t>
-      </w:r>
-      <w:r>
-        <w:rPr>
-          <w:rFonts w:ascii="Gentium" w:hAnsi="Gentium" w:cs="Gentium"/>
-        </w:rPr>
-        <w:t>,</w:t>
-      </w:r>
-      <w:r>
-        <w:rPr>
-          <w:rFonts w:ascii="Gentium" w:hAnsi="Gentium" w:cs="Gentium"/>
-        </w:rPr>
-        <w:t xml:space="preserve"> the angel Ezrael shall bring children and maidens to show them those </w:t>
-      </w:r>
-      <w:r>
-        <w:rPr>
-          <w:rFonts w:ascii="Gentium" w:hAnsi="Gentium" w:cs="Gentium"/>
-        </w:rPr>
-        <w:t>who</w:t>
-      </w:r>
-      <w:r>
-        <w:rPr>
-          <w:rFonts w:ascii="Gentium" w:hAnsi="Gentium" w:cs="Gentium"/>
-        </w:rPr>
-        <w:t xml:space="preserve"> are tormented. They shall be chastised with pains, with hanging up (?) and with a multitude of wounds </w:t>
-      </w:r>
-      <w:r>
-        <w:rPr>
-          <w:rFonts w:ascii="Gentium" w:hAnsi="Gentium" w:cs="Gentium"/>
-        </w:rPr>
-        <w:t>that</w:t>
-      </w:r>
-      <w:r>
-        <w:rPr>
-          <w:rFonts w:ascii="Gentium" w:hAnsi="Gentium" w:cs="Gentium"/>
-        </w:rPr>
-        <w:t xml:space="preserve"> flesh-devouring birds shall inflict upon them. These are </w:t>
-      </w:r>
-      <w:r>
-        <w:rPr>
-          <w:rFonts w:ascii="Gentium" w:hAnsi="Gentium" w:cs="Gentium"/>
-        </w:rPr>
-        <w:t>those who</w:t>
-      </w:r>
-      <w:r>
-        <w:rPr>
-          <w:rFonts w:ascii="Gentium" w:hAnsi="Gentium" w:cs="Gentium"/>
-        </w:rPr>
-        <w:t xml:space="preserve"> boast themselves (trust) in their sins and </w:t>
-      </w:r>
-      <w:r>
-        <w:rPr>
-          <w:rFonts w:ascii="Gentium" w:hAnsi="Gentium" w:cs="Gentium"/>
-        </w:rPr>
-        <w:t xml:space="preserve">do not </w:t>
-      </w:r>
-      <w:r>
-        <w:rPr>
-          <w:rFonts w:ascii="Gentium" w:hAnsi="Gentium" w:cs="Gentium"/>
-        </w:rPr>
-        <w:t xml:space="preserve">obey their parents and </w:t>
-      </w:r>
-      <w:r>
-        <w:rPr>
-          <w:rFonts w:ascii="Gentium" w:hAnsi="Gentium" w:cs="Gentium"/>
-        </w:rPr>
-        <w:t xml:space="preserve">do not </w:t>
-      </w:r>
-      <w:r>
-        <w:rPr>
-          <w:rFonts w:ascii="Gentium" w:hAnsi="Gentium" w:cs="Gentium"/>
-        </w:rPr>
-        <w:t xml:space="preserve">follow the instruction of their fathers, and </w:t>
-      </w:r>
-      <w:r>
-        <w:rPr>
-          <w:rFonts w:ascii="Gentium" w:hAnsi="Gentium" w:cs="Gentium"/>
-        </w:rPr>
-        <w:t xml:space="preserve">do not </w:t>
-      </w:r>
-      <w:r>
-        <w:rPr>
-          <w:rFonts w:ascii="Gentium" w:hAnsi="Gentium" w:cs="Gentium"/>
-        </w:rPr>
-        <w:t xml:space="preserve">honour them </w:t>
-      </w:r>
-      <w:r>
-        <w:rPr>
-          <w:rFonts w:ascii="Gentium" w:hAnsi="Gentium" w:cs="Gentium"/>
-        </w:rPr>
-        <w:t>who</w:t>
-      </w:r>
-      <w:r>
-        <w:rPr>
-          <w:rFonts w:ascii="Gentium" w:hAnsi="Gentium" w:cs="Gentium"/>
-        </w:rPr>
-        <w:t xml:space="preserve"> are more aged than they.</w:t>
+        <w:t>Beside them shall be girls clad in darkness for a garment and they shall be sore</w:t>
+      </w:r>
+      <w:r>
+        <w:rPr>
+          <w:rFonts w:ascii="Gentium" w:hAnsi="Gentium" w:cs="Gentium"/>
+        </w:rPr>
+        <w:t>ly</w:t>
+      </w:r>
+      <w:r>
+        <w:rPr>
+          <w:rFonts w:ascii="Gentium" w:hAnsi="Gentium" w:cs="Gentium"/>
+        </w:rPr>
+        <w:t xml:space="preserve"> chastised and their flesh shall be torn in pieces. These are </w:t>
+      </w:r>
+      <w:r>
+        <w:rPr>
+          <w:rFonts w:ascii="Gentium" w:hAnsi="Gentium" w:cs="Gentium"/>
+        </w:rPr>
+        <w:t>those who did not keep</w:t>
+      </w:r>
+      <w:r>
+        <w:rPr>
+          <w:rFonts w:ascii="Gentium" w:hAnsi="Gentium" w:cs="Gentium"/>
+        </w:rPr>
+        <w:t xml:space="preserve"> their virginity until they were given in marriage</w:t>
+      </w:r>
+      <w:r>
+        <w:rPr>
+          <w:rFonts w:ascii="Gentium" w:hAnsi="Gentium" w:cs="Gentium"/>
+        </w:rPr>
+        <w:t>;</w:t>
+      </w:r>
+      <w:r>
+        <w:rPr>
+          <w:rFonts w:ascii="Gentium" w:hAnsi="Gentium" w:cs="Gentium"/>
+        </w:rPr>
+        <w:t xml:space="preserve"> and</w:t>
+      </w:r>
+      <w:r>
+        <w:rPr>
+          <w:rFonts w:ascii="Gentium" w:hAnsi="Gentium" w:cs="Gentium"/>
+        </w:rPr>
+        <w:t>,</w:t>
+      </w:r>
+      <w:r>
+        <w:rPr>
+          <w:rFonts w:ascii="Gentium" w:hAnsi="Gentium" w:cs="Gentium"/>
+        </w:rPr>
+        <w:t xml:space="preserve"> with these torments shall they be punished, and shall feel them.</w:t>
       </w:r>
     </w:p>
     <w:p>
@@ -6465,55 +6616,19 @@
         <w:rPr>
           <w:rFonts w:ascii="Gentium" w:hAnsi="Gentium" w:cs="Gentium"/>
         </w:rPr>
-        <w:t>Beside them shall be girls clad in darkness for a garment and they shall be sore</w:t>
-      </w:r>
-      <w:r>
-        <w:rPr>
-          <w:rFonts w:ascii="Gentium" w:hAnsi="Gentium" w:cs="Gentium"/>
-        </w:rPr>
-        <w:t>ly</w:t>
-      </w:r>
-      <w:r>
-        <w:rPr>
-          <w:rFonts w:ascii="Gentium" w:hAnsi="Gentium" w:cs="Gentium"/>
-        </w:rPr>
-        <w:t xml:space="preserve"> chastised and their flesh shall be torn in pieces. These are </w:t>
-      </w:r>
-      <w:r>
-        <w:rPr>
-          <w:rFonts w:ascii="Gentium" w:hAnsi="Gentium" w:cs="Gentium"/>
-        </w:rPr>
-        <w:t>those who did not keep</w:t>
-      </w:r>
-      <w:r>
-        <w:rPr>
-          <w:rFonts w:ascii="Gentium" w:hAnsi="Gentium" w:cs="Gentium"/>
-        </w:rPr>
-        <w:t xml:space="preserve"> their virginity until they were given in marriage</w:t>
-      </w:r>
-      <w:r>
-        <w:rPr>
-          <w:rFonts w:ascii="Gentium" w:hAnsi="Gentium" w:cs="Gentium"/>
-        </w:rPr>
-        <w:t>;</w:t>
-      </w:r>
-      <w:r>
-        <w:rPr>
-          <w:rFonts w:ascii="Gentium" w:hAnsi="Gentium" w:cs="Gentium"/>
-        </w:rPr>
-        <w:t xml:space="preserve"> and</w:t>
-      </w:r>
-      <w:r>
-        <w:rPr>
-          <w:rFonts w:ascii="Gentium" w:hAnsi="Gentium" w:cs="Gentium"/>
-        </w:rPr>
-        <w:t>,</w:t>
-      </w:r>
-      <w:r>
-        <w:rPr>
-          <w:rFonts w:ascii="Gentium" w:hAnsi="Gentium" w:cs="Gentium"/>
-        </w:rPr>
-        <w:t xml:space="preserve"> with these torments shall they be punished, and shall feel them.</w:t>
+        <w:t xml:space="preserve">And again, other men and women, gnawing their tongues without ceasing, and being tormented with everlasting fire. These are the servants (slaves) </w:t>
+      </w:r>
+      <w:r>
+        <w:rPr>
+          <w:rFonts w:ascii="Gentium" w:hAnsi="Gentium" w:cs="Gentium"/>
+        </w:rPr>
+        <w:t>that</w:t>
+      </w:r>
+      <w:r>
+        <w:rPr>
+          <w:rFonts w:ascii="Gentium" w:hAnsi="Gentium" w:cs="Gentium"/>
+        </w:rPr>
+        <w:t xml:space="preserve"> were not obedient unto their masters; and this then is their judgement for ever.</w:t>
       </w:r>
     </w:p>
     <w:p>
@@ -6529,19 +6644,43 @@
         <w:rPr>
           <w:rFonts w:ascii="Gentium" w:hAnsi="Gentium" w:cs="Gentium"/>
         </w:rPr>
-        <w:t xml:space="preserve">And again, other men and women, gnawing their tongues without ceasing, and being tormented with everlasting fire. These are the servants (slaves) </w:t>
-      </w:r>
-      <w:r>
-        <w:rPr>
-          <w:rFonts w:ascii="Gentium" w:hAnsi="Gentium" w:cs="Gentium"/>
-        </w:rPr>
-        <w:t>that</w:t>
-      </w:r>
-      <w:r>
-        <w:rPr>
-          <w:rFonts w:ascii="Gentium" w:hAnsi="Gentium" w:cs="Gentium"/>
-        </w:rPr>
-        <w:t xml:space="preserve"> were not obedient unto their masters; and this then is their judgement for ever.</w:t>
+        <w:t xml:space="preserve">And hard by this place of torment shall be men and women dumb and blind, whose raiment is white. They shall crowd one another and fall on coals of unquenchable fire. These are </w:t>
+      </w:r>
+      <w:r>
+        <w:rPr>
+          <w:rFonts w:ascii="Gentium" w:hAnsi="Gentium" w:cs="Gentium"/>
+        </w:rPr>
+        <w:t>those who</w:t>
+      </w:r>
+      <w:r>
+        <w:rPr>
+          <w:rFonts w:ascii="Gentium" w:hAnsi="Gentium" w:cs="Gentium"/>
+        </w:rPr>
+        <w:t xml:space="preserve"> give alms and say</w:t>
+      </w:r>
+      <w:r>
+        <w:rPr>
+          <w:rFonts w:ascii="Gentium" w:hAnsi="Gentium" w:cs="Gentium"/>
+        </w:rPr>
+        <w:t>, “</w:t>
+      </w:r>
+      <w:r>
+        <w:rPr>
+          <w:rFonts w:ascii="Gentium" w:hAnsi="Gentium" w:cs="Gentium"/>
+        </w:rPr>
+        <w:t>We are righteous before God</w:t>
+      </w:r>
+      <w:r>
+        <w:rPr>
+          <w:rFonts w:ascii="Gentium" w:hAnsi="Gentium" w:cs="Gentium"/>
+        </w:rPr>
+        <w:t>,”</w:t>
+      </w:r>
+      <w:r>
+        <w:rPr>
+          <w:rFonts w:ascii="Gentium" w:hAnsi="Gentium" w:cs="Gentium"/>
+        </w:rPr>
+        <w:t xml:space="preserve"> whereas they have not sought righteousness.</w:t>
       </w:r>
     </w:p>
     <w:p>
@@ -6557,43 +6696,55 @@
         <w:rPr>
           <w:rFonts w:ascii="Gentium" w:hAnsi="Gentium" w:cs="Gentium"/>
         </w:rPr>
-        <w:t xml:space="preserve">And hard by this place of torment shall be men and women dumb and blind, whose raiment is white. They shall crowd one another and fall on coals of unquenchable fire. These are </w:t>
-      </w:r>
-      <w:r>
-        <w:rPr>
-          <w:rFonts w:ascii="Gentium" w:hAnsi="Gentium" w:cs="Gentium"/>
-        </w:rPr>
-        <w:t>those who</w:t>
-      </w:r>
-      <w:r>
-        <w:rPr>
-          <w:rFonts w:ascii="Gentium" w:hAnsi="Gentium" w:cs="Gentium"/>
-        </w:rPr>
-        <w:t xml:space="preserve"> give alms and say</w:t>
-      </w:r>
-      <w:r>
-        <w:rPr>
-          <w:rFonts w:ascii="Gentium" w:hAnsi="Gentium" w:cs="Gentium"/>
-        </w:rPr>
-        <w:t>, “</w:t>
-      </w:r>
-      <w:r>
-        <w:rPr>
-          <w:rFonts w:ascii="Gentium" w:hAnsi="Gentium" w:cs="Gentium"/>
-        </w:rPr>
-        <w:t>We are righteous before God</w:t>
-      </w:r>
-      <w:r>
-        <w:rPr>
-          <w:rFonts w:ascii="Gentium" w:hAnsi="Gentium" w:cs="Gentium"/>
-        </w:rPr>
-        <w:t>,”</w:t>
-      </w:r>
-      <w:r>
-        <w:rPr>
-          <w:rFonts w:ascii="Gentium" w:hAnsi="Gentium" w:cs="Gentium"/>
-        </w:rPr>
-        <w:t xml:space="preserve"> whereas they have not sought righteousness.</w:t>
+        <w:t>Ezrael</w:t>
+      </w:r>
+      <w:r>
+        <w:rPr>
+          <w:rFonts w:ascii="Gentium" w:hAnsi="Gentium" w:cs="Gentium"/>
+        </w:rPr>
+        <w:t>,</w:t>
+      </w:r>
+      <w:r>
+        <w:rPr>
+          <w:rFonts w:ascii="Gentium" w:hAnsi="Gentium" w:cs="Gentium"/>
+        </w:rPr>
+        <w:t xml:space="preserve"> the angel of God</w:t>
+      </w:r>
+      <w:r>
+        <w:rPr>
+          <w:rFonts w:ascii="Gentium" w:hAnsi="Gentium" w:cs="Gentium"/>
+        </w:rPr>
+        <w:t>,</w:t>
+      </w:r>
+      <w:r>
+        <w:rPr>
+          <w:rFonts w:ascii="Gentium" w:hAnsi="Gentium" w:cs="Gentium"/>
+        </w:rPr>
+        <w:t xml:space="preserve"> shall bring them forth out of this fire and establish a judgement of decision. This</w:t>
+      </w:r>
+      <w:r>
+        <w:rPr>
+          <w:rFonts w:ascii="Gentium" w:hAnsi="Gentium" w:cs="Gentium"/>
+        </w:rPr>
+        <w:t>,</w:t>
+      </w:r>
+      <w:r>
+        <w:rPr>
+          <w:rFonts w:ascii="Gentium" w:hAnsi="Gentium" w:cs="Gentium"/>
+        </w:rPr>
+        <w:t xml:space="preserve"> then</w:t>
+      </w:r>
+      <w:r>
+        <w:rPr>
+          <w:rFonts w:ascii="Gentium" w:hAnsi="Gentium" w:cs="Gentium"/>
+        </w:rPr>
+        <w:t>,</w:t>
+      </w:r>
+      <w:r>
+        <w:rPr>
+          <w:rFonts w:ascii="Gentium" w:hAnsi="Gentium" w:cs="Gentium"/>
+        </w:rPr>
+        <w:t xml:space="preserve"> is their judgement. A river of fire shall flow and all judgement (they that are judged) shall be drawn down into the middle of the river. And Uriel shall set them there.</w:t>
       </w:r>
     </w:p>
     <w:p>
@@ -6609,55 +6760,55 @@
         <w:rPr>
           <w:rFonts w:ascii="Gentium" w:hAnsi="Gentium" w:cs="Gentium"/>
         </w:rPr>
-        <w:t>Ezrael</w:t>
-      </w:r>
-      <w:r>
-        <w:rPr>
-          <w:rFonts w:ascii="Gentium" w:hAnsi="Gentium" w:cs="Gentium"/>
-        </w:rPr>
-        <w:t>,</w:t>
-      </w:r>
-      <w:r>
-        <w:rPr>
-          <w:rFonts w:ascii="Gentium" w:hAnsi="Gentium" w:cs="Gentium"/>
-        </w:rPr>
-        <w:t xml:space="preserve"> the angel of God</w:t>
-      </w:r>
-      <w:r>
-        <w:rPr>
-          <w:rFonts w:ascii="Gentium" w:hAnsi="Gentium" w:cs="Gentium"/>
-        </w:rPr>
-        <w:t>,</w:t>
-      </w:r>
-      <w:r>
-        <w:rPr>
-          <w:rFonts w:ascii="Gentium" w:hAnsi="Gentium" w:cs="Gentium"/>
-        </w:rPr>
-        <w:t xml:space="preserve"> shall bring them forth out of this fire and establish a judgement of decision. This</w:t>
-      </w:r>
-      <w:r>
-        <w:rPr>
-          <w:rFonts w:ascii="Gentium" w:hAnsi="Gentium" w:cs="Gentium"/>
-        </w:rPr>
-        <w:t>,</w:t>
-      </w:r>
-      <w:r>
-        <w:rPr>
-          <w:rFonts w:ascii="Gentium" w:hAnsi="Gentium" w:cs="Gentium"/>
-        </w:rPr>
-        <w:t xml:space="preserve"> then</w:t>
-      </w:r>
-      <w:r>
-        <w:rPr>
-          <w:rFonts w:ascii="Gentium" w:hAnsi="Gentium" w:cs="Gentium"/>
-        </w:rPr>
-        <w:t>,</w:t>
-      </w:r>
-      <w:r>
-        <w:rPr>
-          <w:rFonts w:ascii="Gentium" w:hAnsi="Gentium" w:cs="Gentium"/>
-        </w:rPr>
-        <w:t xml:space="preserve"> is their judgement. A river of fire shall flow and all judgement (they that are judged) shall be drawn down into the middle of the river. And Uriel shall set them there.</w:t>
+        <w:t xml:space="preserve">And there are wheels of fire and men and women hung thereon by the strength of the whirling thereof. And they </w:t>
+      </w:r>
+      <w:r>
+        <w:rPr>
+          <w:rFonts w:ascii="Gentium" w:hAnsi="Gentium" w:cs="Gentium"/>
+        </w:rPr>
+        <w:t>who</w:t>
+      </w:r>
+      <w:r>
+        <w:rPr>
+          <w:rFonts w:ascii="Gentium" w:hAnsi="Gentium" w:cs="Gentium"/>
+        </w:rPr>
+        <w:t xml:space="preserve"> are in the pit shall burn</w:t>
+      </w:r>
+      <w:r>
+        <w:rPr>
+          <w:rFonts w:ascii="Gentium" w:hAnsi="Gentium" w:cs="Gentium"/>
+        </w:rPr>
+        <w:t>;</w:t>
+      </w:r>
+      <w:r>
+        <w:rPr>
+          <w:rFonts w:ascii="Gentium" w:hAnsi="Gentium" w:cs="Gentium"/>
+        </w:rPr>
+        <w:t xml:space="preserve"> now</w:t>
+      </w:r>
+      <w:r>
+        <w:rPr>
+          <w:rFonts w:ascii="Gentium" w:hAnsi="Gentium" w:cs="Gentium"/>
+        </w:rPr>
+        <w:t>,</w:t>
+      </w:r>
+      <w:r>
+        <w:rPr>
+          <w:rFonts w:ascii="Gentium" w:hAnsi="Gentium" w:cs="Gentium"/>
+        </w:rPr>
+        <w:t xml:space="preserve"> these are the sorcerers and sorceresses. Those wheels shall be in a</w:t>
+      </w:r>
+      <w:r>
+        <w:rPr>
+          <w:rFonts w:ascii="Gentium" w:hAnsi="Gentium" w:cs="Gentium"/>
+        </w:rPr>
+        <w:t>l</w:t>
+      </w:r>
+      <w:r>
+        <w:rPr>
+          <w:rFonts w:ascii="Gentium" w:hAnsi="Gentium" w:cs="Gentium"/>
+        </w:rPr>
+        <w:t>l decision (judgement, punishment) by fire without number.</w:t>
       </w:r>
     </w:p>
     <w:p>
@@ -6673,7 +6824,19 @@
         <w:rPr>
           <w:rFonts w:ascii="Gentium" w:hAnsi="Gentium" w:cs="Gentium"/>
         </w:rPr>
-        <w:t xml:space="preserve">And there are wheels of fire and men and women hung thereon by the strength of the whirling thereof. And they </w:t>
+        <w:t xml:space="preserve">Thereafter shall the angels bring </w:t>
+      </w:r>
+      <w:r>
+        <w:rPr>
+          <w:rFonts w:ascii="Gentium" w:hAnsi="Gentium" w:cs="Gentium"/>
+        </w:rPr>
+        <w:t>my</w:t>
+      </w:r>
+      <w:r>
+        <w:rPr>
+          <w:rFonts w:ascii="Gentium" w:hAnsi="Gentium" w:cs="Gentium"/>
+        </w:rPr>
+        <w:t xml:space="preserve"> elect and righteous </w:t>
       </w:r>
       <w:r>
         <w:rPr>
@@ -6685,43 +6848,33 @@
         <w:rPr>
           <w:rFonts w:ascii="Gentium" w:hAnsi="Gentium" w:cs="Gentium"/>
         </w:rPr>
-        <w:t xml:space="preserve"> are in the pit shall burn</w:t>
-      </w:r>
-      <w:r>
-        <w:rPr>
-          <w:rFonts w:ascii="Gentium" w:hAnsi="Gentium" w:cs="Gentium"/>
-        </w:rPr>
-        <w:t>;</w:t>
-      </w:r>
-      <w:r>
-        <w:rPr>
-          <w:rFonts w:ascii="Gentium" w:hAnsi="Gentium" w:cs="Gentium"/>
-        </w:rPr>
-        <w:t xml:space="preserve"> now</w:t>
-      </w:r>
-      <w:r>
-        <w:rPr>
-          <w:rFonts w:ascii="Gentium" w:hAnsi="Gentium" w:cs="Gentium"/>
-        </w:rPr>
-        <w:t>,</w:t>
-      </w:r>
-      <w:r>
-        <w:rPr>
-          <w:rFonts w:ascii="Gentium" w:hAnsi="Gentium" w:cs="Gentium"/>
-        </w:rPr>
-        <w:t xml:space="preserve"> these are the sorcerers and sorceresses. Those wheels shall be in a</w:t>
-      </w:r>
-      <w:r>
-        <w:rPr>
-          <w:rFonts w:ascii="Gentium" w:hAnsi="Gentium" w:cs="Gentium"/>
-        </w:rPr>
-        <w:t>l</w:t>
-      </w:r>
-      <w:r>
-        <w:rPr>
-          <w:rFonts w:ascii="Gentium" w:hAnsi="Gentium" w:cs="Gentium"/>
-        </w:rPr>
-        <w:t>l decision (judgement, punishment) by fire without number.</w:t>
+        <w:t xml:space="preserve"> are perfect in all uprightness, and bear them in their hands, and clothe them with the raiment of the life that is above. They shall see their desire on them that hated them, when he punishe</w:t>
+      </w:r>
+      <w:r>
+        <w:rPr>
+          <w:rFonts w:ascii="Gentium" w:hAnsi="Gentium" w:cs="Gentium"/>
+        </w:rPr>
+        <w:t>s</w:t>
+      </w:r>
+      <w:r>
+        <w:rPr>
+          <w:rFonts w:ascii="Gentium" w:hAnsi="Gentium" w:cs="Gentium"/>
+        </w:rPr>
+        <w:t xml:space="preserve"> them, and the torment of </w:t>
+      </w:r>
+      <w:proofErr w:type="gramStart"/>
+      <w:r>
+        <w:rPr>
+          <w:rFonts w:ascii="Gentium" w:hAnsi="Gentium" w:cs="Gentium"/>
+        </w:rPr>
+        <w:t>every one</w:t>
+      </w:r>
+      <w:proofErr w:type="gramEnd"/>
+      <w:r>
+        <w:rPr>
+          <w:rFonts w:ascii="Gentium" w:hAnsi="Gentium" w:cs="Gentium"/>
+        </w:rPr>
+        <w:t xml:space="preserve"> shall be for ever according to his works.</w:t>
       </w:r>
     </w:p>
     <w:p>
@@ -6737,31 +6890,199 @@
         <w:rPr>
           <w:rFonts w:ascii="Gentium" w:hAnsi="Gentium" w:cs="Gentium"/>
         </w:rPr>
-        <w:t xml:space="preserve">Thereafter shall the angels bring </w:t>
-      </w:r>
-      <w:r>
-        <w:rPr>
-          <w:rFonts w:ascii="Gentium" w:hAnsi="Gentium" w:cs="Gentium"/>
-        </w:rPr>
-        <w:t>my</w:t>
-      </w:r>
-      <w:r>
-        <w:rPr>
-          <w:rFonts w:ascii="Gentium" w:hAnsi="Gentium" w:cs="Gentium"/>
-        </w:rPr>
-        <w:t xml:space="preserve"> elect and righteous </w:t>
-      </w:r>
-      <w:r>
-        <w:rPr>
-          <w:rFonts w:ascii="Gentium" w:hAnsi="Gentium" w:cs="Gentium"/>
-        </w:rPr>
-        <w:t>who</w:t>
-      </w:r>
-      <w:r>
-        <w:rPr>
-          <w:rFonts w:ascii="Gentium" w:hAnsi="Gentium" w:cs="Gentium"/>
-        </w:rPr>
-        <w:t xml:space="preserve"> are perfect in all uprightness, and bear them in their hands, and clothe them with the raiment of the life that is above. They shall see their desire on them that hated them, when he punishe</w:t>
+        <w:t xml:space="preserve">And all </w:t>
+      </w:r>
+      <w:r>
+        <w:rPr>
+          <w:rFonts w:ascii="Gentium" w:hAnsi="Gentium" w:cs="Gentium"/>
+        </w:rPr>
+        <w:t>those who</w:t>
+      </w:r>
+      <w:r>
+        <w:rPr>
+          <w:rFonts w:ascii="Gentium" w:hAnsi="Gentium" w:cs="Gentium"/>
+        </w:rPr>
+        <w:t xml:space="preserve"> are in torment shall say with one voice</w:t>
+      </w:r>
+      <w:r>
+        <w:rPr>
+          <w:rFonts w:ascii="Gentium" w:hAnsi="Gentium" w:cs="Gentium"/>
+        </w:rPr>
+        <w:t>, “H</w:t>
+      </w:r>
+      <w:r>
+        <w:rPr>
+          <w:rFonts w:ascii="Gentium" w:hAnsi="Gentium" w:cs="Gentium"/>
+        </w:rPr>
+        <w:t>ave mercy on us</w:t>
+      </w:r>
+      <w:r>
+        <w:rPr>
+          <w:rFonts w:ascii="Gentium" w:hAnsi="Gentium" w:cs="Gentium"/>
+        </w:rPr>
+        <w:t>;</w:t>
+      </w:r>
+      <w:r>
+        <w:rPr>
+          <w:rFonts w:ascii="Gentium" w:hAnsi="Gentium" w:cs="Gentium"/>
+        </w:rPr>
+        <w:t xml:space="preserve"> for</w:t>
+      </w:r>
+      <w:r>
+        <w:rPr>
+          <w:rFonts w:ascii="Gentium" w:hAnsi="Gentium" w:cs="Gentium"/>
+        </w:rPr>
+        <w:t>,</w:t>
+      </w:r>
+      <w:r>
+        <w:rPr>
+          <w:rFonts w:ascii="Gentium" w:hAnsi="Gentium" w:cs="Gentium"/>
+        </w:rPr>
+        <w:t xml:space="preserve"> now </w:t>
+      </w:r>
+      <w:r>
+        <w:rPr>
+          <w:rFonts w:ascii="Gentium" w:hAnsi="Gentium" w:cs="Gentium"/>
+        </w:rPr>
+        <w:t xml:space="preserve">we </w:t>
+      </w:r>
+      <w:r>
+        <w:rPr>
+          <w:rFonts w:ascii="Gentium" w:hAnsi="Gentium" w:cs="Gentium"/>
+        </w:rPr>
+        <w:t xml:space="preserve">know the judgement of God, which he declared to us </w:t>
+      </w:r>
+      <w:r>
+        <w:rPr>
+          <w:rFonts w:ascii="Gentium" w:hAnsi="Gentium" w:cs="Gentium"/>
+        </w:rPr>
+        <w:t>before</w:t>
+      </w:r>
+      <w:r>
+        <w:rPr>
+          <w:rFonts w:ascii="Gentium" w:hAnsi="Gentium" w:cs="Gentium"/>
+        </w:rPr>
+        <w:t xml:space="preserve">, and we </w:t>
+      </w:r>
+      <w:r>
+        <w:rPr>
+          <w:rFonts w:ascii="Gentium" w:hAnsi="Gentium" w:cs="Gentium"/>
+        </w:rPr>
+        <w:t xml:space="preserve">did not </w:t>
+      </w:r>
+      <w:r>
+        <w:rPr>
+          <w:rFonts w:ascii="Gentium" w:hAnsi="Gentium" w:cs="Gentium"/>
+        </w:rPr>
+        <w:t>believe.</w:t>
+      </w:r>
+      <w:r>
+        <w:rPr>
+          <w:rFonts w:ascii="Gentium" w:hAnsi="Gentium" w:cs="Gentium"/>
+        </w:rPr>
+        <w:t>”</w:t>
+      </w:r>
+      <w:r>
+        <w:rPr>
+          <w:rFonts w:ascii="Gentium" w:hAnsi="Gentium" w:cs="Gentium"/>
+        </w:rPr>
+        <w:t xml:space="preserve"> And the angel </w:t>
+      </w:r>
+      <w:proofErr w:type="spellStart"/>
+      <w:r>
+        <w:rPr>
+          <w:rFonts w:ascii="Gentium" w:hAnsi="Gentium" w:cs="Gentium"/>
+        </w:rPr>
+        <w:t>Tatirokos</w:t>
+      </w:r>
+      <w:proofErr w:type="spellEnd"/>
+      <w:r>
+        <w:rPr>
+          <w:rFonts w:ascii="Gentium" w:hAnsi="Gentium" w:cs="Gentium"/>
+        </w:rPr>
+        <w:t xml:space="preserve"> </w:t>
+      </w:r>
+      <w:r>
+        <w:rPr>
+          <w:rFonts w:ascii="Gentium" w:hAnsi="Gentium" w:cs="Gentium"/>
+          <w:i/>
+          <w:iCs/>
+        </w:rPr>
+        <w:t>[</w:t>
+      </w:r>
+      <w:proofErr w:type="spellStart"/>
+      <w:r>
+        <w:rPr>
+          <w:rFonts w:ascii="Gentium" w:hAnsi="Gentium" w:cs="Gentium"/>
+          <w:i/>
+          <w:iCs/>
+        </w:rPr>
+        <w:t>Tartaruchus</w:t>
+      </w:r>
+      <w:proofErr w:type="spellEnd"/>
+      <w:r>
+        <w:rPr>
+          <w:rFonts w:ascii="Gentium" w:hAnsi="Gentium" w:cs="Gentium"/>
+          <w:i/>
+          <w:iCs/>
+        </w:rPr>
+        <w:t xml:space="preserve">, keeper of hell: a word corresponding in form to </w:t>
+      </w:r>
+      <w:proofErr w:type="spellStart"/>
+      <w:r>
+        <w:rPr>
+          <w:rFonts w:ascii="Gentium" w:hAnsi="Gentium" w:cs="Gentium"/>
+          <w:i/>
+          <w:iCs/>
+        </w:rPr>
+        <w:t>Temeluchus</w:t>
+      </w:r>
+      <w:proofErr w:type="spellEnd"/>
+      <w:r>
+        <w:rPr>
+          <w:rFonts w:ascii="Gentium" w:hAnsi="Gentium" w:cs="Gentium"/>
+          <w:i/>
+          <w:iCs/>
+        </w:rPr>
+        <w:t>]</w:t>
+      </w:r>
+      <w:r>
+        <w:rPr>
+          <w:rFonts w:ascii="Gentium" w:hAnsi="Gentium" w:cs="Gentium"/>
+          <w:i/>
+          <w:iCs/>
+        </w:rPr>
+        <w:t xml:space="preserve"> </w:t>
+      </w:r>
+      <w:r>
+        <w:rPr>
+          <w:rFonts w:ascii="Gentium" w:hAnsi="Gentium" w:cs="Gentium"/>
+        </w:rPr>
+        <w:t>shall come and chastise them with yet greater torment, and say to them</w:t>
+      </w:r>
+      <w:r>
+        <w:rPr>
+          <w:rFonts w:ascii="Gentium" w:hAnsi="Gentium" w:cs="Gentium"/>
+        </w:rPr>
+        <w:t>, “</w:t>
+      </w:r>
+      <w:r>
+        <w:rPr>
+          <w:rFonts w:ascii="Gentium" w:hAnsi="Gentium" w:cs="Gentium"/>
+        </w:rPr>
+        <w:t>Now do y</w:t>
+      </w:r>
+      <w:r>
+        <w:rPr>
+          <w:rFonts w:ascii="Gentium" w:hAnsi="Gentium" w:cs="Gentium"/>
+        </w:rPr>
+        <w:t>ou</w:t>
+      </w:r>
+      <w:r>
+        <w:rPr>
+          <w:rFonts w:ascii="Gentium" w:hAnsi="Gentium" w:cs="Gentium"/>
+        </w:rPr>
+        <w:t xml:space="preserve"> repent, when it is no longer the time for repentance, and nought of life remain</w:t>
       </w:r>
       <w:r>
         <w:rPr>
@@ -6773,7 +7094,73 @@
         <w:rPr>
           <w:rFonts w:ascii="Gentium" w:hAnsi="Gentium" w:cs="Gentium"/>
         </w:rPr>
-        <w:t xml:space="preserve"> them, and the torment of every one shall be for ever according to his works.</w:t>
+        <w:t>.</w:t>
+      </w:r>
+      <w:r>
+        <w:rPr>
+          <w:rFonts w:ascii="Gentium" w:hAnsi="Gentium" w:cs="Gentium"/>
+        </w:rPr>
+        <w:t>”</w:t>
+      </w:r>
+      <w:r>
+        <w:rPr>
+          <w:rFonts w:ascii="Gentium" w:hAnsi="Gentium" w:cs="Gentium"/>
+        </w:rPr>
+        <w:t xml:space="preserve"> And they shall say</w:t>
+      </w:r>
+      <w:r>
+        <w:rPr>
+          <w:rFonts w:ascii="Gentium" w:hAnsi="Gentium" w:cs="Gentium"/>
+        </w:rPr>
+        <w:t>, “</w:t>
+      </w:r>
+      <w:r>
+        <w:rPr>
+          <w:rFonts w:ascii="Gentium" w:hAnsi="Gentium" w:cs="Gentium"/>
+        </w:rPr>
+        <w:t>Righteous is the judgement of God</w:t>
+      </w:r>
+      <w:r>
+        <w:rPr>
+          <w:rFonts w:ascii="Gentium" w:hAnsi="Gentium" w:cs="Gentium"/>
+        </w:rPr>
+        <w:t>;</w:t>
+      </w:r>
+      <w:r>
+        <w:rPr>
+          <w:rFonts w:ascii="Gentium" w:hAnsi="Gentium" w:cs="Gentium"/>
+        </w:rPr>
+        <w:t xml:space="preserve"> for</w:t>
+      </w:r>
+      <w:r>
+        <w:rPr>
+          <w:rFonts w:ascii="Gentium" w:hAnsi="Gentium" w:cs="Gentium"/>
+        </w:rPr>
+        <w:t>,</w:t>
+      </w:r>
+      <w:r>
+        <w:rPr>
+          <w:rFonts w:ascii="Gentium" w:hAnsi="Gentium" w:cs="Gentium"/>
+        </w:rPr>
+        <w:t xml:space="preserve"> we have heard and perceived that his judgement is good; for</w:t>
+      </w:r>
+      <w:r>
+        <w:rPr>
+          <w:rFonts w:ascii="Gentium" w:hAnsi="Gentium" w:cs="Gentium"/>
+        </w:rPr>
+        <w:t>,</w:t>
+      </w:r>
+      <w:r>
+        <w:rPr>
+          <w:rFonts w:ascii="Gentium" w:hAnsi="Gentium" w:cs="Gentium"/>
+        </w:rPr>
+        <w:t xml:space="preserve"> we are recompensed according to our deeds.</w:t>
+      </w:r>
+      <w:r>
+        <w:rPr>
+          <w:rFonts w:ascii="Gentium" w:hAnsi="Gentium" w:cs="Gentium"/>
+        </w:rPr>
+        <w:t>”</w:t>
       </w:r>
     </w:p>
     <w:p>
@@ -6789,103 +7176,19 @@
         <w:rPr>
           <w:rFonts w:ascii="Gentium" w:hAnsi="Gentium" w:cs="Gentium"/>
         </w:rPr>
-        <w:t xml:space="preserve">And all </w:t>
-      </w:r>
-      <w:r>
-        <w:rPr>
-          <w:rFonts w:ascii="Gentium" w:hAnsi="Gentium" w:cs="Gentium"/>
-        </w:rPr>
-        <w:t>those who</w:t>
-      </w:r>
-      <w:r>
-        <w:rPr>
-          <w:rFonts w:ascii="Gentium" w:hAnsi="Gentium" w:cs="Gentium"/>
-        </w:rPr>
-        <w:t xml:space="preserve"> are in torment shall say with one voice</w:t>
-      </w:r>
-      <w:r>
-        <w:rPr>
-          <w:rFonts w:ascii="Gentium" w:hAnsi="Gentium" w:cs="Gentium"/>
-        </w:rPr>
-        <w:t>, “H</w:t>
-      </w:r>
-      <w:r>
-        <w:rPr>
-          <w:rFonts w:ascii="Gentium" w:hAnsi="Gentium" w:cs="Gentium"/>
-        </w:rPr>
-        <w:t>ave mercy on us</w:t>
-      </w:r>
-      <w:r>
-        <w:rPr>
-          <w:rFonts w:ascii="Gentium" w:hAnsi="Gentium" w:cs="Gentium"/>
-        </w:rPr>
-        <w:t>;</w:t>
-      </w:r>
-      <w:r>
-        <w:rPr>
-          <w:rFonts w:ascii="Gentium" w:hAnsi="Gentium" w:cs="Gentium"/>
-        </w:rPr>
-        <w:t xml:space="preserve"> for</w:t>
-      </w:r>
-      <w:r>
-        <w:rPr>
-          <w:rFonts w:ascii="Gentium" w:hAnsi="Gentium" w:cs="Gentium"/>
-        </w:rPr>
-        <w:t>,</w:t>
-      </w:r>
-      <w:r>
-        <w:rPr>
-          <w:rFonts w:ascii="Gentium" w:hAnsi="Gentium" w:cs="Gentium"/>
-        </w:rPr>
-        <w:t xml:space="preserve"> now </w:t>
-      </w:r>
-      <w:r>
-        <w:rPr>
-          <w:rFonts w:ascii="Gentium" w:hAnsi="Gentium" w:cs="Gentium"/>
-        </w:rPr>
-        <w:t xml:space="preserve">we </w:t>
-      </w:r>
-      <w:r>
-        <w:rPr>
-          <w:rFonts w:ascii="Gentium" w:hAnsi="Gentium" w:cs="Gentium"/>
-        </w:rPr>
-        <w:t xml:space="preserve">know the judgement of God, which he declared to us </w:t>
-      </w:r>
-      <w:r>
-        <w:rPr>
-          <w:rFonts w:ascii="Gentium" w:hAnsi="Gentium" w:cs="Gentium"/>
-        </w:rPr>
-        <w:t>before</w:t>
-      </w:r>
-      <w:r>
-        <w:rPr>
-          <w:rFonts w:ascii="Gentium" w:hAnsi="Gentium" w:cs="Gentium"/>
-        </w:rPr>
-        <w:t xml:space="preserve">, and we </w:t>
-      </w:r>
-      <w:r>
-        <w:rPr>
-          <w:rFonts w:ascii="Gentium" w:hAnsi="Gentium" w:cs="Gentium"/>
-        </w:rPr>
-        <w:t xml:space="preserve">did not </w:t>
-      </w:r>
-      <w:r>
-        <w:rPr>
-          <w:rFonts w:ascii="Gentium" w:hAnsi="Gentium" w:cs="Gentium"/>
-        </w:rPr>
-        <w:t>believe.</w:t>
-      </w:r>
-      <w:r>
-        <w:rPr>
-          <w:rFonts w:ascii="Gentium" w:hAnsi="Gentium" w:cs="Gentium"/>
-        </w:rPr>
-        <w:t>”</w:t>
-      </w:r>
-      <w:r>
-        <w:rPr>
-          <w:rFonts w:ascii="Gentium" w:hAnsi="Gentium" w:cs="Gentium"/>
-        </w:rPr>
-        <w:t xml:space="preserve"> And the angel Tatirokos </w:t>
+        <w:t>Then will I give to m</w:t>
+      </w:r>
+      <w:r>
+        <w:rPr>
+          <w:rFonts w:ascii="Gentium" w:hAnsi="Gentium" w:cs="Gentium"/>
+        </w:rPr>
+        <w:t>y</w:t>
+      </w:r>
+      <w:r>
+        <w:rPr>
+          <w:rFonts w:ascii="Gentium" w:hAnsi="Gentium" w:cs="Gentium"/>
+        </w:rPr>
+        <w:t xml:space="preserve"> elect and righteous the washing </w:t>
       </w:r>
       <w:r>
         <w:rPr>
@@ -6901,7 +7204,7 @@
           <w:i/>
           <w:iCs/>
         </w:rPr>
-        <w:t>Tartaruchus, keeper of hell: a word corresponding in form to Temeluchus</w:t>
+        <w:t>baptism</w:t>
       </w:r>
       <w:r>
         <w:rPr>
@@ -6914,119 +7217,229 @@
       <w:r>
         <w:rPr>
           <w:rFonts w:ascii="Gentium" w:hAnsi="Gentium" w:cs="Gentium"/>
-          <w:i/>
-          <w:iCs/>
+        </w:rPr>
+        <w:t xml:space="preserve"> and the salvation for which they have besought me, </w:t>
+      </w:r>
+      <w:bookmarkStart w:id="0" w:name="_Hlk215916268"/>
+      <w:r>
+        <w:rPr>
+          <w:rFonts w:ascii="Gentium" w:hAnsi="Gentium" w:cs="Gentium"/>
+        </w:rPr>
+        <w:t xml:space="preserve">in the field of </w:t>
+      </w:r>
+      <w:proofErr w:type="spellStart"/>
+      <w:r>
+        <w:rPr>
+          <w:rFonts w:ascii="Gentium" w:hAnsi="Gentium" w:cs="Gentium"/>
+        </w:rPr>
+        <w:t>Akrosja</w:t>
+      </w:r>
+      <w:proofErr w:type="spellEnd"/>
+      <w:r>
+        <w:rPr>
+          <w:rFonts w:ascii="Gentium" w:hAnsi="Gentium" w:cs="Gentium"/>
         </w:rPr>
         <w:t xml:space="preserve"> </w:t>
       </w:r>
       <w:r>
         <w:rPr>
           <w:rFonts w:ascii="Gentium" w:hAnsi="Gentium" w:cs="Gentium"/>
-        </w:rPr>
-        <w:t>shall come and chastise them with yet greater torment, and say to them</w:t>
-      </w:r>
-      <w:r>
-        <w:rPr>
-          <w:rFonts w:ascii="Gentium" w:hAnsi="Gentium" w:cs="Gentium"/>
-        </w:rPr>
-        <w:t>, “</w:t>
-      </w:r>
-      <w:r>
-        <w:rPr>
-          <w:rFonts w:ascii="Gentium" w:hAnsi="Gentium" w:cs="Gentium"/>
-        </w:rPr>
-        <w:t>Now do y</w:t>
-      </w:r>
-      <w:r>
-        <w:rPr>
-          <w:rFonts w:ascii="Gentium" w:hAnsi="Gentium" w:cs="Gentium"/>
-        </w:rPr>
-        <w:t>ou</w:t>
-      </w:r>
-      <w:r>
-        <w:rPr>
-          <w:rFonts w:ascii="Gentium" w:hAnsi="Gentium" w:cs="Gentium"/>
-        </w:rPr>
-        <w:t xml:space="preserve"> repent, when it is no longer the time for repentance, and nought of life remain</w:t>
-      </w:r>
-      <w:r>
-        <w:rPr>
-          <w:rFonts w:ascii="Gentium" w:hAnsi="Gentium" w:cs="Gentium"/>
-        </w:rPr>
-        <w:t>s</w:t>
-      </w:r>
-      <w:r>
-        <w:rPr>
-          <w:rFonts w:ascii="Gentium" w:hAnsi="Gentium" w:cs="Gentium"/>
-        </w:rPr>
-        <w:t>.</w:t>
-      </w:r>
-      <w:r>
-        <w:rPr>
-          <w:rFonts w:ascii="Gentium" w:hAnsi="Gentium" w:cs="Gentium"/>
-        </w:rPr>
-        <w:t>”</w:t>
-      </w:r>
-      <w:r>
-        <w:rPr>
-          <w:rFonts w:ascii="Gentium" w:hAnsi="Gentium" w:cs="Gentium"/>
-        </w:rPr>
-        <w:t xml:space="preserve"> And they shall say</w:t>
-      </w:r>
-      <w:r>
-        <w:rPr>
-          <w:rFonts w:ascii="Gentium" w:hAnsi="Gentium" w:cs="Gentium"/>
-        </w:rPr>
-        <w:t>, “</w:t>
-      </w:r>
-      <w:r>
-        <w:rPr>
-          <w:rFonts w:ascii="Gentium" w:hAnsi="Gentium" w:cs="Gentium"/>
-        </w:rPr>
-        <w:t>Righteous is the judgement of God</w:t>
-      </w:r>
-      <w:r>
-        <w:rPr>
-          <w:rFonts w:ascii="Gentium" w:hAnsi="Gentium" w:cs="Gentium"/>
-        </w:rPr>
-        <w:t>;</w:t>
-      </w:r>
-      <w:r>
-        <w:rPr>
-          <w:rFonts w:ascii="Gentium" w:hAnsi="Gentium" w:cs="Gentium"/>
-        </w:rPr>
-        <w:t xml:space="preserve"> for</w:t>
-      </w:r>
-      <w:r>
-        <w:rPr>
-          <w:rFonts w:ascii="Gentium" w:hAnsi="Gentium" w:cs="Gentium"/>
-        </w:rPr>
-        <w:t>,</w:t>
-      </w:r>
-      <w:r>
-        <w:rPr>
-          <w:rFonts w:ascii="Gentium" w:hAnsi="Gentium" w:cs="Gentium"/>
-        </w:rPr>
-        <w:t xml:space="preserve"> we have heard and perceived that his judgement is good; for</w:t>
-      </w:r>
-      <w:r>
-        <w:rPr>
-          <w:rFonts w:ascii="Gentium" w:hAnsi="Gentium" w:cs="Gentium"/>
-        </w:rPr>
-        <w:t>,</w:t>
-      </w:r>
-      <w:r>
-        <w:rPr>
-          <w:rFonts w:ascii="Gentium" w:hAnsi="Gentium" w:cs="Gentium"/>
-        </w:rPr>
-        <w:t xml:space="preserve"> we are recompensed according to our deeds.</w:t>
-      </w:r>
-      <w:r>
-        <w:rPr>
-          <w:rFonts w:ascii="Gentium" w:hAnsi="Gentium" w:cs="Gentium"/>
-        </w:rPr>
-        <w:t>”</w:t>
-      </w:r>
+          <w:i/>
+          <w:iCs/>
+        </w:rPr>
+        <w:t>[</w:t>
+      </w:r>
+      <w:proofErr w:type="spellStart"/>
+      <w:r>
+        <w:rPr>
+          <w:rFonts w:ascii="Gentium" w:hAnsi="Gentium" w:cs="Gentium"/>
+          <w:i/>
+          <w:iCs/>
+        </w:rPr>
+        <w:t>Acherousia</w:t>
+      </w:r>
+      <w:proofErr w:type="spellEnd"/>
+      <w:r>
+        <w:rPr>
+          <w:rFonts w:ascii="Gentium" w:hAnsi="Gentium" w:cs="Gentium"/>
+          <w:i/>
+          <w:iCs/>
+        </w:rPr>
+        <w:t>, a lake in other writings, e.g. Apocalypse of Moses</w:t>
+      </w:r>
+      <w:r>
+        <w:rPr>
+          <w:rFonts w:ascii="Gentium" w:hAnsi="Gentium" w:cs="Gentium"/>
+          <w:i/>
+          <w:iCs/>
+        </w:rPr>
+        <w:t xml:space="preserve">, </w:t>
+      </w:r>
+      <w:r>
+        <w:rPr>
+          <w:rFonts w:ascii="Gentium" w:hAnsi="Gentium" w:cs="Gentium"/>
+          <w:i/>
+          <w:iCs/>
+        </w:rPr>
+        <w:t>where the soul of Adam is washed in it</w:t>
+      </w:r>
+      <w:r>
+        <w:rPr>
+          <w:rFonts w:ascii="Gentium" w:hAnsi="Gentium" w:cs="Gentium"/>
+          <w:i/>
+          <w:iCs/>
+        </w:rPr>
+        <w:t>]</w:t>
+      </w:r>
+      <w:r>
+        <w:rPr>
+          <w:rFonts w:ascii="Gentium" w:hAnsi="Gentium" w:cs="Gentium"/>
+        </w:rPr>
+        <w:t xml:space="preserve">, </w:t>
+      </w:r>
+      <w:r>
+        <w:rPr>
+          <w:rFonts w:ascii="Gentium" w:hAnsi="Gentium" w:cs="Gentium"/>
+        </w:rPr>
+        <w:t xml:space="preserve">which is called </w:t>
+      </w:r>
+      <w:proofErr w:type="spellStart"/>
+      <w:r>
+        <w:rPr>
+          <w:rFonts w:ascii="Gentium" w:hAnsi="Gentium" w:cs="Gentium"/>
+        </w:rPr>
+        <w:t>Aneslasleja</w:t>
+      </w:r>
+      <w:proofErr w:type="spellEnd"/>
+      <w:r>
+        <w:rPr>
+          <w:rFonts w:ascii="Gentium" w:hAnsi="Gentium" w:cs="Gentium"/>
+        </w:rPr>
+        <w:t xml:space="preserve"> </w:t>
+      </w:r>
+      <w:r>
+        <w:rPr>
+          <w:rFonts w:ascii="Gentium" w:hAnsi="Gentium" w:cs="Gentium"/>
+          <w:i/>
+          <w:iCs/>
+        </w:rPr>
+        <w:t>[</w:t>
+      </w:r>
+      <w:r>
+        <w:rPr>
+          <w:rFonts w:ascii="Gentium" w:hAnsi="Gentium" w:cs="Gentium"/>
+          <w:i/>
+          <w:iCs/>
+        </w:rPr>
+        <w:t>Elysium</w:t>
+      </w:r>
+      <w:r>
+        <w:rPr>
+          <w:rFonts w:ascii="Gentium" w:hAnsi="Gentium" w:cs="Gentium"/>
+          <w:i/>
+          <w:iCs/>
+        </w:rPr>
+        <w:t>]</w:t>
+      </w:r>
+      <w:r>
+        <w:rPr>
+          <w:rFonts w:ascii="Gentium" w:hAnsi="Gentium" w:cs="Gentium"/>
+        </w:rPr>
+        <w:t>. They shall adorn with flowers the portion of the righteous, and I shall go</w:t>
+      </w:r>
+      <w:r>
+        <w:rPr>
+          <w:rFonts w:ascii="Gentium" w:hAnsi="Gentium" w:cs="Gentium"/>
+        </w:rPr>
+        <w:t xml:space="preserve"> … </w:t>
+      </w:r>
+      <w:r>
+        <w:rPr>
+          <w:rFonts w:ascii="Gentium" w:hAnsi="Gentium" w:cs="Gentium"/>
+        </w:rPr>
+        <w:t>I shall rejoice with them.</w:t>
+      </w:r>
+      <w:r>
+        <w:rPr>
+          <w:rFonts w:ascii="Gentium" w:hAnsi="Gentium" w:cs="Gentium"/>
+        </w:rPr>
+        <w:t xml:space="preserve"> </w:t>
+      </w:r>
+      <w:r>
+        <w:rPr>
+          <w:rFonts w:ascii="Gentium" w:hAnsi="Gentium" w:cs="Gentium"/>
+        </w:rPr>
+        <w:t xml:space="preserve">I will cause the peoples to enter </w:t>
+      </w:r>
+      <w:proofErr w:type="gramStart"/>
+      <w:r>
+        <w:rPr>
+          <w:rFonts w:ascii="Gentium" w:hAnsi="Gentium" w:cs="Gentium"/>
+        </w:rPr>
+        <w:t>in to</w:t>
+      </w:r>
+      <w:proofErr w:type="gramEnd"/>
+      <w:r>
+        <w:rPr>
+          <w:rFonts w:ascii="Gentium" w:hAnsi="Gentium" w:cs="Gentium"/>
+        </w:rPr>
+        <w:t xml:space="preserve"> </w:t>
+      </w:r>
+      <w:r>
+        <w:rPr>
+          <w:rFonts w:ascii="Gentium" w:hAnsi="Gentium" w:cs="Gentium"/>
+        </w:rPr>
+        <w:t>my</w:t>
+      </w:r>
+      <w:r>
+        <w:rPr>
+          <w:rFonts w:ascii="Gentium" w:hAnsi="Gentium" w:cs="Gentium"/>
+        </w:rPr>
+        <w:t xml:space="preserve"> everlasting kingdom and show them that eternal thing </w:t>
+      </w:r>
+      <w:r>
+        <w:rPr>
+          <w:rFonts w:ascii="Gentium" w:hAnsi="Gentium" w:cs="Gentium"/>
+          <w:i/>
+          <w:iCs/>
+        </w:rPr>
+        <w:t>[</w:t>
+      </w:r>
+      <w:r>
+        <w:rPr>
+          <w:rFonts w:ascii="Gentium" w:hAnsi="Gentium" w:cs="Gentium"/>
+          <w:i/>
+          <w:iCs/>
+        </w:rPr>
+        <w:t>life?</w:t>
+      </w:r>
+      <w:r>
+        <w:rPr>
+          <w:rFonts w:ascii="Gentium" w:hAnsi="Gentium" w:cs="Gentium"/>
+          <w:i/>
+          <w:iCs/>
+        </w:rPr>
+        <w:t>]</w:t>
+      </w:r>
+      <w:r>
+        <w:rPr>
+          <w:rFonts w:ascii="Gentium" w:hAnsi="Gentium" w:cs="Gentium"/>
+        </w:rPr>
+        <w:t xml:space="preserve"> whereon I have made them to set their hope, even I and my Father </w:t>
+      </w:r>
+      <w:r>
+        <w:rPr>
+          <w:rFonts w:ascii="Gentium" w:hAnsi="Gentium" w:cs="Gentium"/>
+        </w:rPr>
+        <w:t>who</w:t>
+      </w:r>
+      <w:r>
+        <w:rPr>
+          <w:rFonts w:ascii="Gentium" w:hAnsi="Gentium" w:cs="Gentium"/>
+        </w:rPr>
+        <w:t xml:space="preserve"> is in heaven.</w:t>
+      </w:r>
+      <w:bookmarkEnd w:id="0"/>
     </w:p>
     <w:p>
       <w:pPr>
@@ -7041,35 +7454,281 @@
         <w:rPr>
           <w:rFonts w:ascii="Gentium" w:hAnsi="Gentium" w:cs="Gentium"/>
         </w:rPr>
-        <w:t>Then will I give to m</w:t>
-      </w:r>
-      <w:r>
-        <w:rPr>
-          <w:rFonts w:ascii="Gentium" w:hAnsi="Gentium" w:cs="Gentium"/>
+        <w:t xml:space="preserve">I have spoken this to </w:t>
+      </w:r>
+      <w:r>
+        <w:rPr>
+          <w:rFonts w:ascii="Gentium" w:hAnsi="Gentium" w:cs="Gentium"/>
+        </w:rPr>
+        <w:t>you</w:t>
+      </w:r>
+      <w:r>
+        <w:rPr>
+          <w:rFonts w:ascii="Gentium" w:hAnsi="Gentium" w:cs="Gentium"/>
+        </w:rPr>
+        <w:t xml:space="preserve">, Peter, and declared it to </w:t>
+      </w:r>
+      <w:r>
+        <w:rPr>
+          <w:rFonts w:ascii="Gentium" w:hAnsi="Gentium" w:cs="Gentium"/>
+        </w:rPr>
+        <w:t>you</w:t>
+      </w:r>
+      <w:r>
+        <w:rPr>
+          <w:rFonts w:ascii="Gentium" w:hAnsi="Gentium" w:cs="Gentium"/>
+        </w:rPr>
+        <w:t>. Go forth</w:t>
+      </w:r>
+      <w:r>
+        <w:rPr>
+          <w:rFonts w:ascii="Gentium" w:hAnsi="Gentium" w:cs="Gentium"/>
+        </w:rPr>
+        <w:t>,</w:t>
+      </w:r>
+      <w:r>
+        <w:rPr>
+          <w:rFonts w:ascii="Gentium" w:hAnsi="Gentium" w:cs="Gentium"/>
+        </w:rPr>
+        <w:t xml:space="preserve"> therefore</w:t>
+      </w:r>
+      <w:r>
+        <w:rPr>
+          <w:rFonts w:ascii="Gentium" w:hAnsi="Gentium" w:cs="Gentium"/>
+        </w:rPr>
+        <w:t>,</w:t>
+      </w:r>
+      <w:r>
+        <w:rPr>
+          <w:rFonts w:ascii="Gentium" w:hAnsi="Gentium" w:cs="Gentium"/>
+        </w:rPr>
+        <w:t xml:space="preserve"> and go unto the land (or city) of the west. </w:t>
+      </w:r>
+      <w:r>
+        <w:rPr>
+          <w:rFonts w:ascii="Gentium" w:hAnsi="Gentium" w:cs="Gentium"/>
+          <w:i/>
+          <w:iCs/>
+        </w:rPr>
+        <w:t>[Some omit</w:t>
+      </w:r>
+      <w:r>
+        <w:rPr>
+          <w:rFonts w:ascii="Gentium" w:hAnsi="Gentium" w:cs="Gentium"/>
+          <w:i/>
+          <w:iCs/>
+        </w:rPr>
+        <w:t xml:space="preserve"> the next sentences as unintelligibl</w:t>
+      </w:r>
+      <w:r>
+        <w:rPr>
+          <w:rFonts w:ascii="Gentium" w:hAnsi="Gentium" w:cs="Gentium"/>
+          <w:i/>
+          <w:iCs/>
+        </w:rPr>
+        <w:t xml:space="preserve">e, others </w:t>
+      </w:r>
+      <w:proofErr w:type="gramStart"/>
+      <w:r>
+        <w:rPr>
+          <w:rFonts w:ascii="Gentium" w:hAnsi="Gentium" w:cs="Gentium"/>
+          <w:i/>
+          <w:iCs/>
+        </w:rPr>
+        <w:t>render</w:t>
+      </w:r>
+      <w:r>
+        <w:rPr>
+          <w:rFonts w:ascii="Gentium" w:hAnsi="Gentium" w:cs="Gentium"/>
+          <w:i/>
+          <w:iCs/>
+        </w:rPr>
+        <w:t>:</w:t>
+      </w:r>
+      <w:proofErr w:type="gramEnd"/>
+      <w:r>
+        <w:rPr>
+          <w:rFonts w:ascii="Gentium" w:hAnsi="Gentium" w:cs="Gentium"/>
+          <w:i/>
+          <w:iCs/>
+        </w:rPr>
+        <w:t xml:space="preserve"> and enter into the vineyard </w:t>
+      </w:r>
+      <w:r>
+        <w:rPr>
+          <w:rFonts w:ascii="Gentium" w:hAnsi="Gentium" w:cs="Gentium"/>
+          <w:i/>
+          <w:iCs/>
+        </w:rPr>
+        <w:t>that</w:t>
+      </w:r>
+      <w:r>
+        <w:rPr>
+          <w:rFonts w:ascii="Gentium" w:hAnsi="Gentium" w:cs="Gentium"/>
+          <w:i/>
+          <w:iCs/>
+        </w:rPr>
+        <w:t xml:space="preserve"> I shall tell </w:t>
+      </w:r>
+      <w:r>
+        <w:rPr>
+          <w:rFonts w:ascii="Gentium" w:hAnsi="Gentium" w:cs="Gentium"/>
+          <w:i/>
+          <w:iCs/>
+        </w:rPr>
+        <w:t>you</w:t>
+      </w:r>
+      <w:r>
+        <w:rPr>
+          <w:rFonts w:ascii="Gentium" w:hAnsi="Gentium" w:cs="Gentium"/>
+          <w:i/>
+          <w:iCs/>
+        </w:rPr>
+        <w:t xml:space="preserve"> of, in order that by the sickness (sufferings) of the Son who is without sin the deeds of corruption may be sanctified. As for </w:t>
+      </w:r>
+      <w:r>
+        <w:rPr>
+          <w:rFonts w:ascii="Gentium" w:hAnsi="Gentium" w:cs="Gentium"/>
+          <w:i/>
+          <w:iCs/>
+        </w:rPr>
+        <w:t>you</w:t>
+      </w:r>
+      <w:r>
+        <w:rPr>
+          <w:rFonts w:ascii="Gentium" w:hAnsi="Gentium" w:cs="Gentium"/>
+          <w:i/>
+          <w:iCs/>
+        </w:rPr>
+        <w:t xml:space="preserve">, </w:t>
+      </w:r>
+      <w:r>
+        <w:rPr>
+          <w:rFonts w:ascii="Gentium" w:hAnsi="Gentium" w:cs="Gentium"/>
+          <w:i/>
+          <w:iCs/>
         </w:rPr>
         <w:t>y</w:t>
       </w:r>
       <w:r>
         <w:rPr>
           <w:rFonts w:ascii="Gentium" w:hAnsi="Gentium" w:cs="Gentium"/>
-        </w:rPr>
-        <w:t xml:space="preserve"> elect and righteous the washing </w:t>
-      </w:r>
-      <w:r>
-        <w:rPr>
-          <w:rFonts w:ascii="Gentium" w:hAnsi="Gentium" w:cs="Gentium"/>
-          <w:i/>
-          <w:iCs/>
-        </w:rPr>
-        <w:t>[</w:t>
-      </w:r>
-      <w:r>
-        <w:rPr>
-          <w:rFonts w:ascii="Gentium" w:hAnsi="Gentium" w:cs="Gentium"/>
-          <w:i/>
-          <w:iCs/>
-        </w:rPr>
-        <w:t>baptism</w:t>
+          <w:i/>
+          <w:iCs/>
+        </w:rPr>
+        <w:t>ou ar</w:t>
+      </w:r>
+      <w:r>
+        <w:rPr>
+          <w:rFonts w:ascii="Gentium" w:hAnsi="Gentium" w:cs="Gentium"/>
+          <w:i/>
+          <w:iCs/>
+        </w:rPr>
+        <w:t>e</w:t>
+      </w:r>
+      <w:r>
+        <w:rPr>
+          <w:rFonts w:ascii="Gentium" w:hAnsi="Gentium" w:cs="Gentium"/>
+          <w:i/>
+          <w:iCs/>
+        </w:rPr>
+        <w:t xml:space="preserve"> chosen according to the promise </w:t>
+      </w:r>
+      <w:r>
+        <w:rPr>
+          <w:rFonts w:ascii="Gentium" w:hAnsi="Gentium" w:cs="Gentium"/>
+          <w:i/>
+          <w:iCs/>
+        </w:rPr>
+        <w:t>that</w:t>
+      </w:r>
+      <w:r>
+        <w:rPr>
+          <w:rFonts w:ascii="Gentium" w:hAnsi="Gentium" w:cs="Gentium"/>
+          <w:i/>
+          <w:iCs/>
+        </w:rPr>
+        <w:t xml:space="preserve"> I have given </w:t>
+      </w:r>
+      <w:r>
+        <w:rPr>
+          <w:rFonts w:ascii="Gentium" w:hAnsi="Gentium" w:cs="Gentium"/>
+          <w:i/>
+          <w:iCs/>
+        </w:rPr>
+        <w:t>you</w:t>
+      </w:r>
+      <w:r>
+        <w:rPr>
+          <w:rFonts w:ascii="Gentium" w:hAnsi="Gentium" w:cs="Gentium"/>
+          <w:i/>
+          <w:iCs/>
+        </w:rPr>
+        <w:t>. Spread</w:t>
+      </w:r>
+      <w:r>
+        <w:rPr>
+          <w:rFonts w:ascii="Gentium" w:hAnsi="Gentium" w:cs="Gentium"/>
+          <w:i/>
+          <w:iCs/>
+        </w:rPr>
+        <w:t xml:space="preserve">, </w:t>
+      </w:r>
+      <w:r>
+        <w:rPr>
+          <w:rFonts w:ascii="Gentium" w:hAnsi="Gentium" w:cs="Gentium"/>
+          <w:i/>
+          <w:iCs/>
+        </w:rPr>
+        <w:t>therefore</w:t>
+      </w:r>
+      <w:r>
+        <w:rPr>
+          <w:rFonts w:ascii="Gentium" w:hAnsi="Gentium" w:cs="Gentium"/>
+          <w:i/>
+          <w:iCs/>
+        </w:rPr>
+        <w:t>,</w:t>
+      </w:r>
+      <w:r>
+        <w:rPr>
+          <w:rFonts w:ascii="Gentium" w:hAnsi="Gentium" w:cs="Gentium"/>
+          <w:i/>
+          <w:iCs/>
+        </w:rPr>
+        <w:t xml:space="preserve"> my gospel throughout all the world in peace. </w:t>
+      </w:r>
+      <w:r>
+        <w:rPr>
+          <w:rFonts w:ascii="Gentium" w:hAnsi="Gentium" w:cs="Gentium"/>
+          <w:i/>
+          <w:iCs/>
+        </w:rPr>
+        <w:t>Truly,</w:t>
+      </w:r>
+      <w:r>
+        <w:rPr>
+          <w:rFonts w:ascii="Gentium" w:hAnsi="Gentium" w:cs="Gentium"/>
+          <w:i/>
+          <w:iCs/>
+        </w:rPr>
+        <w:t xml:space="preserve"> men shall rejoice</w:t>
+      </w:r>
+      <w:r>
+        <w:rPr>
+          <w:rFonts w:ascii="Gentium" w:hAnsi="Gentium" w:cs="Gentium"/>
+          <w:i/>
+          <w:iCs/>
+        </w:rPr>
+        <w:t>;</w:t>
+      </w:r>
+      <w:r>
+        <w:rPr>
+          <w:rFonts w:ascii="Gentium" w:hAnsi="Gentium" w:cs="Gentium"/>
+          <w:i/>
+          <w:iCs/>
+        </w:rPr>
+        <w:t xml:space="preserve"> my words shall be the source of hope and of life, and suddenly shall the world be ravished.</w:t>
       </w:r>
       <w:r>
         <w:rPr>
@@ -7078,172 +7737,6 @@
           <w:iCs/>
         </w:rPr>
         <w:t>]</w:t>
-      </w:r>
-      <w:r>
-        <w:rPr>
-          <w:rFonts w:ascii="Gentium" w:hAnsi="Gentium" w:cs="Gentium"/>
-        </w:rPr>
-        <w:t xml:space="preserve"> and the salvation for which they have besought me, in the field of Akrosja </w:t>
-      </w:r>
-      <w:r>
-        <w:rPr>
-          <w:rFonts w:ascii="Gentium" w:hAnsi="Gentium" w:cs="Gentium"/>
-          <w:i/>
-          <w:iCs/>
-        </w:rPr>
-        <w:t>[</w:t>
-      </w:r>
-      <w:r>
-        <w:rPr>
-          <w:rFonts w:ascii="Gentium" w:hAnsi="Gentium" w:cs="Gentium"/>
-          <w:i/>
-          <w:iCs/>
-        </w:rPr>
-        <w:t>Acherousia, a lake in other writings, e.g. Apocalypse of Moses</w:t>
-      </w:r>
-      <w:r>
-        <w:rPr>
-          <w:rFonts w:ascii="Gentium" w:hAnsi="Gentium" w:cs="Gentium"/>
-          <w:i/>
-          <w:iCs/>
-        </w:rPr>
-        <w:t xml:space="preserve">, </w:t>
-      </w:r>
-      <w:r>
-        <w:rPr>
-          <w:rFonts w:ascii="Gentium" w:hAnsi="Gentium" w:cs="Gentium"/>
-          <w:i/>
-          <w:iCs/>
-        </w:rPr>
-        <w:t>where the soul of Adam is washed in it</w:t>
-      </w:r>
-      <w:r>
-        <w:rPr>
-          <w:rFonts w:ascii="Gentium" w:hAnsi="Gentium" w:cs="Gentium"/>
-          <w:i/>
-          <w:iCs/>
-        </w:rPr>
-        <w:t>]</w:t>
-      </w:r>
-      <w:r>
-        <w:rPr>
-          <w:rFonts w:ascii="Gentium" w:hAnsi="Gentium" w:cs="Gentium"/>
-        </w:rPr>
-        <w:t xml:space="preserve">, </w:t>
-      </w:r>
-      <w:r>
-        <w:rPr>
-          <w:rFonts w:ascii="Gentium" w:hAnsi="Gentium" w:cs="Gentium"/>
-        </w:rPr>
-        <w:t xml:space="preserve">which is called Aneslasleja </w:t>
-      </w:r>
-      <w:r>
-        <w:rPr>
-          <w:rFonts w:ascii="Gentium" w:hAnsi="Gentium" w:cs="Gentium"/>
-          <w:i/>
-          <w:iCs/>
-        </w:rPr>
-        <w:t>[</w:t>
-      </w:r>
-      <w:r>
-        <w:rPr>
-          <w:rFonts w:ascii="Gentium" w:hAnsi="Gentium" w:cs="Gentium"/>
-          <w:i/>
-          <w:iCs/>
-        </w:rPr>
-        <w:t>Elysium</w:t>
-      </w:r>
-      <w:r>
-        <w:rPr>
-          <w:rFonts w:ascii="Gentium" w:hAnsi="Gentium" w:cs="Gentium"/>
-          <w:i/>
-          <w:iCs/>
-        </w:rPr>
-        <w:t>]</w:t>
-      </w:r>
-      <w:r>
-        <w:rPr>
-          <w:rFonts w:ascii="Gentium" w:hAnsi="Gentium" w:cs="Gentium"/>
-        </w:rPr>
-        <w:t>. They shall adorn with flowers the portion of the righteous, and I shall go</w:t>
-      </w:r>
-      <w:r>
-        <w:rPr>
-          <w:rFonts w:ascii="Gentium" w:hAnsi="Gentium" w:cs="Gentium"/>
-        </w:rPr>
-        <w:t xml:space="preserve"> … </w:t>
-      </w:r>
-      <w:r>
-        <w:rPr>
-          <w:rFonts w:ascii="Gentium" w:hAnsi="Gentium" w:cs="Gentium"/>
-        </w:rPr>
-        <w:t>I shall rejoice with them.</w:t>
-      </w:r>
-      <w:r>
-        <w:rPr>
-          <w:rFonts w:ascii="Gentium" w:hAnsi="Gentium" w:cs="Gentium"/>
-        </w:rPr>
-        <w:t xml:space="preserve"> </w:t>
-      </w:r>
-      <w:r>
-        <w:rPr>
-          <w:rFonts w:ascii="Gentium" w:hAnsi="Gentium" w:cs="Gentium"/>
-        </w:rPr>
-        <w:t xml:space="preserve">I will cause the peoples to enter in to </w:t>
-      </w:r>
-      <w:r>
-        <w:rPr>
-          <w:rFonts w:ascii="Gentium" w:hAnsi="Gentium" w:cs="Gentium"/>
-        </w:rPr>
-        <w:t>my</w:t>
-      </w:r>
-      <w:r>
-        <w:rPr>
-          <w:rFonts w:ascii="Gentium" w:hAnsi="Gentium" w:cs="Gentium"/>
-        </w:rPr>
-        <w:t xml:space="preserve"> everlasting kingdom and show them that eternal thing </w:t>
-      </w:r>
-      <w:r>
-        <w:rPr>
-          <w:rFonts w:ascii="Gentium" w:hAnsi="Gentium" w:cs="Gentium"/>
-          <w:i/>
-          <w:iCs/>
-        </w:rPr>
-        <w:t>[</w:t>
-      </w:r>
-      <w:r>
-        <w:rPr>
-          <w:rFonts w:ascii="Gentium" w:hAnsi="Gentium" w:cs="Gentium"/>
-          <w:i/>
-          <w:iCs/>
-        </w:rPr>
-        <w:t>life?</w:t>
-      </w:r>
-      <w:r>
-        <w:rPr>
-          <w:rFonts w:ascii="Gentium" w:hAnsi="Gentium" w:cs="Gentium"/>
-          <w:i/>
-          <w:iCs/>
-        </w:rPr>
-        <w:t>]</w:t>
-      </w:r>
-      <w:r>
-        <w:rPr>
-          <w:rFonts w:ascii="Gentium" w:hAnsi="Gentium" w:cs="Gentium"/>
-        </w:rPr>
-        <w:t xml:space="preserve"> whereon I have made them to set their hope, even I and my Father </w:t>
-      </w:r>
-      <w:r>
-        <w:rPr>
-          <w:rFonts w:ascii="Gentium" w:hAnsi="Gentium" w:cs="Gentium"/>
-        </w:rPr>
-        <w:t>who</w:t>
-      </w:r>
-      <w:r>
-        <w:rPr>
-          <w:rFonts w:ascii="Gentium" w:hAnsi="Gentium" w:cs="Gentium"/>
-        </w:rPr>
-        <w:t xml:space="preserve"> is in heaven.</w:t>
       </w:r>
     </w:p>
     <w:p>
@@ -7259,272 +7752,120 @@
         <w:rPr>
           <w:rFonts w:ascii="Gentium" w:hAnsi="Gentium" w:cs="Gentium"/>
         </w:rPr>
-        <w:t xml:space="preserve">I have spoken this to </w:t>
-      </w:r>
-      <w:r>
-        <w:rPr>
-          <w:rFonts w:ascii="Gentium" w:hAnsi="Gentium" w:cs="Gentium"/>
-        </w:rPr>
-        <w:t>you</w:t>
-      </w:r>
-      <w:r>
-        <w:rPr>
-          <w:rFonts w:ascii="Gentium" w:hAnsi="Gentium" w:cs="Gentium"/>
-        </w:rPr>
-        <w:t xml:space="preserve">, Peter, and declared it to </w:t>
-      </w:r>
-      <w:r>
-        <w:rPr>
-          <w:rFonts w:ascii="Gentium" w:hAnsi="Gentium" w:cs="Gentium"/>
-        </w:rPr>
-        <w:t>you</w:t>
-      </w:r>
-      <w:r>
-        <w:rPr>
-          <w:rFonts w:ascii="Gentium" w:hAnsi="Gentium" w:cs="Gentium"/>
-        </w:rPr>
-        <w:t>. Go forth</w:t>
-      </w:r>
-      <w:r>
-        <w:rPr>
-          <w:rFonts w:ascii="Gentium" w:hAnsi="Gentium" w:cs="Gentium"/>
-        </w:rPr>
-        <w:t>,</w:t>
-      </w:r>
-      <w:r>
-        <w:rPr>
-          <w:rFonts w:ascii="Gentium" w:hAnsi="Gentium" w:cs="Gentium"/>
-        </w:rPr>
-        <w:t xml:space="preserve"> therefore</w:t>
-      </w:r>
-      <w:r>
-        <w:rPr>
-          <w:rFonts w:ascii="Gentium" w:hAnsi="Gentium" w:cs="Gentium"/>
-        </w:rPr>
-        <w:t>,</w:t>
-      </w:r>
-      <w:r>
-        <w:rPr>
-          <w:rFonts w:ascii="Gentium" w:hAnsi="Gentium" w:cs="Gentium"/>
-        </w:rPr>
-        <w:t xml:space="preserve"> and go unto the land (or city) of the west. </w:t>
-      </w:r>
-      <w:r>
-        <w:rPr>
-          <w:rFonts w:ascii="Gentium" w:hAnsi="Gentium" w:cs="Gentium"/>
-          <w:i/>
-          <w:iCs/>
-        </w:rPr>
-        <w:t>[Some omit</w:t>
-      </w:r>
-      <w:r>
-        <w:rPr>
-          <w:rFonts w:ascii="Gentium" w:hAnsi="Gentium" w:cs="Gentium"/>
-          <w:i/>
-          <w:iCs/>
-        </w:rPr>
-        <w:t xml:space="preserve"> the next sentences as unintelligibl</w:t>
-      </w:r>
-      <w:r>
-        <w:rPr>
-          <w:rFonts w:ascii="Gentium" w:hAnsi="Gentium" w:cs="Gentium"/>
-          <w:i/>
-          <w:iCs/>
-        </w:rPr>
-        <w:t>e, others render</w:t>
-      </w:r>
-      <w:r>
-        <w:rPr>
-          <w:rFonts w:ascii="Gentium" w:hAnsi="Gentium" w:cs="Gentium"/>
-          <w:i/>
-          <w:iCs/>
-        </w:rPr>
-        <w:t xml:space="preserve">: and enter into the vineyard </w:t>
-      </w:r>
-      <w:r>
-        <w:rPr>
-          <w:rFonts w:ascii="Gentium" w:hAnsi="Gentium" w:cs="Gentium"/>
-          <w:i/>
-          <w:iCs/>
-        </w:rPr>
-        <w:t>that</w:t>
-      </w:r>
-      <w:r>
-        <w:rPr>
-          <w:rFonts w:ascii="Gentium" w:hAnsi="Gentium" w:cs="Gentium"/>
-          <w:i/>
-          <w:iCs/>
-        </w:rPr>
-        <w:t xml:space="preserve"> I shall tell </w:t>
-      </w:r>
-      <w:r>
-        <w:rPr>
-          <w:rFonts w:ascii="Gentium" w:hAnsi="Gentium" w:cs="Gentium"/>
-          <w:i/>
-          <w:iCs/>
-        </w:rPr>
-        <w:t>you</w:t>
-      </w:r>
-      <w:r>
-        <w:rPr>
-          <w:rFonts w:ascii="Gentium" w:hAnsi="Gentium" w:cs="Gentium"/>
-          <w:i/>
-          <w:iCs/>
-        </w:rPr>
-        <w:t xml:space="preserve"> of, in order that by the sickness (sufferings) of the Son who is without sin the </w:t>
-      </w:r>
-      <w:r>
-        <w:rPr>
-          <w:rFonts w:ascii="Gentium" w:hAnsi="Gentium" w:cs="Gentium"/>
-          <w:i/>
-          <w:iCs/>
-        </w:rPr>
         <w:lastRenderedPageBreak/>
-        <w:t xml:space="preserve">deeds of corruption may be sanctified. As for </w:t>
-      </w:r>
-      <w:r>
-        <w:rPr>
-          <w:rFonts w:ascii="Gentium" w:hAnsi="Gentium" w:cs="Gentium"/>
-          <w:i/>
-          <w:iCs/>
-        </w:rPr>
-        <w:t>you</w:t>
-      </w:r>
-      <w:r>
-        <w:rPr>
-          <w:rFonts w:ascii="Gentium" w:hAnsi="Gentium" w:cs="Gentium"/>
-          <w:i/>
-          <w:iCs/>
-        </w:rPr>
-        <w:t xml:space="preserve">, </w:t>
-      </w:r>
-      <w:r>
-        <w:rPr>
-          <w:rFonts w:ascii="Gentium" w:hAnsi="Gentium" w:cs="Gentium"/>
-          <w:i/>
-          <w:iCs/>
-        </w:rPr>
-        <w:t>y</w:t>
-      </w:r>
-      <w:r>
-        <w:rPr>
-          <w:rFonts w:ascii="Gentium" w:hAnsi="Gentium" w:cs="Gentium"/>
-          <w:i/>
-          <w:iCs/>
-        </w:rPr>
-        <w:t>ou ar</w:t>
-      </w:r>
-      <w:r>
-        <w:rPr>
-          <w:rFonts w:ascii="Gentium" w:hAnsi="Gentium" w:cs="Gentium"/>
-          <w:i/>
-          <w:iCs/>
-        </w:rPr>
-        <w:t>e</w:t>
-      </w:r>
-      <w:r>
-        <w:rPr>
-          <w:rFonts w:ascii="Gentium" w:hAnsi="Gentium" w:cs="Gentium"/>
-          <w:i/>
-          <w:iCs/>
-        </w:rPr>
-        <w:t xml:space="preserve"> chosen according to the promise </w:t>
-      </w:r>
-      <w:r>
-        <w:rPr>
-          <w:rFonts w:ascii="Gentium" w:hAnsi="Gentium" w:cs="Gentium"/>
-          <w:i/>
-          <w:iCs/>
-        </w:rPr>
-        <w:t>that</w:t>
-      </w:r>
-      <w:r>
-        <w:rPr>
-          <w:rFonts w:ascii="Gentium" w:hAnsi="Gentium" w:cs="Gentium"/>
-          <w:i/>
-          <w:iCs/>
-        </w:rPr>
-        <w:t xml:space="preserve"> I have given </w:t>
-      </w:r>
-      <w:r>
-        <w:rPr>
-          <w:rFonts w:ascii="Gentium" w:hAnsi="Gentium" w:cs="Gentium"/>
-          <w:i/>
-          <w:iCs/>
-        </w:rPr>
-        <w:t>you</w:t>
-      </w:r>
-      <w:r>
-        <w:rPr>
-          <w:rFonts w:ascii="Gentium" w:hAnsi="Gentium" w:cs="Gentium"/>
-          <w:i/>
-          <w:iCs/>
-        </w:rPr>
-        <w:t>. Spread</w:t>
-      </w:r>
-      <w:r>
-        <w:rPr>
-          <w:rFonts w:ascii="Gentium" w:hAnsi="Gentium" w:cs="Gentium"/>
-          <w:i/>
-          <w:iCs/>
-        </w:rPr>
-        <w:t xml:space="preserve">, </w:t>
-      </w:r>
-      <w:r>
-        <w:rPr>
-          <w:rFonts w:ascii="Gentium" w:hAnsi="Gentium" w:cs="Gentium"/>
-          <w:i/>
-          <w:iCs/>
-        </w:rPr>
-        <w:t>therefore</w:t>
-      </w:r>
-      <w:r>
-        <w:rPr>
-          <w:rFonts w:ascii="Gentium" w:hAnsi="Gentium" w:cs="Gentium"/>
-          <w:i/>
-          <w:iCs/>
-        </w:rPr>
-        <w:t>,</w:t>
-      </w:r>
-      <w:r>
-        <w:rPr>
-          <w:rFonts w:ascii="Gentium" w:hAnsi="Gentium" w:cs="Gentium"/>
-          <w:i/>
-          <w:iCs/>
-        </w:rPr>
-        <w:t xml:space="preserve"> my gospel throughout all the world in peace. </w:t>
-      </w:r>
-      <w:r>
-        <w:rPr>
-          <w:rFonts w:ascii="Gentium" w:hAnsi="Gentium" w:cs="Gentium"/>
-          <w:i/>
-          <w:iCs/>
-        </w:rPr>
-        <w:t>Truly,</w:t>
-      </w:r>
-      <w:r>
-        <w:rPr>
-          <w:rFonts w:ascii="Gentium" w:hAnsi="Gentium" w:cs="Gentium"/>
-          <w:i/>
-          <w:iCs/>
-        </w:rPr>
-        <w:t xml:space="preserve"> men shall rejoice</w:t>
-      </w:r>
-      <w:r>
-        <w:rPr>
-          <w:rFonts w:ascii="Gentium" w:hAnsi="Gentium" w:cs="Gentium"/>
-          <w:i/>
-          <w:iCs/>
+        <w:t>And my Lord Jesus Christ our King said to me</w:t>
+      </w:r>
+      <w:r>
+        <w:rPr>
+          <w:rFonts w:ascii="Gentium" w:hAnsi="Gentium" w:cs="Gentium"/>
+        </w:rPr>
+        <w:t>,</w:t>
+      </w:r>
+      <w:r>
+        <w:rPr>
+          <w:rFonts w:ascii="Gentium" w:hAnsi="Gentium" w:cs="Gentium"/>
+        </w:rPr>
+        <w:t xml:space="preserve"> </w:t>
+      </w:r>
+      <w:r>
+        <w:rPr>
+          <w:rFonts w:ascii="Gentium" w:hAnsi="Gentium" w:cs="Gentium"/>
+        </w:rPr>
+        <w:t>“</w:t>
+      </w:r>
+      <w:r>
+        <w:rPr>
+          <w:rFonts w:ascii="Gentium" w:hAnsi="Gentium" w:cs="Gentium"/>
+        </w:rPr>
+        <w:t>Let us go to the holy mountain.</w:t>
+      </w:r>
+      <w:r>
+        <w:rPr>
+          <w:rFonts w:ascii="Gentium" w:hAnsi="Gentium" w:cs="Gentium"/>
+        </w:rPr>
+        <w:t>”</w:t>
+      </w:r>
+      <w:r>
+        <w:rPr>
+          <w:rFonts w:ascii="Gentium" w:hAnsi="Gentium" w:cs="Gentium"/>
+        </w:rPr>
+        <w:t xml:space="preserve"> And his disciples went with him, praying. And behold there were two men there, and we could not look upon their faces</w:t>
+      </w:r>
+      <w:r>
+        <w:rPr>
+          <w:rFonts w:ascii="Gentium" w:hAnsi="Gentium" w:cs="Gentium"/>
         </w:rPr>
         <w:t>;</w:t>
       </w:r>
       <w:r>
         <w:rPr>
           <w:rFonts w:ascii="Gentium" w:hAnsi="Gentium" w:cs="Gentium"/>
-          <w:i/>
-          <w:iCs/>
-        </w:rPr>
-        <w:t xml:space="preserve"> my words shall be the source of hope and of life, and suddenly shall the world be ravished.</w:t>
+        </w:rPr>
+        <w:t xml:space="preserve"> for</w:t>
+      </w:r>
+      <w:r>
+        <w:rPr>
+          <w:rFonts w:ascii="Gentium" w:hAnsi="Gentium" w:cs="Gentium"/>
+        </w:rPr>
+        <w:t>,</w:t>
+      </w:r>
+      <w:r>
+        <w:rPr>
+          <w:rFonts w:ascii="Gentium" w:hAnsi="Gentium" w:cs="Gentium"/>
+        </w:rPr>
+        <w:t xml:space="preserve"> a light came from them, shining more than the sun, and their raiment also was shining, and cannot be described, and nothing is sufficient to be compared unto them in this world. And the sweetness of them</w:t>
+      </w:r>
+      <w:r>
+        <w:rPr>
+          <w:rFonts w:ascii="Gentium" w:hAnsi="Gentium" w:cs="Gentium"/>
+        </w:rPr>
+        <w:t xml:space="preserve"> … </w:t>
+      </w:r>
+      <w:r>
+        <w:rPr>
+          <w:rFonts w:ascii="Gentium" w:hAnsi="Gentium" w:cs="Gentium"/>
+        </w:rPr>
+        <w:t>that no mouth is able to utter the beauty of their appearance</w:t>
+      </w:r>
+      <w:r>
+        <w:rPr>
+          <w:rFonts w:ascii="Gentium" w:hAnsi="Gentium" w:cs="Gentium"/>
+        </w:rPr>
+        <w:t xml:space="preserve">; </w:t>
+      </w:r>
+      <w:r>
+        <w:rPr>
+          <w:rFonts w:ascii="Gentium" w:hAnsi="Gentium" w:cs="Gentium"/>
+        </w:rPr>
+        <w:t>for</w:t>
+      </w:r>
+      <w:r>
+        <w:rPr>
+          <w:rFonts w:ascii="Gentium" w:hAnsi="Gentium" w:cs="Gentium"/>
+        </w:rPr>
+        <w:t>,</w:t>
+      </w:r>
+      <w:r>
+        <w:rPr>
+          <w:rFonts w:ascii="Gentium" w:hAnsi="Gentium" w:cs="Gentium"/>
+        </w:rPr>
+        <w:t xml:space="preserve"> their aspect was astonishing and wonderful. And the other, great, I say </w:t>
+      </w:r>
+      <w:r>
+        <w:rPr>
+          <w:rFonts w:ascii="Gentium" w:hAnsi="Gentium" w:cs="Gentium"/>
+          <w:i/>
+          <w:iCs/>
+        </w:rPr>
+        <w:t>[</w:t>
+      </w:r>
+      <w:r>
+        <w:rPr>
+          <w:rFonts w:ascii="Gentium" w:hAnsi="Gentium" w:cs="Gentium"/>
+          <w:i/>
+          <w:iCs/>
+        </w:rPr>
+        <w:t>probably: and, in a word, I cannot describe it</w:t>
       </w:r>
       <w:r>
         <w:rPr>
@@ -7533,6 +7874,182 @@
           <w:iCs/>
         </w:rPr>
         <w:t>]</w:t>
+      </w:r>
+      <w:r>
+        <w:rPr>
+          <w:rFonts w:ascii="Gentium" w:hAnsi="Gentium" w:cs="Gentium"/>
+        </w:rPr>
+        <w:t>, shineth in his (sic) aspect above crystal. Like the flower of roses is the appearance of the colour of his aspect and of his body</w:t>
+      </w:r>
+      <w:r>
+        <w:rPr>
+          <w:rFonts w:ascii="Gentium" w:hAnsi="Gentium" w:cs="Gentium"/>
+        </w:rPr>
+        <w:t xml:space="preserve"> … </w:t>
+      </w:r>
+      <w:r>
+        <w:rPr>
+          <w:rFonts w:ascii="Gentium" w:hAnsi="Gentium" w:cs="Gentium"/>
+        </w:rPr>
+        <w:t xml:space="preserve">his head </w:t>
+      </w:r>
+      <w:r>
+        <w:rPr>
+          <w:rFonts w:ascii="Gentium" w:hAnsi="Gentium" w:cs="Gentium"/>
+          <w:i/>
+          <w:iCs/>
+        </w:rPr>
+        <w:t>[</w:t>
+      </w:r>
+      <w:r>
+        <w:rPr>
+          <w:rFonts w:ascii="Gentium" w:hAnsi="Gentium" w:cs="Gentium"/>
+          <w:i/>
+          <w:iCs/>
+        </w:rPr>
+        <w:t>was a marvel</w:t>
+      </w:r>
+      <w:r>
+        <w:rPr>
+          <w:rFonts w:ascii="Gentium" w:hAnsi="Gentium" w:cs="Gentium"/>
+          <w:i/>
+          <w:iCs/>
+        </w:rPr>
+        <w:t>]</w:t>
+      </w:r>
+      <w:r>
+        <w:rPr>
+          <w:rFonts w:ascii="Gentium" w:hAnsi="Gentium" w:cs="Gentium"/>
+        </w:rPr>
+        <w:t xml:space="preserve">. And on his (their) shoulders </w:t>
+      </w:r>
+      <w:r>
+        <w:rPr>
+          <w:rFonts w:ascii="Gentium" w:hAnsi="Gentium" w:cs="Gentium"/>
+          <w:i/>
+          <w:iCs/>
+        </w:rPr>
+        <w:t>[</w:t>
+      </w:r>
+      <w:r>
+        <w:rPr>
+          <w:rFonts w:ascii="Gentium" w:hAnsi="Gentium" w:cs="Gentium"/>
+          <w:i/>
+          <w:iCs/>
+        </w:rPr>
+        <w:t>evidently</w:t>
+      </w:r>
+      <w:r>
+        <w:rPr>
+          <w:rFonts w:ascii="Gentium" w:hAnsi="Gentium" w:cs="Gentium"/>
+          <w:i/>
+          <w:iCs/>
+        </w:rPr>
+        <w:t>,</w:t>
+      </w:r>
+      <w:r>
+        <w:rPr>
+          <w:rFonts w:ascii="Gentium" w:hAnsi="Gentium" w:cs="Gentium"/>
+          <w:i/>
+          <w:iCs/>
+        </w:rPr>
+        <w:t xml:space="preserve"> something about their hair has dropped out</w:t>
+      </w:r>
+      <w:r>
+        <w:rPr>
+          <w:rFonts w:ascii="Gentium" w:hAnsi="Gentium" w:cs="Gentium"/>
+          <w:i/>
+          <w:iCs/>
+        </w:rPr>
+        <w:t>]</w:t>
+      </w:r>
+      <w:r>
+        <w:rPr>
+          <w:rFonts w:ascii="Gentium" w:hAnsi="Gentium" w:cs="Gentium"/>
+          <w:i/>
+          <w:iCs/>
+        </w:rPr>
+        <w:t xml:space="preserve"> </w:t>
+      </w:r>
+      <w:r>
+        <w:rPr>
+          <w:rFonts w:ascii="Gentium" w:hAnsi="Gentium" w:cs="Gentium"/>
+        </w:rPr>
+        <w:t xml:space="preserve">and on their foreheads was a crown of nard woven of fair flowers. As the rainbow in the water, </w:t>
+      </w:r>
+      <w:r>
+        <w:rPr>
+          <w:rFonts w:ascii="Gentium" w:hAnsi="Gentium" w:cs="Gentium"/>
+          <w:i/>
+          <w:iCs/>
+        </w:rPr>
+        <w:t>[</w:t>
+      </w:r>
+      <w:r>
+        <w:rPr>
+          <w:rFonts w:ascii="Gentium" w:hAnsi="Gentium" w:cs="Gentium"/>
+          <w:i/>
+          <w:iCs/>
+        </w:rPr>
+        <w:t>p</w:t>
+      </w:r>
+      <w:r>
+        <w:rPr>
+          <w:rFonts w:ascii="Gentium" w:hAnsi="Gentium" w:cs="Gentium"/>
+          <w:i/>
+          <w:iCs/>
+        </w:rPr>
+        <w:t>robably: in the time of rain</w:t>
+      </w:r>
+      <w:r>
+        <w:rPr>
+          <w:rFonts w:ascii="Gentium" w:hAnsi="Gentium" w:cs="Gentium"/>
+          <w:i/>
+          <w:iCs/>
+        </w:rPr>
+        <w:t xml:space="preserve"> – f</w:t>
+      </w:r>
+      <w:r>
+        <w:rPr>
+          <w:rFonts w:ascii="Gentium" w:hAnsi="Gentium" w:cs="Gentium"/>
+          <w:i/>
+          <w:iCs/>
+        </w:rPr>
+        <w:t>rom the LXX of Ezk</w:t>
+      </w:r>
+      <w:r>
+        <w:rPr>
+          <w:rFonts w:ascii="Gentium" w:hAnsi="Gentium" w:cs="Gentium"/>
+          <w:i/>
+          <w:iCs/>
+        </w:rPr>
+        <w:t xml:space="preserve"> 1:</w:t>
+      </w:r>
+      <w:r>
+        <w:rPr>
+          <w:rFonts w:ascii="Gentium" w:hAnsi="Gentium" w:cs="Gentium"/>
+          <w:i/>
+          <w:iCs/>
+        </w:rPr>
+        <w:t xml:space="preserve">28] </w:t>
+      </w:r>
+      <w:r>
+        <w:rPr>
+          <w:rFonts w:ascii="Gentium" w:hAnsi="Gentium" w:cs="Gentium"/>
+        </w:rPr>
+        <w:t>so was their hair. And such was the comeliness of their countenance, adorned with all manner of ornament. And</w:t>
+      </w:r>
+      <w:r>
+        <w:rPr>
+          <w:rFonts w:ascii="Gentium" w:hAnsi="Gentium" w:cs="Gentium"/>
+        </w:rPr>
+        <w:t>,</w:t>
+      </w:r>
+      <w:r>
+        <w:rPr>
+          <w:rFonts w:ascii="Gentium" w:hAnsi="Gentium" w:cs="Gentium"/>
+        </w:rPr>
+        <w:t xml:space="preserve"> when we saw them on a sudden, we marvelled. </w:t>
       </w:r>
     </w:p>
     <w:p>
@@ -7548,303 +8065,7 @@
         <w:rPr>
           <w:rFonts w:ascii="Gentium" w:hAnsi="Gentium" w:cs="Gentium"/>
         </w:rPr>
-        <w:t>And my Lord Jesus Christ our King said to me</w:t>
-      </w:r>
-      <w:r>
-        <w:rPr>
-          <w:rFonts w:ascii="Gentium" w:hAnsi="Gentium" w:cs="Gentium"/>
-        </w:rPr>
-        <w:t>,</w:t>
-      </w:r>
-      <w:r>
-        <w:rPr>
-          <w:rFonts w:ascii="Gentium" w:hAnsi="Gentium" w:cs="Gentium"/>
-        </w:rPr>
-        <w:t xml:space="preserve"> </w:t>
-      </w:r>
-      <w:r>
-        <w:rPr>
-          <w:rFonts w:ascii="Gentium" w:hAnsi="Gentium" w:cs="Gentium"/>
-        </w:rPr>
-        <w:t>“</w:t>
-      </w:r>
-      <w:r>
-        <w:rPr>
-          <w:rFonts w:ascii="Gentium" w:hAnsi="Gentium" w:cs="Gentium"/>
-        </w:rPr>
-        <w:t>Let us go to the holy mountain.</w:t>
-      </w:r>
-      <w:r>
-        <w:rPr>
-          <w:rFonts w:ascii="Gentium" w:hAnsi="Gentium" w:cs="Gentium"/>
-        </w:rPr>
-        <w:t>”</w:t>
-      </w:r>
-      <w:r>
-        <w:rPr>
-          <w:rFonts w:ascii="Gentium" w:hAnsi="Gentium" w:cs="Gentium"/>
-        </w:rPr>
-        <w:t xml:space="preserve"> And his disciples went with him, praying. And behold there were two men there, and we could not look upon their faces</w:t>
-      </w:r>
-      <w:r>
-        <w:rPr>
-          <w:rFonts w:ascii="Gentium" w:hAnsi="Gentium" w:cs="Gentium"/>
-        </w:rPr>
-        <w:t>;</w:t>
-      </w:r>
-      <w:r>
-        <w:rPr>
-          <w:rFonts w:ascii="Gentium" w:hAnsi="Gentium" w:cs="Gentium"/>
-        </w:rPr>
-        <w:t xml:space="preserve"> for</w:t>
-      </w:r>
-      <w:r>
-        <w:rPr>
-          <w:rFonts w:ascii="Gentium" w:hAnsi="Gentium" w:cs="Gentium"/>
-        </w:rPr>
-        <w:t>,</w:t>
-      </w:r>
-      <w:r>
-        <w:rPr>
-          <w:rFonts w:ascii="Gentium" w:hAnsi="Gentium" w:cs="Gentium"/>
-        </w:rPr>
-        <w:t xml:space="preserve"> a light came from them, shining more than the sun, and their raiment also was shining, and cannot be described, and nothing is sufficient to be compared unto them in this world. And the sweetness of them</w:t>
-      </w:r>
-      <w:r>
-        <w:rPr>
-          <w:rFonts w:ascii="Gentium" w:hAnsi="Gentium" w:cs="Gentium"/>
-        </w:rPr>
-        <w:t xml:space="preserve"> … </w:t>
-      </w:r>
-      <w:r>
-        <w:rPr>
-          <w:rFonts w:ascii="Gentium" w:hAnsi="Gentium" w:cs="Gentium"/>
-        </w:rPr>
-        <w:t>that no mouth is able to utter the beauty of their appearance</w:t>
-      </w:r>
-      <w:r>
-        <w:rPr>
-          <w:rFonts w:ascii="Gentium" w:hAnsi="Gentium" w:cs="Gentium"/>
-        </w:rPr>
-        <w:t xml:space="preserve">; </w:t>
-      </w:r>
-      <w:r>
-        <w:rPr>
-          <w:rFonts w:ascii="Gentium" w:hAnsi="Gentium" w:cs="Gentium"/>
-        </w:rPr>
-        <w:t>for</w:t>
-      </w:r>
-      <w:r>
-        <w:rPr>
-          <w:rFonts w:ascii="Gentium" w:hAnsi="Gentium" w:cs="Gentium"/>
-        </w:rPr>
-        <w:t>,</w:t>
-      </w:r>
-      <w:r>
-        <w:rPr>
-          <w:rFonts w:ascii="Gentium" w:hAnsi="Gentium" w:cs="Gentium"/>
-        </w:rPr>
-        <w:t xml:space="preserve"> their aspect was astonishing and wonderful. And the other, great, I say </w:t>
-      </w:r>
-      <w:r>
-        <w:rPr>
-          <w:rFonts w:ascii="Gentium" w:hAnsi="Gentium" w:cs="Gentium"/>
-          <w:i/>
-          <w:iCs/>
-        </w:rPr>
-        <w:t>[</w:t>
-      </w:r>
-      <w:r>
-        <w:rPr>
-          <w:rFonts w:ascii="Gentium" w:hAnsi="Gentium" w:cs="Gentium"/>
-          <w:i/>
-          <w:iCs/>
-        </w:rPr>
-        <w:t>probably: and, in a word, I cannot describe it</w:t>
-      </w:r>
-      <w:r>
-        <w:rPr>
-          <w:rFonts w:ascii="Gentium" w:hAnsi="Gentium" w:cs="Gentium"/>
-          <w:i/>
-          <w:iCs/>
-        </w:rPr>
-        <w:t>]</w:t>
-      </w:r>
-      <w:r>
-        <w:rPr>
-          <w:rFonts w:ascii="Gentium" w:hAnsi="Gentium" w:cs="Gentium"/>
-        </w:rPr>
-        <w:t>, shineth in his (sic) aspect above crystal. Like the flower of roses is the appearance of the colour of his aspect and of his body</w:t>
-      </w:r>
-      <w:r>
-        <w:rPr>
-          <w:rFonts w:ascii="Gentium" w:hAnsi="Gentium" w:cs="Gentium"/>
-        </w:rPr>
-        <w:t xml:space="preserve"> … </w:t>
-      </w:r>
-      <w:r>
-        <w:rPr>
-          <w:rFonts w:ascii="Gentium" w:hAnsi="Gentium" w:cs="Gentium"/>
-        </w:rPr>
-        <w:t xml:space="preserve">his head </w:t>
-      </w:r>
-      <w:r>
-        <w:rPr>
-          <w:rFonts w:ascii="Gentium" w:hAnsi="Gentium" w:cs="Gentium"/>
-          <w:i/>
-          <w:iCs/>
-        </w:rPr>
-        <w:t>[</w:t>
-      </w:r>
-      <w:r>
-        <w:rPr>
-          <w:rFonts w:ascii="Gentium" w:hAnsi="Gentium" w:cs="Gentium"/>
-          <w:i/>
-          <w:iCs/>
-        </w:rPr>
-        <w:t>was a marvel</w:t>
-      </w:r>
-      <w:r>
-        <w:rPr>
-          <w:rFonts w:ascii="Gentium" w:hAnsi="Gentium" w:cs="Gentium"/>
-          <w:i/>
-          <w:iCs/>
-        </w:rPr>
-        <w:t>]</w:t>
-      </w:r>
-      <w:r>
-        <w:rPr>
-          <w:rFonts w:ascii="Gentium" w:hAnsi="Gentium" w:cs="Gentium"/>
-        </w:rPr>
-        <w:t xml:space="preserve">. And on his (their) shoulders </w:t>
-      </w:r>
-      <w:r>
-        <w:rPr>
-          <w:rFonts w:ascii="Gentium" w:hAnsi="Gentium" w:cs="Gentium"/>
-          <w:i/>
-          <w:iCs/>
-        </w:rPr>
-        <w:t>[</w:t>
-      </w:r>
-      <w:r>
-        <w:rPr>
-          <w:rFonts w:ascii="Gentium" w:hAnsi="Gentium" w:cs="Gentium"/>
-          <w:i/>
-          <w:iCs/>
-        </w:rPr>
-        <w:t>evidently</w:t>
-      </w:r>
-      <w:r>
-        <w:rPr>
-          <w:rFonts w:ascii="Gentium" w:hAnsi="Gentium" w:cs="Gentium"/>
-          <w:i/>
-          <w:iCs/>
-        </w:rPr>
-        <w:t>,</w:t>
-      </w:r>
-      <w:r>
-        <w:rPr>
-          <w:rFonts w:ascii="Gentium" w:hAnsi="Gentium" w:cs="Gentium"/>
-          <w:i/>
-          <w:iCs/>
-        </w:rPr>
-        <w:t xml:space="preserve"> something about their hair has dropped out</w:t>
-      </w:r>
-      <w:r>
-        <w:rPr>
-          <w:rFonts w:ascii="Gentium" w:hAnsi="Gentium" w:cs="Gentium"/>
-          <w:i/>
-          <w:iCs/>
-        </w:rPr>
-        <w:t>]</w:t>
-      </w:r>
-      <w:r>
-        <w:rPr>
-          <w:rFonts w:ascii="Gentium" w:hAnsi="Gentium" w:cs="Gentium"/>
-          <w:i/>
-          <w:iCs/>
-        </w:rPr>
-        <w:t xml:space="preserve"> </w:t>
-      </w:r>
-      <w:r>
-        <w:rPr>
-          <w:rFonts w:ascii="Gentium" w:hAnsi="Gentium" w:cs="Gentium"/>
-        </w:rPr>
-        <w:t xml:space="preserve">and on their foreheads was a crown of nard woven of fair flowers. As the rainbow in the water, </w:t>
-      </w:r>
-      <w:r>
-        <w:rPr>
-          <w:rFonts w:ascii="Gentium" w:hAnsi="Gentium" w:cs="Gentium"/>
-          <w:i/>
-          <w:iCs/>
-        </w:rPr>
-        <w:t>[</w:t>
-      </w:r>
-      <w:r>
-        <w:rPr>
-          <w:rFonts w:ascii="Gentium" w:hAnsi="Gentium" w:cs="Gentium"/>
-          <w:i/>
-          <w:iCs/>
-        </w:rPr>
-        <w:t>p</w:t>
-      </w:r>
-      <w:r>
-        <w:rPr>
-          <w:rFonts w:ascii="Gentium" w:hAnsi="Gentium" w:cs="Gentium"/>
-          <w:i/>
-          <w:iCs/>
-        </w:rPr>
-        <w:t>robably: in the time of rain</w:t>
-      </w:r>
-      <w:r>
-        <w:rPr>
-          <w:rFonts w:ascii="Gentium" w:hAnsi="Gentium" w:cs="Gentium"/>
-          <w:i/>
-          <w:iCs/>
-        </w:rPr>
-        <w:t xml:space="preserve"> – f</w:t>
-      </w:r>
-      <w:r>
-        <w:rPr>
-          <w:rFonts w:ascii="Gentium" w:hAnsi="Gentium" w:cs="Gentium"/>
-          <w:i/>
-          <w:iCs/>
-        </w:rPr>
-        <w:t>rom the LXX of Ezk</w:t>
-      </w:r>
-      <w:r>
-        <w:rPr>
-          <w:rFonts w:ascii="Gentium" w:hAnsi="Gentium" w:cs="Gentium"/>
-          <w:i/>
-          <w:iCs/>
-        </w:rPr>
-        <w:t xml:space="preserve"> 1:</w:t>
-      </w:r>
-      <w:r>
-        <w:rPr>
-          <w:rFonts w:ascii="Gentium" w:hAnsi="Gentium" w:cs="Gentium"/>
-          <w:i/>
-          <w:iCs/>
-        </w:rPr>
-        <w:t xml:space="preserve">28] </w:t>
-      </w:r>
-      <w:r>
-        <w:rPr>
-          <w:rFonts w:ascii="Gentium" w:hAnsi="Gentium" w:cs="Gentium"/>
-        </w:rPr>
-        <w:t>so was their hair. And such was the comeliness of their countenance, adorned with all manner of ornament. And</w:t>
-      </w:r>
-      <w:r>
-        <w:rPr>
-          <w:rFonts w:ascii="Gentium" w:hAnsi="Gentium" w:cs="Gentium"/>
-        </w:rPr>
-        <w:t>,</w:t>
-      </w:r>
-      <w:r>
-        <w:rPr>
-          <w:rFonts w:ascii="Gentium" w:hAnsi="Gentium" w:cs="Gentium"/>
-        </w:rPr>
-        <w:t xml:space="preserve"> when we saw them on a sudden, we marvelled. And I drew near unto the Lord (God) Jesus Christ and said unto him</w:t>
+        <w:t>And I drew near unto the Lord (God) Jesus Christ and said unto him</w:t>
       </w:r>
       <w:r>
         <w:rPr>
@@ -8563,6 +8784,718 @@
           <w:rFonts w:ascii="Gentium" w:hAnsi="Gentium" w:cs="Gentium"/>
         </w:rPr>
         <w:t xml:space="preserve"> written the names of the righteous in heaven in the book of life.</w:t>
+      </w:r>
+    </w:p>
+    <w:p>
+      <w:pPr>
+        <w:pStyle w:val="NormalWeb"/>
+        <w:spacing w:before="120" w:beforeAutospacing="0" w:after="0" w:afterAutospacing="0"/>
+        <w:jc w:val="both"/>
+        <w:rPr>
+          <w:rFonts w:ascii="Gentium" w:hAnsi="Gentium" w:cs="Gentium"/>
+          <w:i/>
+          <w:iCs/>
+        </w:rPr>
+      </w:pPr>
+      <w:r>
+        <w:rPr>
+          <w:rFonts w:ascii="Gentium" w:hAnsi="Gentium" w:cs="Gentium"/>
+          <w:i/>
+          <w:iCs/>
+        </w:rPr>
+        <w:t>There is a great deal more of the Ethiopic text, but it is very evidently of later date; the next words are:</w:t>
+      </w:r>
+    </w:p>
+    <w:p>
+      <w:pPr>
+        <w:pStyle w:val="NormalWeb"/>
+        <w:shd w:val="clear" w:color="auto" w:fill="FFFFFF"/>
+        <w:spacing w:before="120" w:beforeAutospacing="0" w:after="0" w:afterAutospacing="0"/>
+        <w:jc w:val="both"/>
+        <w:rPr>
+          <w:rFonts w:ascii="Gentium" w:hAnsi="Gentium" w:cs="Gentium"/>
+          <w:color w:val="333333"/>
+        </w:rPr>
+      </w:pPr>
+      <w:r>
+        <w:rPr>
+          <w:rFonts w:ascii="Gentium" w:hAnsi="Gentium" w:cs="Gentium"/>
+          <w:color w:val="333333"/>
+        </w:rPr>
+        <w:t xml:space="preserve">‘Peter opened his mouth and said to me: Hearken, my son Clement, God created all things for his glory,’ </w:t>
+      </w:r>
+      <w:r>
+        <w:rPr>
+          <w:rFonts w:ascii="Gentium" w:hAnsi="Gentium" w:cs="Gentium"/>
+          <w:i/>
+          <w:iCs/>
+          <w:color w:val="333333"/>
+        </w:rPr>
+        <w:t>and this proposition is dwelt upon. The glory of those who duly praise God is described in terms borrowed from the Apocalypse:</w:t>
+      </w:r>
+      <w:r>
+        <w:rPr>
+          <w:rFonts w:ascii="Gentium" w:hAnsi="Gentium" w:cs="Gentium"/>
+          <w:color w:val="333333"/>
+        </w:rPr>
+        <w:t xml:space="preserve"> ‘The Son at his coming will raise the dead </w:t>
+      </w:r>
+      <w:r>
+        <w:rPr>
+          <w:rFonts w:ascii="Gentium" w:hAnsi="Gentium" w:cs="Gentium"/>
+          <w:color w:val="333333"/>
+        </w:rPr>
+        <w:t xml:space="preserve">… </w:t>
+      </w:r>
+      <w:r>
+        <w:rPr>
+          <w:rFonts w:ascii="Gentium" w:hAnsi="Gentium" w:cs="Gentium"/>
+          <w:color w:val="333333"/>
+        </w:rPr>
+        <w:t xml:space="preserve">and will make my righteous ones shine seven times more than the sun, and will make their crowns shine like crystal and like the rainbow in the time of rain (crowns) which </w:t>
+      </w:r>
+      <w:r>
+        <w:rPr>
+          <w:rFonts w:ascii="Gentium" w:hAnsi="Gentium" w:cs="Gentium"/>
+          <w:color w:val="333333"/>
+        </w:rPr>
+        <w:lastRenderedPageBreak/>
+        <w:t xml:space="preserve">are perfumed with nard and cannot be contemplated (adorned) with rubies, with the colour of emeralds shining brightly, with topazes, gems, and yellow pearls that shine like the stars of heaven, and like the rays of the sun, sparkling which cannot be gazed upon.’ </w:t>
+      </w:r>
+      <w:r>
+        <w:rPr>
+          <w:rFonts w:ascii="Gentium" w:hAnsi="Gentium" w:cs="Gentium"/>
+          <w:i/>
+          <w:iCs/>
+          <w:color w:val="333333"/>
+        </w:rPr>
+        <w:t>Again, of the angels:</w:t>
+      </w:r>
+      <w:r>
+        <w:rPr>
+          <w:rFonts w:ascii="Gentium" w:hAnsi="Gentium" w:cs="Gentium"/>
+          <w:color w:val="333333"/>
+        </w:rPr>
+        <w:t xml:space="preserve"> ‘Their faces shine more than the sun; their crowns are as the rainbow in the time of rain. (They are perfumed) with nard. Their eyes shine like the morning star. The beauty of their appearance cannot be expresse</w:t>
+      </w:r>
+      <w:r>
+        <w:rPr>
+          <w:rFonts w:ascii="Gentium" w:hAnsi="Gentium" w:cs="Gentium"/>
+          <w:color w:val="333333"/>
+        </w:rPr>
+        <w:t>d …</w:t>
+      </w:r>
+      <w:r>
+        <w:rPr>
+          <w:rFonts w:ascii="Gentium" w:hAnsi="Gentium" w:cs="Gentium"/>
+          <w:color w:val="333333"/>
+        </w:rPr>
+        <w:t xml:space="preserve"> Their raiment is not woven, but white as that of the fuller, according as I saw on the mountain where Moses and Elias were. Our Lord showed at the transfiguration the apparel of the last days, of the day of resurrection, unto Peter, James and John the sons of Zebedee, and a bright cloud overshadowed us, and we heard the voice of the Father saying unto us: This is my Son whom I love and in whom I am well pleased: hear him. And being afraid we forg</w:t>
+      </w:r>
+      <w:r>
+        <w:rPr>
+          <w:rFonts w:ascii="Gentium" w:hAnsi="Gentium" w:cs="Gentium"/>
+          <w:color w:val="333333"/>
+        </w:rPr>
+        <w:t>o</w:t>
+      </w:r>
+      <w:r>
+        <w:rPr>
+          <w:rFonts w:ascii="Gentium" w:hAnsi="Gentium" w:cs="Gentium"/>
+          <w:color w:val="333333"/>
+        </w:rPr>
+        <w:t xml:space="preserve">t all the things of this life and of the </w:t>
+      </w:r>
+      <w:proofErr w:type="gramStart"/>
+      <w:r>
+        <w:rPr>
+          <w:rFonts w:ascii="Gentium" w:hAnsi="Gentium" w:cs="Gentium"/>
+          <w:color w:val="333333"/>
+        </w:rPr>
+        <w:t>flesh, and</w:t>
+      </w:r>
+      <w:proofErr w:type="gramEnd"/>
+      <w:r>
+        <w:rPr>
+          <w:rFonts w:ascii="Gentium" w:hAnsi="Gentium" w:cs="Gentium"/>
+          <w:color w:val="333333"/>
+        </w:rPr>
+        <w:t xml:space="preserve"> knew not what we said because of the greatness of the wonder of that day, and of the mountain whereon he showed us the second coming in the kingdom that passe</w:t>
+      </w:r>
+      <w:r>
+        <w:rPr>
+          <w:rFonts w:ascii="Gentium" w:hAnsi="Gentium" w:cs="Gentium"/>
+          <w:color w:val="333333"/>
+        </w:rPr>
+        <w:t>s</w:t>
+      </w:r>
+      <w:r>
+        <w:rPr>
+          <w:rFonts w:ascii="Gentium" w:hAnsi="Gentium" w:cs="Gentium"/>
+          <w:color w:val="333333"/>
+        </w:rPr>
+        <w:t xml:space="preserve"> not away.’</w:t>
+      </w:r>
+    </w:p>
+    <w:p>
+      <w:pPr>
+        <w:pStyle w:val="NormalWeb"/>
+        <w:shd w:val="clear" w:color="auto" w:fill="FFFFFF"/>
+        <w:spacing w:before="120" w:beforeAutospacing="0" w:after="0" w:afterAutospacing="0"/>
+        <w:jc w:val="both"/>
+        <w:rPr>
+          <w:rFonts w:ascii="Gentium" w:hAnsi="Gentium" w:cs="Gentium"/>
+          <w:color w:val="333333"/>
+        </w:rPr>
+      </w:pPr>
+      <w:r>
+        <w:rPr>
+          <w:rFonts w:ascii="Gentium" w:hAnsi="Gentium" w:cs="Gentium"/>
+          <w:i/>
+          <w:iCs/>
+          <w:color w:val="333333"/>
+        </w:rPr>
+        <w:t xml:space="preserve">Next: </w:t>
+      </w:r>
+      <w:r>
+        <w:rPr>
+          <w:rFonts w:ascii="Gentium" w:hAnsi="Gentium" w:cs="Gentium"/>
+          <w:color w:val="333333"/>
+        </w:rPr>
+        <w:t xml:space="preserve">‘The Father hath committed all judgement unto the </w:t>
+      </w:r>
+      <w:proofErr w:type="gramStart"/>
+      <w:r>
+        <w:rPr>
+          <w:rFonts w:ascii="Gentium" w:hAnsi="Gentium" w:cs="Gentium"/>
+          <w:color w:val="333333"/>
+        </w:rPr>
+        <w:t>Son</w:t>
+      </w:r>
+      <w:proofErr w:type="gramEnd"/>
+      <w:r>
+        <w:rPr>
+          <w:rFonts w:ascii="Gentium" w:hAnsi="Gentium" w:cs="Gentium"/>
+          <w:color w:val="333333"/>
+        </w:rPr>
+        <w:t xml:space="preserve">.’ </w:t>
+      </w:r>
+      <w:r>
+        <w:rPr>
+          <w:rFonts w:ascii="Gentium" w:hAnsi="Gentium" w:cs="Gentium"/>
+          <w:i/>
+          <w:iCs/>
+          <w:color w:val="333333"/>
+        </w:rPr>
+        <w:t>The destiny of sinners</w:t>
+      </w:r>
+      <w:r>
+        <w:rPr>
+          <w:rFonts w:ascii="Gentium" w:hAnsi="Gentium" w:cs="Gentium"/>
+          <w:i/>
+          <w:iCs/>
+          <w:color w:val="333333"/>
+        </w:rPr>
+        <w:t xml:space="preserve"> – </w:t>
+      </w:r>
+      <w:r>
+        <w:rPr>
+          <w:rFonts w:ascii="Gentium" w:hAnsi="Gentium" w:cs="Gentium"/>
+          <w:i/>
+          <w:iCs/>
+          <w:color w:val="333333"/>
+        </w:rPr>
+        <w:t>their eternal doom</w:t>
+      </w:r>
+      <w:r>
+        <w:rPr>
+          <w:rFonts w:ascii="Gentium" w:hAnsi="Gentium" w:cs="Gentium"/>
+          <w:i/>
+          <w:iCs/>
+          <w:color w:val="333333"/>
+        </w:rPr>
+        <w:t xml:space="preserve"> –</w:t>
+      </w:r>
+      <w:r>
+        <w:rPr>
+          <w:rFonts w:ascii="Gentium" w:hAnsi="Gentium" w:cs="Gentium"/>
+          <w:i/>
+          <w:iCs/>
+          <w:color w:val="333333"/>
+        </w:rPr>
+        <w:t xml:space="preserve"> is more than Peter can </w:t>
+      </w:r>
+      <w:proofErr w:type="gramStart"/>
+      <w:r>
+        <w:rPr>
+          <w:rFonts w:ascii="Gentium" w:hAnsi="Gentium" w:cs="Gentium"/>
+          <w:i/>
+          <w:iCs/>
+          <w:color w:val="333333"/>
+        </w:rPr>
+        <w:t>endure:</w:t>
+      </w:r>
+      <w:proofErr w:type="gramEnd"/>
+      <w:r>
+        <w:rPr>
+          <w:rFonts w:ascii="Gentium" w:hAnsi="Gentium" w:cs="Gentium"/>
+          <w:i/>
+          <w:iCs/>
+          <w:color w:val="333333"/>
+        </w:rPr>
+        <w:t xml:space="preserve"> he appeals to Christ to have pity on them.</w:t>
+      </w:r>
+    </w:p>
+    <w:p>
+      <w:pPr>
+        <w:pStyle w:val="NormalWeb"/>
+        <w:shd w:val="clear" w:color="auto" w:fill="FFFFFF"/>
+        <w:spacing w:before="120" w:beforeAutospacing="0" w:after="0" w:afterAutospacing="0"/>
+        <w:jc w:val="both"/>
+        <w:rPr>
+          <w:rFonts w:ascii="Gentium" w:hAnsi="Gentium" w:cs="Gentium"/>
+          <w:i/>
+          <w:iCs/>
+          <w:color w:val="333333"/>
+        </w:rPr>
+      </w:pPr>
+      <w:r>
+        <w:rPr>
+          <w:rFonts w:ascii="Gentium" w:hAnsi="Gentium" w:cs="Gentium"/>
+          <w:color w:val="333333"/>
+        </w:rPr>
+        <w:t>And my Lord answered me and said to me: ‘Ha</w:t>
+      </w:r>
+      <w:r>
+        <w:rPr>
+          <w:rFonts w:ascii="Gentium" w:hAnsi="Gentium" w:cs="Gentium"/>
+          <w:color w:val="333333"/>
+        </w:rPr>
+        <w:t>ve</w:t>
+      </w:r>
+      <w:r>
+        <w:rPr>
+          <w:rFonts w:ascii="Gentium" w:hAnsi="Gentium" w:cs="Gentium"/>
+          <w:color w:val="333333"/>
+        </w:rPr>
+        <w:t xml:space="preserve"> </w:t>
+      </w:r>
+      <w:r>
+        <w:rPr>
+          <w:rFonts w:ascii="Gentium" w:hAnsi="Gentium" w:cs="Gentium"/>
+          <w:color w:val="333333"/>
+        </w:rPr>
+        <w:t>y</w:t>
+      </w:r>
+      <w:r>
+        <w:rPr>
+          <w:rFonts w:ascii="Gentium" w:hAnsi="Gentium" w:cs="Gentium"/>
+          <w:color w:val="333333"/>
+        </w:rPr>
+        <w:t xml:space="preserve">ou understood that which I said unto </w:t>
+      </w:r>
+      <w:r>
+        <w:rPr>
+          <w:rFonts w:ascii="Gentium" w:hAnsi="Gentium" w:cs="Gentium"/>
+          <w:color w:val="333333"/>
+        </w:rPr>
+        <w:t>you</w:t>
+      </w:r>
+      <w:r>
+        <w:rPr>
+          <w:rFonts w:ascii="Gentium" w:hAnsi="Gentium" w:cs="Gentium"/>
+          <w:color w:val="333333"/>
+        </w:rPr>
+        <w:t xml:space="preserve"> before? It is permitted unto </w:t>
+      </w:r>
+      <w:r>
+        <w:rPr>
+          <w:rFonts w:ascii="Gentium" w:hAnsi="Gentium" w:cs="Gentium"/>
+          <w:color w:val="333333"/>
+        </w:rPr>
+        <w:t>you</w:t>
+      </w:r>
+      <w:r>
+        <w:rPr>
+          <w:rFonts w:ascii="Gentium" w:hAnsi="Gentium" w:cs="Gentium"/>
+          <w:color w:val="333333"/>
+        </w:rPr>
+        <w:t xml:space="preserve"> to know that concerning which </w:t>
+      </w:r>
+      <w:r>
+        <w:rPr>
+          <w:rFonts w:ascii="Gentium" w:hAnsi="Gentium" w:cs="Gentium"/>
+          <w:color w:val="333333"/>
+        </w:rPr>
+        <w:t>y</w:t>
+      </w:r>
+      <w:r>
+        <w:rPr>
+          <w:rFonts w:ascii="Gentium" w:hAnsi="Gentium" w:cs="Gentium"/>
+          <w:color w:val="333333"/>
+        </w:rPr>
+        <w:t>ou ask</w:t>
+      </w:r>
+      <w:r>
+        <w:rPr>
+          <w:rFonts w:ascii="Gentium" w:hAnsi="Gentium" w:cs="Gentium"/>
+          <w:color w:val="333333"/>
+        </w:rPr>
+        <w:t>;</w:t>
+      </w:r>
+      <w:r>
+        <w:rPr>
+          <w:rFonts w:ascii="Gentium" w:hAnsi="Gentium" w:cs="Gentium"/>
+          <w:color w:val="333333"/>
+        </w:rPr>
+        <w:t xml:space="preserve"> but</w:t>
+      </w:r>
+      <w:r>
+        <w:rPr>
+          <w:rFonts w:ascii="Gentium" w:hAnsi="Gentium" w:cs="Gentium"/>
+          <w:color w:val="333333"/>
+        </w:rPr>
+        <w:t xml:space="preserve"> yo</w:t>
+      </w:r>
+      <w:r>
+        <w:rPr>
+          <w:rFonts w:ascii="Gentium" w:hAnsi="Gentium" w:cs="Gentium"/>
+          <w:color w:val="333333"/>
+        </w:rPr>
+        <w:t xml:space="preserve">u must not tell that which </w:t>
+      </w:r>
+      <w:r>
+        <w:rPr>
+          <w:rFonts w:ascii="Gentium" w:hAnsi="Gentium" w:cs="Gentium"/>
+          <w:color w:val="333333"/>
+        </w:rPr>
+        <w:t>y</w:t>
+      </w:r>
+      <w:r>
+        <w:rPr>
+          <w:rFonts w:ascii="Gentium" w:hAnsi="Gentium" w:cs="Gentium"/>
+          <w:color w:val="333333"/>
+        </w:rPr>
+        <w:t>ou hear unto the sinners</w:t>
+      </w:r>
+      <w:r>
+        <w:rPr>
+          <w:rFonts w:ascii="Gentium" w:hAnsi="Gentium" w:cs="Gentium"/>
+          <w:color w:val="333333"/>
+        </w:rPr>
+        <w:t>,</w:t>
+      </w:r>
+      <w:r>
+        <w:rPr>
+          <w:rFonts w:ascii="Gentium" w:hAnsi="Gentium" w:cs="Gentium"/>
+          <w:color w:val="333333"/>
+        </w:rPr>
+        <w:t xml:space="preserve"> lest they transgress the more, and sin.’ </w:t>
+      </w:r>
+      <w:r>
+        <w:rPr>
+          <w:rFonts w:ascii="Gentium" w:hAnsi="Gentium" w:cs="Gentium"/>
+          <w:i/>
+          <w:iCs/>
+          <w:color w:val="333333"/>
+        </w:rPr>
+        <w:t>Peter weeps many hours, and is at last consoled by an answer which, though exceedingly diffuse and vague does seem to promise ultimate pardon for all:</w:t>
+      </w:r>
+      <w:r>
+        <w:rPr>
+          <w:rFonts w:ascii="Gentium" w:hAnsi="Gentium" w:cs="Gentium"/>
+          <w:color w:val="333333"/>
+        </w:rPr>
+        <w:t xml:space="preserve"> ‘My Father will give unto them all the life, the glory, and the kingdom that passe</w:t>
+      </w:r>
+      <w:r>
+        <w:rPr>
+          <w:rFonts w:ascii="Gentium" w:hAnsi="Gentium" w:cs="Gentium"/>
+          <w:color w:val="333333"/>
+        </w:rPr>
+        <w:t>s</w:t>
+      </w:r>
+      <w:r>
+        <w:rPr>
+          <w:rFonts w:ascii="Gentium" w:hAnsi="Gentium" w:cs="Gentium"/>
+          <w:color w:val="333333"/>
+        </w:rPr>
+        <w:t xml:space="preserve"> not away,’ </w:t>
+      </w:r>
+      <w:r>
+        <w:rPr>
+          <w:rFonts w:ascii="Gentium" w:hAnsi="Gentium" w:cs="Gentium"/>
+          <w:color w:val="333333"/>
+        </w:rPr>
+        <w:t>…</w:t>
+      </w:r>
+      <w:r>
+        <w:rPr>
+          <w:rFonts w:ascii="Gentium" w:hAnsi="Gentium" w:cs="Gentium"/>
+          <w:color w:val="333333"/>
+        </w:rPr>
+        <w:t xml:space="preserve"> ‘It is because of them that have believed in me that I am come. It is also because of them that have believed in me, that, at their word, I shall have pity on men.’ </w:t>
+      </w:r>
+      <w:r>
+        <w:rPr>
+          <w:rFonts w:ascii="Gentium" w:hAnsi="Gentium" w:cs="Gentium"/>
+          <w:i/>
+          <w:iCs/>
+          <w:color w:val="333333"/>
+        </w:rPr>
+        <w:t>The doctrine that sinners will be saved at last by the prayers of the righteous is, rather obscurely, enunciated in the Second Book of the Sibylline Oracles (a paraphrase, in this part, of the Apocalypse), and in the (Coptic) Apocalypse of Elias (see post).</w:t>
+      </w:r>
+    </w:p>
+    <w:p>
+      <w:pPr>
+        <w:pStyle w:val="NormalWeb"/>
+        <w:shd w:val="clear" w:color="auto" w:fill="FFFFFF"/>
+        <w:spacing w:before="120" w:beforeAutospacing="0" w:after="0" w:afterAutospacing="0"/>
+        <w:jc w:val="both"/>
+        <w:rPr>
+          <w:rFonts w:ascii="Gentium" w:hAnsi="Gentium" w:cs="Gentium"/>
+          <w:i/>
+          <w:iCs/>
+          <w:color w:val="333333"/>
+        </w:rPr>
+      </w:pPr>
+      <w:r>
+        <w:rPr>
+          <w:rFonts w:ascii="Gentium" w:hAnsi="Gentium" w:cs="Gentium"/>
+          <w:i/>
+          <w:iCs/>
+          <w:color w:val="333333"/>
+        </w:rPr>
+        <w:t>Ultimately Peter orders Clement to hide this revelation in a box, that foolish men may not see it. The passage in the Second Book of the Sibylline Oracles which seems to point to the ultimate salvation of all sinners will be found in the last lines of the translation given below.</w:t>
+      </w:r>
+    </w:p>
+    <w:p>
+      <w:pPr>
+        <w:pStyle w:val="NormalWeb"/>
+        <w:shd w:val="clear" w:color="auto" w:fill="FFFFFF"/>
+        <w:spacing w:before="120" w:beforeAutospacing="0" w:after="0" w:afterAutospacing="0"/>
+        <w:jc w:val="both"/>
+        <w:rPr>
+          <w:rFonts w:ascii="Gentium" w:hAnsi="Gentium" w:cs="Gentium"/>
+          <w:i/>
+          <w:iCs/>
+          <w:color w:val="333333"/>
+        </w:rPr>
+      </w:pPr>
+      <w:r>
+        <w:rPr>
+          <w:rFonts w:ascii="Gentium" w:hAnsi="Gentium" w:cs="Gentium"/>
+          <w:i/>
+          <w:iCs/>
+          <w:color w:val="333333"/>
+        </w:rPr>
+        <w:t>The passage in the Coptic Apocalypse of Elias is guarded and obscure in expression, but significant. It begins with a sentence which has a parallel in Peter.</w:t>
+      </w:r>
+    </w:p>
+    <w:p>
+      <w:pPr>
+        <w:pStyle w:val="NormalWeb"/>
+        <w:shd w:val="clear" w:color="auto" w:fill="FFFFFF"/>
+        <w:spacing w:before="120" w:beforeAutospacing="0" w:after="0" w:afterAutospacing="0"/>
+        <w:jc w:val="both"/>
+        <w:rPr>
+          <w:rFonts w:ascii="Gentium" w:hAnsi="Gentium" w:cs="Gentium"/>
+          <w:color w:val="333333"/>
+        </w:rPr>
+      </w:pPr>
+      <w:r>
+        <w:rPr>
+          <w:rFonts w:ascii="Gentium" w:hAnsi="Gentium" w:cs="Gentium"/>
+          <w:color w:val="333333"/>
+        </w:rPr>
+        <w:t>The righteous will behold the sinners in their punishment, and those who have persecuted them and delivered them up. Then will the sinners on their part behold the place of the righteous and be partakers of grace. In that day will that for which the (righteous) shall often pray, be granted to them.</w:t>
+      </w:r>
+    </w:p>
+    <w:p>
+      <w:pPr>
+        <w:pStyle w:val="NormalWeb"/>
+        <w:shd w:val="clear" w:color="auto" w:fill="FFFFFF"/>
+        <w:spacing w:before="120" w:beforeAutospacing="0" w:after="0" w:afterAutospacing="0"/>
+        <w:jc w:val="both"/>
+        <w:rPr>
+          <w:rFonts w:ascii="Gentium" w:hAnsi="Gentium" w:cs="Gentium"/>
+          <w:i/>
+          <w:iCs/>
+          <w:color w:val="333333"/>
+        </w:rPr>
+      </w:pPr>
+      <w:r>
+        <w:rPr>
+          <w:rFonts w:ascii="Gentium" w:hAnsi="Gentium" w:cs="Gentium"/>
+          <w:i/>
+          <w:iCs/>
+          <w:color w:val="333333"/>
+        </w:rPr>
+        <w:t>That is, as I take it, the salvation of sinners will be granted at the prayer of the righteous.</w:t>
+      </w:r>
+    </w:p>
+    <w:p>
+      <w:pPr>
+        <w:pStyle w:val="NormalWeb"/>
+        <w:shd w:val="clear" w:color="auto" w:fill="FFFFFF"/>
+        <w:spacing w:before="120" w:beforeAutospacing="0" w:after="0" w:afterAutospacing="0"/>
+        <w:jc w:val="both"/>
+        <w:rPr>
+          <w:rFonts w:ascii="Gentium" w:hAnsi="Gentium" w:cs="Gentium"/>
+          <w:i/>
+          <w:iCs/>
+          <w:color w:val="333333"/>
+        </w:rPr>
+      </w:pPr>
+      <w:r>
+        <w:rPr>
+          <w:rFonts w:ascii="Gentium" w:hAnsi="Gentium" w:cs="Gentium"/>
+          <w:i/>
+          <w:iCs/>
+          <w:color w:val="333333"/>
+        </w:rPr>
+        <w:t>Compare also the Epistle of the Apostles, 40: ‘the righteous are sorry for the sinners and pray for them</w:t>
+      </w:r>
+      <w:r>
+        <w:rPr>
+          <w:rFonts w:ascii="Gentium" w:hAnsi="Gentium" w:cs="Gentium"/>
+          <w:i/>
+          <w:iCs/>
+          <w:color w:val="333333"/>
+        </w:rPr>
+        <w:t xml:space="preserve"> …</w:t>
+      </w:r>
+      <w:r>
+        <w:rPr>
+          <w:rFonts w:ascii="Gentium" w:hAnsi="Gentium" w:cs="Gentium"/>
+          <w:i/>
+          <w:iCs/>
+          <w:color w:val="333333"/>
+        </w:rPr>
+        <w:t xml:space="preserve"> And I will hearken unto the prayer of the righteous which they make for them.’</w:t>
+      </w:r>
+    </w:p>
+    <w:p>
+      <w:pPr>
+        <w:pStyle w:val="NormalWeb"/>
+        <w:shd w:val="clear" w:color="auto" w:fill="FFFFFF"/>
+        <w:spacing w:before="120" w:beforeAutospacing="0" w:after="0" w:afterAutospacing="0"/>
+        <w:jc w:val="both"/>
+        <w:rPr>
+          <w:rFonts w:ascii="Gentium" w:hAnsi="Gentium" w:cs="Gentium"/>
+          <w:i/>
+          <w:iCs/>
+          <w:color w:val="333333"/>
+        </w:rPr>
+      </w:pPr>
+      <w:r>
+        <w:rPr>
+          <w:rFonts w:ascii="Gentium" w:hAnsi="Gentium" w:cs="Gentium"/>
+          <w:i/>
+          <w:iCs/>
+          <w:color w:val="333333"/>
+        </w:rPr>
+        <w:lastRenderedPageBreak/>
+        <w:t xml:space="preserve">I would add that the author of the Acts of Paul, who (in the Third Epistle to the Corinthians and elsewhere) betrays a knowledge of the Apocalypse of Peter, makes </w:t>
+      </w:r>
+      <w:proofErr w:type="spellStart"/>
+      <w:r>
+        <w:rPr>
+          <w:rFonts w:ascii="Gentium" w:hAnsi="Gentium" w:cs="Gentium"/>
+          <w:i/>
+          <w:iCs/>
+          <w:color w:val="333333"/>
+        </w:rPr>
+        <w:t>Falconilla</w:t>
+      </w:r>
+      <w:proofErr w:type="spellEnd"/>
+      <w:r>
+        <w:rPr>
+          <w:rFonts w:ascii="Gentium" w:hAnsi="Gentium" w:cs="Gentium"/>
+          <w:i/>
+          <w:iCs/>
+          <w:color w:val="333333"/>
+        </w:rPr>
+        <w:t>, the deceased daughter of Tryphaena, speak of Thecla’s praying for her that she may be translated unto the place of the righteous (Thecla episode, 28).</w:t>
+      </w:r>
+    </w:p>
+    <w:p>
+      <w:pPr>
+        <w:pStyle w:val="NormalWeb"/>
+        <w:shd w:val="clear" w:color="auto" w:fill="FFFFFF"/>
+        <w:spacing w:before="120" w:beforeAutospacing="0" w:after="0" w:afterAutospacing="0"/>
+        <w:jc w:val="both"/>
+        <w:rPr>
+          <w:rFonts w:ascii="Gentium" w:hAnsi="Gentium" w:cs="Gentium"/>
+          <w:i/>
+          <w:iCs/>
+          <w:color w:val="333333"/>
+        </w:rPr>
+      </w:pPr>
+      <w:r>
+        <w:rPr>
+          <w:rFonts w:ascii="Gentium" w:hAnsi="Gentium" w:cs="Gentium"/>
+          <w:i/>
+          <w:iCs/>
+          <w:color w:val="333333"/>
+        </w:rPr>
+        <w:t xml:space="preserve">My impression is that the maker of the Ethiopic version (or of its Arabic parent, or of another ancestor) has designedly omitted or slurred over some clauses in the passage beginning: </w:t>
+      </w:r>
+      <w:r>
+        <w:rPr>
+          <w:rFonts w:ascii="Gentium" w:hAnsi="Gentium" w:cs="Gentium"/>
+          <w:color w:val="333333"/>
+        </w:rPr>
+        <w:t xml:space="preserve">‘Then will I give unto mine elect’, </w:t>
+      </w:r>
+      <w:r>
+        <w:rPr>
+          <w:rFonts w:ascii="Gentium" w:hAnsi="Gentium" w:cs="Gentium"/>
+          <w:i/>
+          <w:iCs/>
+          <w:color w:val="333333"/>
+        </w:rPr>
+        <w:t xml:space="preserve">and that in his very diffuse and obscure appendix to the Apocalypse, he has tried to break the dangerous doctrine of the ultimate salvation of sinners gently to his readers. But when the Arabic version of the Apocalypse is before us in the promised edition of MM. </w:t>
+      </w:r>
+      <w:proofErr w:type="spellStart"/>
+      <w:r>
+        <w:rPr>
+          <w:rFonts w:ascii="Gentium" w:hAnsi="Gentium" w:cs="Gentium"/>
+          <w:i/>
+          <w:iCs/>
+          <w:color w:val="333333"/>
+        </w:rPr>
+        <w:t>Griveau</w:t>
+      </w:r>
+      <w:proofErr w:type="spellEnd"/>
+      <w:r>
+        <w:rPr>
+          <w:rFonts w:ascii="Gentium" w:hAnsi="Gentium" w:cs="Gentium"/>
+          <w:i/>
+          <w:iCs/>
+          <w:color w:val="333333"/>
+        </w:rPr>
+        <w:t xml:space="preserve"> and </w:t>
+      </w:r>
+      <w:proofErr w:type="spellStart"/>
+      <w:r>
+        <w:rPr>
+          <w:rFonts w:ascii="Gentium" w:hAnsi="Gentium" w:cs="Gentium"/>
+          <w:i/>
+          <w:iCs/>
+          <w:color w:val="333333"/>
+        </w:rPr>
+        <w:t>Grebaut</w:t>
+      </w:r>
+      <w:proofErr w:type="spellEnd"/>
+      <w:r>
+        <w:rPr>
+          <w:rFonts w:ascii="Gentium" w:hAnsi="Gentium" w:cs="Gentium"/>
+          <w:i/>
+          <w:iCs/>
+          <w:color w:val="333333"/>
+        </w:rPr>
+        <w:t>, we shall have better means of deciding.</w:t>
       </w:r>
     </w:p>
     <w:sectPr>

--- a/Snnn-Raa/S301-RPt.docx
+++ b/Snnn-Raa/S301-RPt.docx
@@ -164,29 +164,7 @@
           <w:sz w:val="28"/>
           <w:szCs w:val="28"/>
         </w:rPr>
-        <w:t xml:space="preserve">The </w:t>
-      </w:r>
-      <w:proofErr w:type="spellStart"/>
-      <w:r>
-        <w:rPr>
-          <w:rFonts w:ascii="Gentium" w:hAnsi="Gentium" w:cs="Gentium"/>
-          <w:b/>
-          <w:bCs/>
-          <w:sz w:val="28"/>
-          <w:szCs w:val="28"/>
-        </w:rPr>
-        <w:t>Akhmim</w:t>
-      </w:r>
-      <w:proofErr w:type="spellEnd"/>
-      <w:r>
-        <w:rPr>
-          <w:rFonts w:ascii="Gentium" w:hAnsi="Gentium" w:cs="Gentium"/>
-          <w:b/>
-          <w:bCs/>
-          <w:sz w:val="28"/>
-          <w:szCs w:val="28"/>
-        </w:rPr>
-        <w:t xml:space="preserve"> Fragment</w:t>
+        <w:t>The Akhmim Fragment</w:t>
       </w:r>
     </w:p>
     <w:p>
@@ -379,7 +357,21 @@
         <w:rPr>
           <w:rFonts w:ascii="Gentium" w:hAnsi="Gentium" w:cs="Gentium"/>
         </w:rPr>
-        <w:t xml:space="preserve"> going with him, we the twelve disciples besought him that he would show us one of our righteous brethren that had departed out of the world, that we might see what manner of men they are in their form, and take courage, and encourage also the men that should hear us.</w:t>
+        <w:t xml:space="preserve"> going with him, we the twelve disciples besought him that he would show us one of our righteous brethren that had departed out of the world, that we might see what manner of men they are in their form, and take courage, and encourage also the men that </w:t>
+      </w:r>
+      <w:r>
+        <w:rPr>
+          <w:rFonts w:ascii="Gentium" w:hAnsi="Gentium" w:cs="Gentium"/>
+          <w:i/>
+          <w:iCs/>
+        </w:rPr>
+        <w:t>should</w:t>
+      </w:r>
+      <w:r>
+        <w:rPr>
+          <w:rFonts w:ascii="Gentium" w:hAnsi="Gentium" w:cs="Gentium"/>
+        </w:rPr>
+        <w:t xml:space="preserve"> hear us.</w:t>
       </w:r>
     </w:p>
     <w:p>
@@ -417,37 +409,35 @@
         <w:rPr>
           <w:rFonts w:ascii="Gentium" w:hAnsi="Gentium" w:cs="Gentium"/>
         </w:rPr>
-        <w:t xml:space="preserve"> as we prayed, suddenly there appeared two men standing before the Lord </w:t>
-      </w:r>
-      <w:r>
-        <w:rPr>
-          <w:rFonts w:ascii="Gentium" w:hAnsi="Gentium" w:cs="Gentium"/>
-          <w:i/>
-          <w:iCs/>
-        </w:rPr>
-        <w:t>[</w:t>
-      </w:r>
-      <w:r>
-        <w:rPr>
-          <w:rFonts w:ascii="Gentium" w:hAnsi="Gentium" w:cs="Gentium"/>
-          <w:i/>
-          <w:iCs/>
-        </w:rPr>
-        <w:t>to the east</w:t>
-      </w:r>
-      <w:r>
-        <w:rPr>
-          <w:rFonts w:ascii="Gentium" w:hAnsi="Gentium" w:cs="Gentium"/>
-          <w:i/>
-          <w:iCs/>
-        </w:rPr>
-        <w:t>]</w:t>
-      </w:r>
-      <w:r>
-        <w:rPr>
-          <w:rFonts w:ascii="Gentium" w:hAnsi="Gentium" w:cs="Gentium"/>
-        </w:rPr>
-        <w:t xml:space="preserve"> on whom we were not able to look. </w:t>
+        <w:t xml:space="preserve"> as we prayed, suddenly there appeared two men standing before the Lord</w:t>
+      </w:r>
+      <w:r>
+        <w:rPr>
+          <w:rFonts w:ascii="Gentium" w:hAnsi="Gentium" w:cs="Gentium"/>
+        </w:rPr>
+        <w:t xml:space="preserve"> (</w:t>
+      </w:r>
+      <w:proofErr w:type="gramStart"/>
+      <w:r>
+        <w:rPr>
+          <w:rFonts w:ascii="Gentium" w:hAnsi="Gentium" w:cs="Gentium"/>
+          <w:i/>
+          <w:iCs/>
+        </w:rPr>
+        <w:t>perhaps add,</w:t>
+      </w:r>
+      <w:proofErr w:type="gramEnd"/>
+      <w:r>
+        <w:rPr>
+          <w:rFonts w:ascii="Gentium" w:hAnsi="Gentium" w:cs="Gentium"/>
+        </w:rPr>
+        <w:t xml:space="preserve"> to the east) </w:t>
+      </w:r>
+      <w:r>
+        <w:rPr>
+          <w:rFonts w:ascii="Gentium" w:hAnsi="Gentium" w:cs="Gentium"/>
+        </w:rPr>
+        <w:t xml:space="preserve">on whom we were not able to look. </w:t>
       </w:r>
       <w:r>
         <w:rPr>
@@ -2156,8 +2146,16 @@
       <w:r>
         <w:rPr>
           <w:rFonts w:ascii="Gentium" w:hAnsi="Gentium" w:cs="Gentium"/>
-        </w:rPr>
-        <w:t>And other men and women being cast down from a great rock (precipice) fell (came) to the bottom and</w:t>
+          <w:i/>
+          <w:iCs/>
+        </w:rPr>
+        <w:t>And</w:t>
+      </w:r>
+      <w:r>
+        <w:rPr>
+          <w:rFonts w:ascii="Gentium" w:hAnsi="Gentium" w:cs="Gentium"/>
+        </w:rPr>
+        <w:t xml:space="preserve"> other men and women being cast down from a great rock (precipice) fell (came) to the bottom and</w:t>
       </w:r>
       <w:r>
         <w:rPr>
@@ -2366,10 +2364,16 @@
       <w:r>
         <w:rPr>
           <w:rFonts w:ascii="Gentium" w:hAnsi="Gentium" w:cs="Gentium"/>
-          <w:i/>
-          <w:iCs/>
-        </w:rPr>
-        <w:t xml:space="preserve">[And beside them other men and women] </w:t>
+        </w:rPr>
+        <w:t>[And beside them other men and women]</w:t>
+      </w:r>
+      <w:r>
+        <w:rPr>
+          <w:rFonts w:ascii="Gentium" w:hAnsi="Gentium" w:cs="Gentium"/>
+          <w:i/>
+          <w:iCs/>
+        </w:rPr>
+        <w:t xml:space="preserve"> </w:t>
       </w:r>
       <w:r>
         <w:rPr>
@@ -2513,7 +2517,21 @@
         <w:rPr>
           <w:rFonts w:ascii="Gentium" w:hAnsi="Gentium" w:cs="Gentium"/>
         </w:rPr>
-        <w:t>The Second Coming of Christ and Resurrection of the Dead (which Christ revealed unto Peter) who died because of their sins</w:t>
+        <w:t xml:space="preserve">The Second Coming of Christ and Resurrection of the Dead (which </w:t>
+      </w:r>
+      <w:r>
+        <w:rPr>
+          <w:rFonts w:ascii="Gentium" w:hAnsi="Gentium" w:cs="Gentium"/>
+          <w:i/>
+          <w:iCs/>
+        </w:rPr>
+        <w:t>Christ</w:t>
+      </w:r>
+      <w:r>
+        <w:rPr>
+          <w:rFonts w:ascii="Gentium" w:hAnsi="Gentium" w:cs="Gentium"/>
+        </w:rPr>
+        <w:t xml:space="preserve"> revealed unto Peter) who died because of their sins</w:t>
       </w:r>
       <w:r>
         <w:rPr>
@@ -2593,7 +2611,35 @@
         <w:rPr>
           <w:rFonts w:ascii="Gentium" w:hAnsi="Gentium" w:cs="Gentium"/>
         </w:rPr>
-        <w:t xml:space="preserve"> when the Lord was seated upon the Mount of Olives, his disciples came to him.</w:t>
+        <w:t xml:space="preserve"> when </w:t>
+      </w:r>
+      <w:r>
+        <w:rPr>
+          <w:rFonts w:ascii="Gentium" w:hAnsi="Gentium" w:cs="Gentium"/>
+          <w:i/>
+          <w:iCs/>
+        </w:rPr>
+        <w:t>the Lord</w:t>
+      </w:r>
+      <w:r>
+        <w:rPr>
+          <w:rFonts w:ascii="Gentium" w:hAnsi="Gentium" w:cs="Gentium"/>
+        </w:rPr>
+        <w:t xml:space="preserve"> was seated upon the Mount of Olives, his </w:t>
+      </w:r>
+      <w:r>
+        <w:rPr>
+          <w:rFonts w:ascii="Gentium" w:hAnsi="Gentium" w:cs="Gentium"/>
+          <w:i/>
+          <w:iCs/>
+        </w:rPr>
+        <w:t>disciples</w:t>
+      </w:r>
+      <w:r>
+        <w:rPr>
+          <w:rFonts w:ascii="Gentium" w:hAnsi="Gentium" w:cs="Gentium"/>
+        </w:rPr>
+        <w:t xml:space="preserve"> came to him.</w:t>
       </w:r>
     </w:p>
     <w:p>
@@ -3085,7 +3131,21 @@
         <w:rPr>
           <w:rFonts w:ascii="Gentium" w:hAnsi="Gentium" w:cs="Gentium"/>
         </w:rPr>
-        <w:t xml:space="preserve"> forth its fruit for its master. What then </w:t>
+        <w:t xml:space="preserve"> forth its fruit for its master. What </w:t>
+      </w:r>
+      <w:r>
+        <w:rPr>
+          <w:rFonts w:ascii="Gentium" w:hAnsi="Gentium" w:cs="Gentium"/>
+          <w:i/>
+          <w:iCs/>
+        </w:rPr>
+        <w:t>then</w:t>
+      </w:r>
+      <w:r>
+        <w:rPr>
+          <w:rFonts w:ascii="Gentium" w:hAnsi="Gentium" w:cs="Gentium"/>
+        </w:rPr>
+        <w:t xml:space="preserve"> </w:t>
       </w:r>
       <w:r>
         <w:rPr>
@@ -3156,7 +3216,21 @@
         <w:rPr>
           <w:rFonts w:ascii="Gentium" w:hAnsi="Gentium" w:cs="Gentium"/>
         </w:rPr>
-        <w:t>nderstand that the fig-tree is the house of Israel? Even as a man that planted a fig-tree in his garden, and it brought forth no fruit. And he sought the fruit thereof many years and</w:t>
+        <w:t xml:space="preserve">nderstand that the fig-tree is the house of Israel? Even as a man </w:t>
+      </w:r>
+      <w:r>
+        <w:rPr>
+          <w:rFonts w:ascii="Gentium" w:hAnsi="Gentium" w:cs="Gentium"/>
+          <w:i/>
+          <w:iCs/>
+        </w:rPr>
+        <w:t>that</w:t>
+      </w:r>
+      <w:r>
+        <w:rPr>
+          <w:rFonts w:ascii="Gentium" w:hAnsi="Gentium" w:cs="Gentium"/>
+        </w:rPr>
+        <w:t xml:space="preserve"> planted a fig-tree in his garden, and it brought forth no fruit. And he sought the fruit thereof many years and</w:t>
       </w:r>
       <w:r>
         <w:rPr>
@@ -3336,7 +3410,15 @@
         <w:rPr>
           <w:rFonts w:ascii="Gentium" w:hAnsi="Gentium" w:cs="Gentium"/>
         </w:rPr>
-        <w:t>, when the twigs thereof have sprouted forth in the last days, then shall feigned Christs come and awake expectation saying</w:t>
+        <w:t xml:space="preserve">, when the twigs thereof have sprouted forth in the last days, then shall feigned Christs come and awake expectation </w:t>
+      </w:r>
+      <w:r>
+        <w:rPr>
+          <w:rFonts w:ascii="Gentium" w:hAnsi="Gentium" w:cs="Gentium"/>
+          <w:i/>
+          <w:iCs/>
+        </w:rPr>
+        <w:t>saying</w:t>
       </w:r>
       <w:r>
         <w:rPr>
@@ -3404,7 +3486,41 @@
           <w:i/>
           <w:iCs/>
         </w:rPr>
-        <w:t xml:space="preserve">[something is wrong here: the sense required is that Israel perceives the wickedness of antichrist and does not follow him.] </w:t>
+        <w:t>[</w:t>
+      </w:r>
+      <w:r>
+        <w:rPr>
+          <w:rFonts w:ascii="Gentium" w:hAnsi="Gentium" w:cs="Gentium"/>
+          <w:i/>
+          <w:iCs/>
+        </w:rPr>
+        <w:t>S</w:t>
+      </w:r>
+      <w:r>
+        <w:rPr>
+          <w:rFonts w:ascii="Gentium" w:hAnsi="Gentium" w:cs="Gentium"/>
+          <w:i/>
+          <w:iCs/>
+        </w:rPr>
+        <w:t xml:space="preserve">omething is wrong here: the sense required is that Israel perceives the wickedness of antichrist and does </w:t>
+      </w:r>
+      <w:r>
+        <w:rPr>
+          <w:rFonts w:ascii="Gentium" w:hAnsi="Gentium" w:cs="Gentium"/>
+          <w:b/>
+          <w:bCs/>
+          <w:i/>
+          <w:iCs/>
+        </w:rPr>
+        <w:t>not</w:t>
+      </w:r>
+      <w:r>
+        <w:rPr>
+          <w:rFonts w:ascii="Gentium" w:hAnsi="Gentium" w:cs="Gentium"/>
+          <w:i/>
+          <w:iCs/>
+        </w:rPr>
+        <w:t xml:space="preserve"> follow him.] </w:t>
       </w:r>
       <w:r>
         <w:rPr>
@@ -3738,7 +3854,21 @@
         <w:rPr>
           <w:rFonts w:ascii="Gentium" w:hAnsi="Gentium" w:cs="Gentium"/>
         </w:rPr>
-        <w:t xml:space="preserve"> thus, that not to have been created were better for them? </w:t>
+        <w:t xml:space="preserve"> thus, </w:t>
+      </w:r>
+      <w:r>
+        <w:rPr>
+          <w:rFonts w:ascii="Gentium" w:hAnsi="Gentium" w:cs="Gentium"/>
+          <w:i/>
+          <w:iCs/>
+        </w:rPr>
+        <w:t>that</w:t>
+      </w:r>
+      <w:r>
+        <w:rPr>
+          <w:rFonts w:ascii="Gentium" w:hAnsi="Gentium" w:cs="Gentium"/>
+        </w:rPr>
+        <w:t xml:space="preserve"> not to have been created were better for them? </w:t>
       </w:r>
       <w:r>
         <w:rPr>
@@ -4034,7 +4164,21 @@
         <w:rPr>
           <w:rFonts w:ascii="Gentium" w:hAnsi="Gentium" w:cs="Gentium"/>
         </w:rPr>
-        <w:t xml:space="preserve"> all things come to pass on the day of decision, on the day of judgement, at the word of God</w:t>
+        <w:t xml:space="preserve"> all things </w:t>
+      </w:r>
+      <w:r>
+        <w:rPr>
+          <w:rFonts w:ascii="Gentium" w:hAnsi="Gentium" w:cs="Gentium"/>
+          <w:i/>
+          <w:iCs/>
+        </w:rPr>
+        <w:t>come to pass</w:t>
+      </w:r>
+      <w:r>
+        <w:rPr>
+          <w:rFonts w:ascii="Gentium" w:hAnsi="Gentium" w:cs="Gentium"/>
+        </w:rPr>
+        <w:t xml:space="preserve"> on the day of decision, on the day of judgement, at the word of God</w:t>
       </w:r>
       <w:r>
         <w:rPr>
@@ -4070,7 +4214,21 @@
         <w:rPr>
           <w:rFonts w:ascii="Gentium" w:hAnsi="Gentium" w:cs="Gentium"/>
         </w:rPr>
-        <w:t>even so shall it be in the last days; for</w:t>
+        <w:t xml:space="preserve">even so </w:t>
+      </w:r>
+      <w:r>
+        <w:rPr>
+          <w:rFonts w:ascii="Gentium" w:hAnsi="Gentium" w:cs="Gentium"/>
+          <w:i/>
+          <w:iCs/>
+        </w:rPr>
+        <w:t>shall it be</w:t>
+      </w:r>
+      <w:r>
+        <w:rPr>
+          <w:rFonts w:ascii="Gentium" w:hAnsi="Gentium" w:cs="Gentium"/>
+        </w:rPr>
+        <w:t xml:space="preserve"> in the last days; for</w:t>
       </w:r>
       <w:r>
         <w:rPr>
@@ -4142,30 +4300,6 @@
       <w:r>
         <w:rPr>
           <w:rFonts w:ascii="Gentium" w:hAnsi="Gentium" w:cs="Gentium"/>
-          <w:i/>
-          <w:iCs/>
-        </w:rPr>
-        <w:t xml:space="preserve">[Ezk </w:t>
-      </w:r>
-      <w:r>
-        <w:rPr>
-          <w:rFonts w:ascii="Gentium" w:hAnsi="Gentium" w:cs="Gentium"/>
-          <w:i/>
-          <w:iCs/>
-        </w:rPr>
-        <w:t>37</w:t>
-      </w:r>
-      <w:r>
-        <w:rPr>
-          <w:rFonts w:ascii="Gentium" w:hAnsi="Gentium" w:cs="Gentium"/>
-          <w:i/>
-          <w:iCs/>
-        </w:rPr>
-        <w:t xml:space="preserve">] </w:t>
-      </w:r>
-      <w:r>
-        <w:rPr>
-          <w:rFonts w:ascii="Gentium" w:hAnsi="Gentium" w:cs="Gentium"/>
         </w:rPr>
         <w:t>“</w:t>
       </w:r>
@@ -4202,16 +4336,8 @@
       <w:r>
         <w:rPr>
           <w:rFonts w:ascii="Gentium" w:hAnsi="Gentium" w:cs="Gentium"/>
-          <w:i/>
-          <w:iCs/>
-        </w:rPr>
-        <w:t>[and soul and spirit]</w:t>
-      </w:r>
-      <w:r>
-        <w:rPr>
-          <w:rFonts w:ascii="Gentium" w:hAnsi="Gentium" w:cs="Gentium"/>
-        </w:rPr>
-        <w:t>.</w:t>
+        </w:rPr>
+        <w:t>[and soul and spirit].</w:t>
       </w:r>
       <w:r>
         <w:rPr>
@@ -4307,47 +4433,41 @@
         <w:jc w:val="both"/>
         <w:rPr>
           <w:rFonts w:ascii="Gentium" w:hAnsi="Gentium" w:cs="Gentium"/>
-          <w:i/>
-          <w:iCs/>
         </w:rPr>
       </w:pPr>
       <w:r>
         <w:rPr>
           <w:rFonts w:ascii="Gentium" w:hAnsi="Gentium" w:cs="Gentium"/>
-          <w:i/>
-          <w:iCs/>
+        </w:rPr>
+        <w:t>[</w:t>
+      </w:r>
+      <w:r>
+        <w:rPr>
+          <w:rFonts w:ascii="Gentium" w:hAnsi="Gentium" w:cs="Gentium"/>
         </w:rPr>
         <w:t>And this that die</w:t>
       </w:r>
       <w:r>
         <w:rPr>
           <w:rFonts w:ascii="Gentium" w:hAnsi="Gentium" w:cs="Gentium"/>
-          <w:i/>
-          <w:iCs/>
         </w:rPr>
         <w:t>s</w:t>
       </w:r>
       <w:r>
         <w:rPr>
           <w:rFonts w:ascii="Gentium" w:hAnsi="Gentium" w:cs="Gentium"/>
-          <w:i/>
-          <w:iCs/>
         </w:rPr>
         <w:t xml:space="preserve">, </w:t>
       </w:r>
       <w:r>
         <w:rPr>
           <w:rFonts w:ascii="Gentium" w:hAnsi="Gentium" w:cs="Gentium"/>
-          <w:i/>
-          <w:iCs/>
         </w:rPr>
         <w:t>which</w:t>
       </w:r>
       <w:r>
         <w:rPr>
           <w:rFonts w:ascii="Gentium" w:hAnsi="Gentium" w:cs="Gentium"/>
-          <w:i/>
-          <w:iCs/>
         </w:rPr>
         <w:t xml:space="preserve"> is sown as seed in the earth, and shall become alive and be restored unto life, is man. </w:t>
       </w:r>
@@ -4357,15 +4477,13 @@
           <w:i/>
           <w:iCs/>
         </w:rPr>
-        <w:t>[</w:t>
-      </w:r>
-      <w:r>
-        <w:rPr>
-          <w:rFonts w:ascii="Gentium" w:hAnsi="Gentium" w:cs="Gentium"/>
-          <w:i/>
-          <w:iCs/>
-        </w:rPr>
-        <w:t>Probably a gloss.]</w:t>
+        <w:t>Probably a gloss.</w:t>
+      </w:r>
+      <w:r>
+        <w:rPr>
+          <w:rFonts w:ascii="Gentium" w:hAnsi="Gentium" w:cs="Gentium"/>
+        </w:rPr>
+        <w:t>]</w:t>
       </w:r>
     </w:p>
     <w:p>
@@ -4393,7 +4511,21 @@
         <w:rPr>
           <w:rFonts w:ascii="Gentium" w:hAnsi="Gentium" w:cs="Gentium"/>
         </w:rPr>
-        <w:t xml:space="preserve"> believe in him and are chosen of him, for whose sake he made the world? And all things shall the earth restore on the day of decision</w:t>
+        <w:t xml:space="preserve"> believe in him and are chosen of him, for whose sake he made </w:t>
+      </w:r>
+      <w:r>
+        <w:rPr>
+          <w:rFonts w:ascii="Gentium" w:hAnsi="Gentium" w:cs="Gentium"/>
+          <w:i/>
+          <w:iCs/>
+        </w:rPr>
+        <w:t>the world</w:t>
+      </w:r>
+      <w:r>
+        <w:rPr>
+          <w:rFonts w:ascii="Gentium" w:hAnsi="Gentium" w:cs="Gentium"/>
+        </w:rPr>
+        <w:t>? And all things shall the earth restore on the day of decision</w:t>
       </w:r>
       <w:r>
         <w:rPr>
@@ -4433,7 +4565,21 @@
         <w:rPr>
           <w:rFonts w:ascii="Gentium" w:hAnsi="Gentium" w:cs="Gentium"/>
         </w:rPr>
-        <w:t xml:space="preserve">And this shall come at the day of judgement on them </w:t>
+        <w:t xml:space="preserve">And </w:t>
+      </w:r>
+      <w:r>
+        <w:rPr>
+          <w:rFonts w:ascii="Gentium" w:hAnsi="Gentium" w:cs="Gentium"/>
+          <w:i/>
+          <w:iCs/>
+        </w:rPr>
+        <w:t>this</w:t>
+      </w:r>
+      <w:r>
+        <w:rPr>
+          <w:rFonts w:ascii="Gentium" w:hAnsi="Gentium" w:cs="Gentium"/>
+        </w:rPr>
+        <w:t xml:space="preserve"> shall come at the day of judgement on them </w:t>
       </w:r>
       <w:r>
         <w:rPr>
@@ -4445,7 +4591,21 @@
         <w:rPr>
           <w:rFonts w:ascii="Gentium" w:hAnsi="Gentium" w:cs="Gentium"/>
         </w:rPr>
-        <w:t xml:space="preserve"> have fallen away from faith in God and that have committed sin: Floods (cataracts) of fire shall be let loose; and darkness and obscurity shall come up and clothe and veil the whole world and the waters shall be changed and turned into coals of fire and all that is in them shall burn, and the sea shall become fire. Under the heaven shall be a sharp fire that cannot be quenched and flow</w:t>
+        <w:t xml:space="preserve"> have fallen away from faith in God and that have committed sin: Floods (cataracts) of fire shall be let loose; and darkness and obscurity shall come up and clothe and veil the whole world and the waters shall be changed and turned into coals of fire and all that is in them shall burn, and the sea shall become fire. Under the heaven </w:t>
+      </w:r>
+      <w:r>
+        <w:rPr>
+          <w:rFonts w:ascii="Gentium" w:hAnsi="Gentium" w:cs="Gentium"/>
+          <w:i/>
+          <w:iCs/>
+        </w:rPr>
+        <w:t>shall be</w:t>
+      </w:r>
+      <w:r>
+        <w:rPr>
+          <w:rFonts w:ascii="Gentium" w:hAnsi="Gentium" w:cs="Gentium"/>
+        </w:rPr>
+        <w:t xml:space="preserve"> a sharp fire that cannot be quenched and flow</w:t>
       </w:r>
       <w:r>
         <w:rPr>
@@ -4457,7 +4617,33 @@
         <w:rPr>
           <w:rFonts w:ascii="Gentium" w:hAnsi="Gentium" w:cs="Gentium"/>
         </w:rPr>
-        <w:t xml:space="preserve"> to fulfil the judgement of wrath. And the stars shall fly in pieces by flames of fire, as if they had not been created and the powers (firmaments) of the heaven shall pass away for lack of water and shall be as though they had not been. And the lightning of heaven shall be no more and</w:t>
+        <w:t xml:space="preserve"> </w:t>
+      </w:r>
+      <w:r>
+        <w:rPr>
+          <w:rFonts w:ascii="Gentium" w:hAnsi="Gentium" w:cs="Gentium"/>
+          <w:i/>
+          <w:iCs/>
+        </w:rPr>
+        <w:t>to fulfil</w:t>
+      </w:r>
+      <w:r>
+        <w:rPr>
+          <w:rFonts w:ascii="Gentium" w:hAnsi="Gentium" w:cs="Gentium"/>
+        </w:rPr>
+        <w:t xml:space="preserve"> the judgement of wrath. And the stars shall fly in pieces by flames of fire, as if they had not been created and the powers (firmaments) of the heaven shall pass away for lack of water and shall be as though they had not been. </w:t>
+      </w:r>
+      <w:r>
+        <w:rPr>
+          <w:rFonts w:ascii="Gentium" w:hAnsi="Gentium" w:cs="Gentium"/>
+        </w:rPr>
+        <w:t>†</w:t>
+      </w:r>
+      <w:r>
+        <w:rPr>
+          <w:rFonts w:ascii="Gentium" w:hAnsi="Gentium" w:cs="Gentium"/>
+        </w:rPr>
+        <w:t>And the lightning of heaven shall be no more and</w:t>
       </w:r>
       <w:r>
         <w:rPr>
@@ -4493,13 +4679,23 @@
         <w:rPr>
           <w:rFonts w:ascii="Gentium" w:hAnsi="Gentium" w:cs="Gentium"/>
         </w:rPr>
-        <w:t xml:space="preserve"> the world </w:t>
-      </w:r>
-      <w:r>
-        <w:rPr>
-          <w:rFonts w:ascii="Gentium" w:hAnsi="Gentium" w:cs="Gentium"/>
-          <w:i/>
-          <w:iCs/>
+        <w:t xml:space="preserve"> the world</w:t>
+      </w:r>
+      <w:r>
+        <w:rPr>
+          <w:rFonts w:ascii="Gentium" w:hAnsi="Gentium" w:cs="Gentium"/>
+        </w:rPr>
+        <w:t>†</w:t>
+      </w:r>
+      <w:r>
+        <w:rPr>
+          <w:rFonts w:ascii="Gentium" w:hAnsi="Gentium" w:cs="Gentium"/>
+        </w:rPr>
+        <w:t xml:space="preserve"> </w:t>
+      </w:r>
+      <w:r>
+        <w:rPr>
+          <w:rFonts w:ascii="Gentium" w:hAnsi="Gentium" w:cs="Gentium"/>
         </w:rPr>
         <w:t>[</w:t>
       </w:r>
@@ -4509,29 +4705,37 @@
           <w:i/>
           <w:iCs/>
         </w:rPr>
-        <w:t xml:space="preserve">probably: The heaven shall turn to lightning and the lightning thereof shall </w:t>
-      </w:r>
-      <w:r>
-        <w:rPr>
-          <w:rFonts w:ascii="Gentium" w:hAnsi="Gentium" w:cs="Gentium"/>
-          <w:i/>
-          <w:iCs/>
+        <w:t>pr</w:t>
+      </w:r>
+      <w:r>
+        <w:rPr>
+          <w:rFonts w:ascii="Gentium" w:hAnsi="Gentium" w:cs="Gentium"/>
+          <w:i/>
+          <w:iCs/>
+        </w:rPr>
+        <w:t>obably:</w:t>
+      </w:r>
+      <w:r>
+        <w:rPr>
+          <w:rFonts w:ascii="Gentium" w:hAnsi="Gentium" w:cs="Gentium"/>
+        </w:rPr>
+        <w:t xml:space="preserve"> The heaven shall turn to lightning and the lightning thereof shall </w:t>
+      </w:r>
+      <w:r>
+        <w:rPr>
+          <w:rFonts w:ascii="Gentium" w:hAnsi="Gentium" w:cs="Gentium"/>
         </w:rPr>
         <w:t>frighten</w:t>
       </w:r>
       <w:r>
         <w:rPr>
           <w:rFonts w:ascii="Gentium" w:hAnsi="Gentium" w:cs="Gentium"/>
-          <w:i/>
-          <w:iCs/>
         </w:rPr>
         <w:t xml:space="preserve"> the world</w:t>
       </w:r>
       <w:r>
         <w:rPr>
           <w:rFonts w:ascii="Gentium" w:hAnsi="Gentium" w:cs="Gentium"/>
-          <w:i/>
-          <w:iCs/>
         </w:rPr>
         <w:t>]</w:t>
       </w:r>
@@ -4539,7 +4743,13 @@
         <w:rPr>
           <w:rFonts w:ascii="Gentium" w:hAnsi="Gentium" w:cs="Gentium"/>
         </w:rPr>
-        <w:t>. The spirits also of the dead bodies shall be like unto them (the lightning?) and shall become fire at the commandment of God.</w:t>
+        <w:t>.</w:t>
+      </w:r>
+      <w:r>
+        <w:rPr>
+          <w:rFonts w:ascii="Gentium" w:hAnsi="Gentium" w:cs="Gentium"/>
+        </w:rPr>
+        <w:t xml:space="preserve"> The spirits also of the dead bodies shall be like unto them (the lightning?) and shall become fire at the commandment of God.</w:t>
       </w:r>
     </w:p>
     <w:p>
@@ -4591,7 +4801,19 @@
         <w:rPr>
           <w:rFonts w:ascii="Gentium" w:hAnsi="Gentium" w:cs="Gentium"/>
         </w:rPr>
-        <w:t xml:space="preserve">, the men that are in the east shall flee to the west, to the east; they </w:t>
+        <w:t xml:space="preserve">, the men that are in the east shall flee to the west, </w:t>
+      </w:r>
+      <w:r>
+        <w:rPr>
+          <w:rFonts w:ascii="Gentium" w:hAnsi="Gentium" w:cs="Gentium"/>
+        </w:rPr>
+        <w:t xml:space="preserve">&lt;and those who are in the west&gt; </w:t>
+      </w:r>
+      <w:r>
+        <w:rPr>
+          <w:rFonts w:ascii="Gentium" w:hAnsi="Gentium" w:cs="Gentium"/>
+        </w:rPr>
+        <w:t xml:space="preserve">to the east; they </w:t>
       </w:r>
       <w:r>
         <w:rPr>
@@ -4615,7 +4837,19 @@
         <w:rPr>
           <w:rFonts w:ascii="Gentium" w:hAnsi="Gentium" w:cs="Gentium"/>
         </w:rPr>
-        <w:t xml:space="preserve"> are in the south. And</w:t>
+        <w:t xml:space="preserve"> are in the</w:t>
+      </w:r>
+      <w:r>
+        <w:rPr>
+          <w:rFonts w:ascii="Gentium" w:hAnsi="Gentium" w:cs="Gentium"/>
+        </w:rPr>
+        <w:t xml:space="preserve"> &lt;the north to&gt;</w:t>
+      </w:r>
+      <w:r>
+        <w:rPr>
+          <w:rFonts w:ascii="Gentium" w:hAnsi="Gentium" w:cs="Gentium"/>
+        </w:rPr>
+        <w:t xml:space="preserve"> south. And</w:t>
       </w:r>
       <w:r>
         <w:rPr>
@@ -4708,8 +4942,6 @@
       <w:r>
         <w:rPr>
           <w:rFonts w:ascii="Gentium" w:hAnsi="Gentium" w:cs="Gentium"/>
-          <w:i/>
-          <w:iCs/>
         </w:rPr>
         <w:t>[</w:t>
       </w:r>
@@ -4732,16 +4964,12 @@
       <w:r>
         <w:rPr>
           <w:rFonts w:ascii="Gentium" w:hAnsi="Gentium" w:cs="Gentium"/>
-          <w:i/>
-          <w:iCs/>
         </w:rPr>
         <w:t xml:space="preserve"> And I shall sit</w:t>
       </w:r>
       <w:r>
         <w:rPr>
           <w:rFonts w:ascii="Gentium" w:hAnsi="Gentium" w:cs="Gentium"/>
-          <w:i/>
-          <w:iCs/>
         </w:rPr>
         <w:t>]</w:t>
       </w:r>
@@ -4831,7 +5059,14 @@
         <w:rPr>
           <w:rFonts w:ascii="Gentium" w:hAnsi="Gentium" w:cs="Gentium"/>
         </w:rPr>
-        <w:t xml:space="preserve"> the sinners, and the hypocrites shall stand in the depths of darkness that shall not pass away, and their chastisement is the fire, and angels bring forward their sins and prepare for them a place wherein they shall be punished for ever (</w:t>
+        <w:t xml:space="preserve"> the sinners, and the hypocrites shall stand in the depths of darkness that shall not pass away, and their chastisement is the </w:t>
+      </w:r>
+      <w:r>
+        <w:rPr>
+          <w:rFonts w:ascii="Gentium" w:hAnsi="Gentium" w:cs="Gentium"/>
+        </w:rPr>
+        <w:lastRenderedPageBreak/>
+        <w:t>fire, and angels bring forward their sins and prepare for them a place wherein they shall be punished for ever (</w:t>
       </w:r>
       <w:proofErr w:type="gramStart"/>
       <w:r>
@@ -4861,7 +5096,6 @@
         <w:rPr>
           <w:rFonts w:ascii="Gentium" w:hAnsi="Gentium" w:cs="Gentium"/>
         </w:rPr>
-        <w:lastRenderedPageBreak/>
         <w:t>Uriel</w:t>
       </w:r>
       <w:r>
@@ -5000,7 +5234,21 @@
         <w:rPr>
           <w:rFonts w:ascii="Gentium" w:hAnsi="Gentium" w:cs="Gentium"/>
         </w:rPr>
-        <w:t xml:space="preserve"> they have blasphemed the way of righteousness shall they be hanged up. There is spread under them unquenchable fire, </w:t>
+        <w:t xml:space="preserve"> they have blasphemed the way of righteousness shall they be hanged up. There is spread </w:t>
+      </w:r>
+      <w:r>
+        <w:rPr>
+          <w:rFonts w:ascii="Gentium" w:hAnsi="Gentium" w:cs="Gentium"/>
+          <w:i/>
+          <w:iCs/>
+        </w:rPr>
+        <w:t>under</w:t>
+      </w:r>
+      <w:r>
+        <w:rPr>
+          <w:rFonts w:ascii="Gentium" w:hAnsi="Gentium" w:cs="Gentium"/>
+        </w:rPr>
+        <w:t xml:space="preserve"> them unquenchable fire, </w:t>
       </w:r>
       <w:r>
         <w:rPr>
@@ -5133,10 +5381,22 @@
       <w:r>
         <w:rPr>
           <w:rFonts w:ascii="Gentium" w:hAnsi="Gentium" w:cs="Gentium"/>
-          <w:i/>
-          <w:iCs/>
-        </w:rPr>
-        <w:t>[two: corrupt]</w:t>
+        </w:rPr>
+        <w:t>[</w:t>
+      </w:r>
+      <w:r>
+        <w:rPr>
+          <w:rFonts w:ascii="Gentium" w:hAnsi="Gentium" w:cs="Gentium"/>
+          <w:i/>
+          <w:iCs/>
+        </w:rPr>
+        <w:t>two:</w:t>
+      </w:r>
+      <w:r>
+        <w:rPr>
+          <w:rFonts w:ascii="Gentium" w:hAnsi="Gentium" w:cs="Gentium"/>
+        </w:rPr>
+        <w:t xml:space="preserve"> corrupt]</w:t>
       </w:r>
       <w:r>
         <w:rPr>
@@ -5166,7 +5426,21 @@
         <w:rPr>
           <w:rFonts w:ascii="Gentium" w:hAnsi="Gentium" w:cs="Gentium"/>
         </w:rPr>
-        <w:t xml:space="preserve"> plaited their hair, not for good (or, not to make them beautiful) but to turn them to fornication, that they might ensnare the souls of men to perdition. And the men </w:t>
+        <w:t xml:space="preserve"> plaited their hair, not for good (</w:t>
+      </w:r>
+      <w:r>
+        <w:rPr>
+          <w:rFonts w:ascii="Gentium" w:hAnsi="Gentium" w:cs="Gentium"/>
+          <w:i/>
+          <w:iCs/>
+        </w:rPr>
+        <w:t>or,</w:t>
+      </w:r>
+      <w:r>
+        <w:rPr>
+          <w:rFonts w:ascii="Gentium" w:hAnsi="Gentium" w:cs="Gentium"/>
+        </w:rPr>
+        <w:t xml:space="preserve"> not to make them beautiful) but to turn them to fornication, that they might ensnare the souls of men to perdition. And the men </w:t>
       </w:r>
       <w:r>
         <w:rPr>
@@ -5432,7 +5706,15 @@
         <w:rPr>
           <w:rFonts w:ascii="Gentium" w:hAnsi="Gentium" w:cs="Gentium"/>
         </w:rPr>
-        <w:t>Other men and women shall stand above them, naked; and their children stand over against them in a place of delight, and sigh and cry to God because of their parents, saying</w:t>
+        <w:t xml:space="preserve">Other men and women shall stand above them, naked; and their children stand over against them in a place of delight, and sigh and cry to God because of their parents, </w:t>
+      </w:r>
+      <w:r>
+        <w:rPr>
+          <w:rFonts w:ascii="Gentium" w:hAnsi="Gentium" w:cs="Gentium"/>
+          <w:i/>
+          <w:iCs/>
+        </w:rPr>
+        <w:t>saying</w:t>
       </w:r>
       <w:r>
         <w:rPr>
@@ -5485,26 +5767,28 @@
       <w:r>
         <w:rPr>
           <w:rFonts w:ascii="Gentium" w:hAnsi="Gentium" w:cs="Gentium"/>
-          <w:i/>
-          <w:iCs/>
-        </w:rPr>
-        <w:t>[</w:t>
-      </w:r>
-      <w:r>
-        <w:rPr>
-          <w:rFonts w:ascii="Gentium" w:hAnsi="Gentium" w:cs="Gentium"/>
-          <w:i/>
-          <w:iCs/>
-        </w:rPr>
-        <w:t>or, begrudged us</w:t>
-      </w:r>
-      <w:r>
-        <w:rPr>
-          <w:rFonts w:ascii="Gentium" w:hAnsi="Gentium" w:cs="Gentium"/>
-          <w:i/>
-          <w:iCs/>
-        </w:rPr>
-        <w:t>]</w:t>
+        </w:rPr>
+        <w:t>(</w:t>
+      </w:r>
+      <w:r>
+        <w:rPr>
+          <w:rFonts w:ascii="Gentium" w:hAnsi="Gentium" w:cs="Gentium"/>
+          <w:i/>
+          <w:iCs/>
+        </w:rPr>
+        <w:t>or,</w:t>
+      </w:r>
+      <w:r>
+        <w:rPr>
+          <w:rFonts w:ascii="Gentium" w:hAnsi="Gentium" w:cs="Gentium"/>
+        </w:rPr>
+        <w:t xml:space="preserve"> begrudged us</w:t>
+      </w:r>
+      <w:r>
+        <w:rPr>
+          <w:rFonts w:ascii="Gentium" w:hAnsi="Gentium" w:cs="Gentium"/>
+        </w:rPr>
+        <w:t>)</w:t>
       </w:r>
       <w:r>
         <w:rPr>
@@ -5570,7 +5854,14 @@
         <w:rPr>
           <w:rFonts w:ascii="Gentium" w:hAnsi="Gentium" w:cs="Gentium"/>
         </w:rPr>
-        <w:t xml:space="preserve"> shall come beasts devouring flesh, which shall come forth and turn and torment them for ever with their husbands, because they forsook the commandments of God and slew their children. As for their children, they shall be delivered unto the angel </w:t>
+        <w:t xml:space="preserve"> shall come beasts devouring flesh, which shall come forth and turn and torment them for ever with their husbands, because they forsook the commandments of God and slew </w:t>
+      </w:r>
+      <w:r>
+        <w:rPr>
+          <w:rFonts w:ascii="Gentium" w:hAnsi="Gentium" w:cs="Gentium"/>
+        </w:rPr>
+        <w:lastRenderedPageBreak/>
+        <w:t xml:space="preserve">their children. As for their children, they shall be delivered unto the angel </w:t>
       </w:r>
       <w:proofErr w:type="spellStart"/>
       <w:r>
@@ -5648,7 +5939,6 @@
         <w:rPr>
           <w:rFonts w:ascii="Gentium" w:hAnsi="Gentium" w:cs="Gentium"/>
         </w:rPr>
-        <w:lastRenderedPageBreak/>
         <w:t>Ezrael</w:t>
       </w:r>
       <w:r>
@@ -5713,7 +6003,21 @@
         <w:rPr>
           <w:rFonts w:ascii="Gentium" w:hAnsi="Gentium" w:cs="Gentium"/>
         </w:rPr>
-        <w:t xml:space="preserve">And beside them that are there, shall be other men and women, gnawing their tongues; and they shall torment them with red-hot iron and burn their eyes. These are </w:t>
+        <w:t xml:space="preserve">And beside them that are there, </w:t>
+      </w:r>
+      <w:r>
+        <w:rPr>
+          <w:rFonts w:ascii="Gentium" w:hAnsi="Gentium" w:cs="Gentium"/>
+          <w:i/>
+          <w:iCs/>
+        </w:rPr>
+        <w:t>shall be</w:t>
+      </w:r>
+      <w:r>
+        <w:rPr>
+          <w:rFonts w:ascii="Gentium" w:hAnsi="Gentium" w:cs="Gentium"/>
+        </w:rPr>
+        <w:t xml:space="preserve"> other men and women, gnawing their tongues; and they shall torment them with red-hot iron and burn their eyes. These are </w:t>
       </w:r>
       <w:r>
         <w:rPr>
@@ -5725,7 +6029,21 @@
         <w:rPr>
           <w:rFonts w:ascii="Gentium" w:hAnsi="Gentium" w:cs="Gentium"/>
         </w:rPr>
-        <w:t xml:space="preserve"> slander and doubt my righteousness. Other men and women whose works were done in deceitfulness shall have their lips cut off, and fire </w:t>
+        <w:t xml:space="preserve"> slander and doubt my righteousness. Other men and women whose works </w:t>
+      </w:r>
+      <w:r>
+        <w:rPr>
+          <w:rFonts w:ascii="Gentium" w:hAnsi="Gentium" w:cs="Gentium"/>
+          <w:i/>
+          <w:iCs/>
+        </w:rPr>
+        <w:t>were done</w:t>
+      </w:r>
+      <w:r>
+        <w:rPr>
+          <w:rFonts w:ascii="Gentium" w:hAnsi="Gentium" w:cs="Gentium"/>
+        </w:rPr>
+        <w:t xml:space="preserve"> in deceitfulness shall have their lips cut off, and fire </w:t>
       </w:r>
       <w:r>
         <w:rPr>
@@ -5742,26 +6060,34 @@
       <w:r>
         <w:rPr>
           <w:rFonts w:ascii="Gentium" w:hAnsi="Gentium" w:cs="Gentium"/>
-          <w:i/>
-          <w:iCs/>
-        </w:rPr>
-        <w:t>[</w:t>
-      </w:r>
-      <w:r>
-        <w:rPr>
-          <w:rFonts w:ascii="Gentium" w:hAnsi="Gentium" w:cs="Gentium"/>
-          <w:i/>
-          <w:iCs/>
+        </w:rPr>
+        <w:t>(</w:t>
+      </w:r>
+      <w:r>
+        <w:rPr>
+          <w:rFonts w:ascii="Gentium" w:hAnsi="Gentium" w:cs="Gentium"/>
+          <w:i/>
+          <w:iCs/>
+        </w:rPr>
+        <w:t>al.</w:t>
+      </w:r>
+      <w:r>
+        <w:rPr>
+          <w:rFonts w:ascii="Gentium" w:hAnsi="Gentium" w:cs="Gentium"/>
+        </w:rPr>
+        <w:t xml:space="preserve"> </w:t>
+      </w:r>
+      <w:r>
+        <w:rPr>
+          <w:rFonts w:ascii="Gentium" w:hAnsi="Gentium" w:cs="Gentium"/>
         </w:rPr>
         <w:t>these are they that caused the martyrs to die by their lying</w:t>
       </w:r>
       <w:r>
         <w:rPr>
           <w:rFonts w:ascii="Gentium" w:hAnsi="Gentium" w:cs="Gentium"/>
-          <w:i/>
-          <w:iCs/>
-        </w:rPr>
-        <w:t>]</w:t>
+        </w:rPr>
+        <w:t>)</w:t>
       </w:r>
       <w:r>
         <w:rPr>
@@ -5795,7 +6121,35 @@
         <w:rPr>
           <w:rFonts w:ascii="Gentium" w:hAnsi="Gentium" w:cs="Gentium"/>
         </w:rPr>
-        <w:t xml:space="preserve"> shall be a pillar of fire, and the pillar is sharper than swords. And there shall be men and women clad in rags and filthy garments, and they shall be cast thereon, to suffer the judgement of a torment that </w:t>
+        <w:t xml:space="preserve"> shall be a pillar of fire, and the pillar is sharper than swords. </w:t>
+      </w:r>
+      <w:r>
+        <w:rPr>
+          <w:rFonts w:ascii="Gentium" w:hAnsi="Gentium" w:cs="Gentium"/>
+          <w:i/>
+          <w:iCs/>
+        </w:rPr>
+        <w:t>And there shall be</w:t>
+      </w:r>
+      <w:r>
+        <w:rPr>
+          <w:rFonts w:ascii="Gentium" w:hAnsi="Gentium" w:cs="Gentium"/>
+        </w:rPr>
+        <w:t xml:space="preserve"> men and women clad in rags and filthy garments, and they shall be cast thereon, to suffer the </w:t>
+      </w:r>
+      <w:r>
+        <w:rPr>
+          <w:rFonts w:ascii="Gentium" w:hAnsi="Gentium" w:cs="Gentium"/>
+          <w:i/>
+          <w:iCs/>
+        </w:rPr>
+        <w:t>judgement</w:t>
+      </w:r>
+      <w:r>
+        <w:rPr>
+          <w:rFonts w:ascii="Gentium" w:hAnsi="Gentium" w:cs="Gentium"/>
+        </w:rPr>
+        <w:t xml:space="preserve"> of a torment that </w:t>
       </w:r>
       <w:r>
         <w:rPr>
@@ -5831,7 +6185,21 @@
         <w:rPr>
           <w:rFonts w:ascii="Gentium" w:hAnsi="Gentium" w:cs="Gentium"/>
         </w:rPr>
-        <w:t xml:space="preserve"> trusted in their riches and despised the widows and the woman with fatherless children</w:t>
+        <w:t xml:space="preserve"> trusted in their riches and despised the widows and the woman </w:t>
+      </w:r>
+      <w:r>
+        <w:rPr>
+          <w:rFonts w:ascii="Gentium" w:hAnsi="Gentium" w:cs="Gentium"/>
+          <w:i/>
+          <w:iCs/>
+        </w:rPr>
+        <w:t>with</w:t>
+      </w:r>
+      <w:r>
+        <w:rPr>
+          <w:rFonts w:ascii="Gentium" w:hAnsi="Gentium" w:cs="Gentium"/>
+        </w:rPr>
+        <w:t xml:space="preserve"> fatherless children</w:t>
       </w:r>
       <w:r>
         <w:rPr>
@@ -5939,21 +6307,67 @@
         <w:rPr>
           <w:rFonts w:ascii="Gentium" w:hAnsi="Gentium" w:cs="Gentium"/>
         </w:rPr>
-        <w:t xml:space="preserve"> have cut their flesh as </w:t>
-      </w:r>
-      <w:r>
-        <w:rPr>
-          <w:rFonts w:ascii="Gentium" w:hAnsi="Gentium" w:cs="Gentium"/>
-          <w:i/>
-          <w:iCs/>
-        </w:rPr>
-        <w:t>[apostles]</w:t>
-      </w:r>
-      <w:r>
-        <w:rPr>
-          <w:rFonts w:ascii="Gentium" w:hAnsi="Gentium" w:cs="Gentium"/>
-        </w:rPr>
-        <w:t xml:space="preserve"> of a man</w:t>
+        <w:t xml:space="preserve"> have </w:t>
+      </w:r>
+      <w:r>
+        <w:rPr>
+          <w:rFonts w:ascii="Gentium" w:hAnsi="Gentium" w:cs="Gentium"/>
+        </w:rPr>
+        <w:t>†</w:t>
+      </w:r>
+      <w:r>
+        <w:rPr>
+          <w:rFonts w:ascii="Gentium" w:hAnsi="Gentium" w:cs="Gentium"/>
+        </w:rPr>
+        <w:t>cut</w:t>
+      </w:r>
+      <w:r>
+        <w:rPr>
+          <w:rFonts w:ascii="Gentium" w:hAnsi="Gentium" w:cs="Gentium"/>
+        </w:rPr>
+        <w:t>†</w:t>
+      </w:r>
+      <w:r>
+        <w:rPr>
+          <w:rFonts w:ascii="Gentium" w:hAnsi="Gentium" w:cs="Gentium"/>
+        </w:rPr>
+        <w:t xml:space="preserve"> their flesh as </w:t>
+      </w:r>
+      <w:r>
+        <w:rPr>
+          <w:rFonts w:ascii="Gentium" w:hAnsi="Gentium" w:cs="Gentium"/>
+        </w:rPr>
+        <w:t>[</w:t>
+      </w:r>
+      <w:r>
+        <w:rPr>
+          <w:rFonts w:ascii="Gentium" w:hAnsi="Gentium" w:cs="Gentium"/>
+        </w:rPr>
+        <w:t>†</w:t>
+      </w:r>
+      <w:r>
+        <w:rPr>
+          <w:rFonts w:ascii="Gentium" w:hAnsi="Gentium" w:cs="Gentium"/>
+        </w:rPr>
+        <w:t>apostles</w:t>
+      </w:r>
+      <w:r>
+        <w:rPr>
+          <w:rFonts w:ascii="Gentium" w:hAnsi="Gentium" w:cs="Gentium"/>
+        </w:rPr>
+        <w:t>†</w:t>
+      </w:r>
+      <w:r>
+        <w:rPr>
+          <w:rFonts w:ascii="Gentium" w:hAnsi="Gentium" w:cs="Gentium"/>
+        </w:rPr>
+        <w:t xml:space="preserve">] </w:t>
+      </w:r>
+      <w:r>
+        <w:rPr>
+          <w:rFonts w:ascii="Gentium" w:hAnsi="Gentium" w:cs="Gentium"/>
+        </w:rPr>
+        <w:t>of a man</w:t>
       </w:r>
       <w:r>
         <w:rPr>
@@ -6191,7 +6605,21 @@
         <w:rPr>
           <w:rFonts w:ascii="Gentium" w:hAnsi="Gentium" w:cs="Gentium"/>
         </w:rPr>
-        <w:t xml:space="preserve">And beside them shall be other men and women, burning in the fire of the judgement, and their torment is everlasting. These are </w:t>
+        <w:t xml:space="preserve">And beside them </w:t>
+      </w:r>
+      <w:r>
+        <w:rPr>
+          <w:rFonts w:ascii="Gentium" w:hAnsi="Gentium" w:cs="Gentium"/>
+          <w:i/>
+          <w:iCs/>
+        </w:rPr>
+        <w:t>shall</w:t>
+      </w:r>
+      <w:r>
+        <w:rPr>
+          <w:rFonts w:ascii="Gentium" w:hAnsi="Gentium" w:cs="Gentium"/>
+        </w:rPr>
+        <w:t xml:space="preserve"> be other men and women, burning in the fire of the judgement, and their torment is everlasting. These are </w:t>
       </w:r>
       <w:r>
         <w:rPr>
@@ -6433,6 +6861,7 @@
         <w:rPr>
           <w:rFonts w:ascii="Gentium" w:hAnsi="Gentium" w:cs="Gentium"/>
         </w:rPr>
+        <w:lastRenderedPageBreak/>
         <w:t>Furthermore</w:t>
       </w:r>
       <w:r>
@@ -6481,14 +6910,7 @@
         <w:rPr>
           <w:rFonts w:ascii="Gentium" w:hAnsi="Gentium" w:cs="Gentium"/>
         </w:rPr>
-        <w:t xml:space="preserve"> boast themselves </w:t>
-      </w:r>
-      <w:r>
-        <w:rPr>
-          <w:rFonts w:ascii="Gentium" w:hAnsi="Gentium" w:cs="Gentium"/>
-        </w:rPr>
-        <w:lastRenderedPageBreak/>
-        <w:t xml:space="preserve">(trust) in their sins and </w:t>
+        <w:t xml:space="preserve"> boast themselves (trust) in their sins and </w:t>
       </w:r>
       <w:r>
         <w:rPr>
@@ -6552,7 +6974,21 @@
         <w:rPr>
           <w:rFonts w:ascii="Gentium" w:hAnsi="Gentium" w:cs="Gentium"/>
         </w:rPr>
-        <w:t>Beside them shall be girls clad in darkness for a garment and they shall be sore</w:t>
+        <w:t xml:space="preserve">Beside them </w:t>
+      </w:r>
+      <w:r>
+        <w:rPr>
+          <w:rFonts w:ascii="Gentium" w:hAnsi="Gentium" w:cs="Gentium"/>
+          <w:i/>
+          <w:iCs/>
+        </w:rPr>
+        <w:t>shall be</w:t>
+      </w:r>
+      <w:r>
+        <w:rPr>
+          <w:rFonts w:ascii="Gentium" w:hAnsi="Gentium" w:cs="Gentium"/>
+        </w:rPr>
+        <w:t xml:space="preserve"> girls clad in darkness for a garment and they shall be sore</w:t>
       </w:r>
       <w:r>
         <w:rPr>
@@ -6720,7 +7156,31 @@
         <w:rPr>
           <w:rFonts w:ascii="Gentium" w:hAnsi="Gentium" w:cs="Gentium"/>
         </w:rPr>
-        <w:t xml:space="preserve"> shall bring them forth out of this fire and establish a judgement of decision. This</w:t>
+        <w:t xml:space="preserve"> </w:t>
+      </w:r>
+      <w:r>
+        <w:rPr>
+          <w:rFonts w:ascii="Gentium" w:hAnsi="Gentium" w:cs="Gentium"/>
+        </w:rPr>
+        <w:t>†</w:t>
+      </w:r>
+      <w:r>
+        <w:rPr>
+          <w:rFonts w:ascii="Gentium" w:hAnsi="Gentium" w:cs="Gentium"/>
+        </w:rPr>
+        <w:t>shall bring them forth out of this fire and establish a judgement of decision</w:t>
+      </w:r>
+      <w:r>
+        <w:rPr>
+          <w:rFonts w:ascii="Gentium" w:hAnsi="Gentium" w:cs="Gentium"/>
+        </w:rPr>
+        <w:t>†</w:t>
+      </w:r>
+      <w:r>
+        <w:rPr>
+          <w:rFonts w:ascii="Gentium" w:hAnsi="Gentium" w:cs="Gentium"/>
+        </w:rPr>
+        <w:t>. This</w:t>
       </w:r>
       <w:r>
         <w:rPr>
@@ -6744,7 +7204,31 @@
         <w:rPr>
           <w:rFonts w:ascii="Gentium" w:hAnsi="Gentium" w:cs="Gentium"/>
         </w:rPr>
-        <w:t xml:space="preserve"> is their judgement. A river of fire shall flow and all judgement (they that are judged) shall be drawn down into the middle of the river. And Uriel shall set them there.</w:t>
+        <w:t xml:space="preserve"> is their judgement. A river of fire shall flow and all </w:t>
+      </w:r>
+      <w:r>
+        <w:rPr>
+          <w:rFonts w:ascii="Gentium" w:hAnsi="Gentium" w:cs="Gentium"/>
+        </w:rPr>
+        <w:t>†</w:t>
+      </w:r>
+      <w:r>
+        <w:rPr>
+          <w:rFonts w:ascii="Gentium" w:hAnsi="Gentium" w:cs="Gentium"/>
+        </w:rPr>
+        <w:t>judgement</w:t>
+      </w:r>
+      <w:r>
+        <w:rPr>
+          <w:rFonts w:ascii="Gentium" w:hAnsi="Gentium" w:cs="Gentium"/>
+        </w:rPr>
+        <w:t>†</w:t>
+      </w:r>
+      <w:r>
+        <w:rPr>
+          <w:rFonts w:ascii="Gentium" w:hAnsi="Gentium" w:cs="Gentium"/>
+        </w:rPr>
+        <w:t xml:space="preserve"> (they that are judged) shall be drawn down into the middle of the river. And Uriel shall set them there.</w:t>
       </w:r>
     </w:p>
     <w:p>
@@ -6760,7 +7244,33 @@
         <w:rPr>
           <w:rFonts w:ascii="Gentium" w:hAnsi="Gentium" w:cs="Gentium"/>
         </w:rPr>
-        <w:t xml:space="preserve">And there are wheels of fire and men and women hung thereon by the strength of the whirling thereof. And they </w:t>
+        <w:t xml:space="preserve">And there are wheels of fire and men and women hung thereon by the strength of the whirling </w:t>
+      </w:r>
+      <w:r>
+        <w:rPr>
+          <w:rFonts w:ascii="Gentium" w:hAnsi="Gentium" w:cs="Gentium"/>
+          <w:i/>
+          <w:iCs/>
+        </w:rPr>
+        <w:t>thereof</w:t>
+      </w:r>
+      <w:r>
+        <w:rPr>
+          <w:rFonts w:ascii="Gentium" w:hAnsi="Gentium" w:cs="Gentium"/>
+        </w:rPr>
+        <w:t xml:space="preserve">. </w:t>
+      </w:r>
+      <w:r>
+        <w:rPr>
+          <w:rFonts w:ascii="Gentium" w:hAnsi="Gentium" w:cs="Gentium"/>
+        </w:rPr>
+        <w:t>†</w:t>
+      </w:r>
+      <w:r>
+        <w:rPr>
+          <w:rFonts w:ascii="Gentium" w:hAnsi="Gentium" w:cs="Gentium"/>
+        </w:rPr>
+        <w:t xml:space="preserve">And they </w:t>
       </w:r>
       <w:r>
         <w:rPr>
@@ -6772,7 +7282,14 @@
         <w:rPr>
           <w:rFonts w:ascii="Gentium" w:hAnsi="Gentium" w:cs="Gentium"/>
         </w:rPr>
-        <w:t xml:space="preserve"> are in the pit shall burn</w:t>
+        <w:t xml:space="preserve"> are in the pit shall </w:t>
+      </w:r>
+      <w:proofErr w:type="gramStart"/>
+      <w:r>
+        <w:rPr>
+          <w:rFonts w:ascii="Gentium" w:hAnsi="Gentium" w:cs="Gentium"/>
+        </w:rPr>
+        <w:t>burn</w:t>
       </w:r>
       <w:r>
         <w:rPr>
@@ -6784,6 +7301,13 @@
         <w:rPr>
           <w:rFonts w:ascii="Gentium" w:hAnsi="Gentium" w:cs="Gentium"/>
         </w:rPr>
+        <w:t>†</w:t>
+      </w:r>
+      <w:proofErr w:type="gramEnd"/>
+      <w:r>
+        <w:rPr>
+          <w:rFonts w:ascii="Gentium" w:hAnsi="Gentium" w:cs="Gentium"/>
+        </w:rPr>
         <w:t xml:space="preserve"> now</w:t>
       </w:r>
       <w:r>
@@ -6796,7 +7320,19 @@
         <w:rPr>
           <w:rFonts w:ascii="Gentium" w:hAnsi="Gentium" w:cs="Gentium"/>
         </w:rPr>
-        <w:t xml:space="preserve"> these are the sorcerers and sorceresses. Those wheels shall be in a</w:t>
+        <w:t xml:space="preserve"> these are the sorcerers and sorceresses. </w:t>
+      </w:r>
+      <w:r>
+        <w:rPr>
+          <w:rFonts w:ascii="Gentium" w:hAnsi="Gentium" w:cs="Gentium"/>
+        </w:rPr>
+        <w:t>†</w:t>
+      </w:r>
+      <w:r>
+        <w:rPr>
+          <w:rFonts w:ascii="Gentium" w:hAnsi="Gentium" w:cs="Gentium"/>
+        </w:rPr>
+        <w:t>Those wheels shall be in a</w:t>
       </w:r>
       <w:r>
         <w:rPr>
@@ -6808,8 +7344,22 @@
         <w:rPr>
           <w:rFonts w:ascii="Gentium" w:hAnsi="Gentium" w:cs="Gentium"/>
         </w:rPr>
-        <w:t>l decision (judgement, punishment) by fire without number.</w:t>
-      </w:r>
+        <w:t xml:space="preserve">l decision (judgement, punishment) by fire without </w:t>
+      </w:r>
+      <w:proofErr w:type="gramStart"/>
+      <w:r>
+        <w:rPr>
+          <w:rFonts w:ascii="Gentium" w:hAnsi="Gentium" w:cs="Gentium"/>
+        </w:rPr>
+        <w:t>number.</w:t>
+      </w:r>
+      <w:r>
+        <w:rPr>
+          <w:rFonts w:ascii="Gentium" w:hAnsi="Gentium" w:cs="Gentium"/>
+        </w:rPr>
+        <w:t>†</w:t>
+      </w:r>
+      <w:proofErr w:type="gramEnd"/>
     </w:p>
     <w:p>
       <w:pPr>
@@ -6860,7 +7410,21 @@
         <w:rPr>
           <w:rFonts w:ascii="Gentium" w:hAnsi="Gentium" w:cs="Gentium"/>
         </w:rPr>
-        <w:t xml:space="preserve"> them, and the torment of </w:t>
+        <w:t xml:space="preserve"> them, </w:t>
+      </w:r>
+      <w:r>
+        <w:rPr>
+          <w:rFonts w:ascii="Gentium" w:hAnsi="Gentium" w:cs="Gentium"/>
+          <w:i/>
+          <w:iCs/>
+        </w:rPr>
+        <w:t>and</w:t>
+      </w:r>
+      <w:r>
+        <w:rPr>
+          <w:rFonts w:ascii="Gentium" w:hAnsi="Gentium" w:cs="Gentium"/>
+        </w:rPr>
+        <w:t xml:space="preserve"> the torment of </w:t>
       </w:r>
       <w:proofErr w:type="gramStart"/>
       <w:r>
@@ -7395,31 +7959,31 @@
         <w:rPr>
           <w:rFonts w:ascii="Gentium" w:hAnsi="Gentium" w:cs="Gentium"/>
         </w:rPr>
-        <w:t xml:space="preserve"> everlasting kingdom and show them that eternal thing </w:t>
-      </w:r>
-      <w:r>
-        <w:rPr>
-          <w:rFonts w:ascii="Gentium" w:hAnsi="Gentium" w:cs="Gentium"/>
-          <w:i/>
-          <w:iCs/>
-        </w:rPr>
-        <w:t>[</w:t>
-      </w:r>
-      <w:r>
-        <w:rPr>
-          <w:rFonts w:ascii="Gentium" w:hAnsi="Gentium" w:cs="Gentium"/>
-          <w:i/>
-          <w:iCs/>
+        <w:t xml:space="preserve"> everlasting kingdom and show them that eternal </w:t>
+      </w:r>
+      <w:r>
+        <w:rPr>
+          <w:rFonts w:ascii="Gentium" w:hAnsi="Gentium" w:cs="Gentium"/>
+        </w:rPr>
+        <w:t xml:space="preserve">thing </w:t>
+      </w:r>
+      <w:r>
+        <w:rPr>
+          <w:rFonts w:ascii="Gentium" w:hAnsi="Gentium" w:cs="Gentium"/>
+        </w:rPr>
+        <w:t>(</w:t>
+      </w:r>
+      <w:r>
+        <w:rPr>
+          <w:rFonts w:ascii="Gentium" w:hAnsi="Gentium" w:cs="Gentium"/>
         </w:rPr>
         <w:t>life?</w:t>
       </w:r>
       <w:r>
         <w:rPr>
           <w:rFonts w:ascii="Gentium" w:hAnsi="Gentium" w:cs="Gentium"/>
-          <w:i/>
-          <w:iCs/>
-        </w:rPr>
-        <w:t>]</w:t>
+        </w:rPr>
+        <w:t>)</w:t>
       </w:r>
       <w:r>
         <w:rPr>
@@ -7584,7 +8148,16 @@
           <w:i/>
           <w:iCs/>
         </w:rPr>
-        <w:t xml:space="preserve"> of, in order that by the sickness (sufferings) of the Son who is without sin the deeds of corruption may be sanctified. As for </w:t>
+        <w:t xml:space="preserve"> of, in order that by the sickness (sufferings) of the Son who is without sin the </w:t>
+      </w:r>
+      <w:r>
+        <w:rPr>
+          <w:rFonts w:ascii="Gentium" w:hAnsi="Gentium" w:cs="Gentium"/>
+          <w:i/>
+          <w:iCs/>
+        </w:rPr>
+        <w:lastRenderedPageBreak/>
+        <w:t xml:space="preserve">deeds of corruption may be sanctified. As for </w:t>
       </w:r>
       <w:r>
         <w:rPr>
@@ -7752,7 +8325,6 @@
         <w:rPr>
           <w:rFonts w:ascii="Gentium" w:hAnsi="Gentium" w:cs="Gentium"/>
         </w:rPr>
-        <w:lastRenderedPageBreak/>
         <w:t>And my Lord Jesus Christ our King said to me</w:t>
       </w:r>
       <w:r>
@@ -8065,7 +8637,7 @@
         <w:rPr>
           <w:rFonts w:ascii="Gentium" w:hAnsi="Gentium" w:cs="Gentium"/>
         </w:rPr>
-        <w:t>And I drew near unto the Lord (God) Jesus Christ and said unto him</w:t>
+        <w:t>And I drew near to the Lord (God) Jesus Christ and said to him</w:t>
       </w:r>
       <w:r>
         <w:rPr>
@@ -8125,6 +8697,12 @@
         <w:rPr>
           <w:rFonts w:ascii="Gentium" w:hAnsi="Gentium" w:cs="Gentium"/>
         </w:rPr>
+        <w:t xml:space="preserve">&lt;Where, then, are&gt; </w:t>
+      </w:r>
+      <w:r>
+        <w:rPr>
+          <w:rFonts w:ascii="Gentium" w:hAnsi="Gentium" w:cs="Gentium"/>
+        </w:rPr>
         <w:t>Abraham and Isaac and Jacob and the rest of the righteous fathers?</w:t>
       </w:r>
       <w:r>
@@ -8142,26 +8720,34 @@
       <w:r>
         <w:rPr>
           <w:rFonts w:ascii="Gentium" w:hAnsi="Gentium" w:cs="Gentium"/>
-          <w:i/>
-          <w:iCs/>
-        </w:rPr>
-        <w:t>[</w:t>
-      </w:r>
-      <w:r>
-        <w:rPr>
-          <w:rFonts w:ascii="Gentium" w:hAnsi="Gentium" w:cs="Gentium"/>
-          <w:i/>
-          <w:iCs/>
+        </w:rPr>
+        <w:t>(</w:t>
+      </w:r>
+      <w:r>
+        <w:rPr>
+          <w:rFonts w:ascii="Gentium" w:hAnsi="Gentium" w:cs="Gentium"/>
+          <w:i/>
+          <w:iCs/>
+        </w:rPr>
+        <w:t>al.</w:t>
+      </w:r>
+      <w:r>
+        <w:rPr>
+          <w:rFonts w:ascii="Gentium" w:hAnsi="Gentium" w:cs="Gentium"/>
+        </w:rPr>
+        <w:t xml:space="preserve"> </w:t>
+      </w:r>
+      <w:r>
+        <w:rPr>
+          <w:rFonts w:ascii="Gentium" w:hAnsi="Gentium" w:cs="Gentium"/>
         </w:rPr>
         <w:t>of that tree</w:t>
       </w:r>
       <w:r>
         <w:rPr>
           <w:rFonts w:ascii="Gentium" w:hAnsi="Gentium" w:cs="Gentium"/>
-          <w:i/>
-          <w:iCs/>
-        </w:rPr>
-        <w:t>]</w:t>
+        </w:rPr>
+        <w:t>)</w:t>
       </w:r>
       <w:r>
         <w:rPr>
@@ -8179,7 +8765,7 @@
         <w:rPr>
           <w:rFonts w:ascii="Gentium" w:hAnsi="Gentium" w:cs="Gentium"/>
         </w:rPr>
-        <w:t>saw much fruit. And my Lord and God Jesus Christ said unto me</w:t>
+        <w:t>saw much fruit. And my Lord and God Jesus Christ said to me</w:t>
       </w:r>
       <w:r>
         <w:rPr>
@@ -8285,7 +8871,7 @@
         <w:rPr>
           <w:rFonts w:ascii="Gentium" w:hAnsi="Gentium" w:cs="Gentium"/>
         </w:rPr>
-        <w:t xml:space="preserve"> is written in the book of my Lord Jesus Christ. And I said unto him</w:t>
+        <w:t xml:space="preserve"> is written in the book of my Lord Jesus Christ. And I said to him</w:t>
       </w:r>
       <w:r>
         <w:rPr>
@@ -8465,7 +9051,19 @@
         <w:rPr>
           <w:rFonts w:ascii="Gentium" w:hAnsi="Gentium" w:cs="Gentium"/>
         </w:rPr>
-        <w:t xml:space="preserve"> that a tabernacle, not made with men</w:t>
+        <w:t xml:space="preserve"> that </w:t>
+      </w:r>
+      <w:r>
+        <w:rPr>
+          <w:rFonts w:ascii="Gentium" w:hAnsi="Gentium" w:cs="Gentium"/>
+        </w:rPr>
+        <w:t xml:space="preserve">&lt;you may see&gt; </w:t>
+      </w:r>
+      <w:r>
+        <w:rPr>
+          <w:rFonts w:ascii="Gentium" w:hAnsi="Gentium" w:cs="Gentium"/>
+        </w:rPr>
+        <w:t>a tabernacle, not made with men</w:t>
       </w:r>
       <w:r>
         <w:rPr>
@@ -8501,7 +9099,21 @@
         <w:rPr>
           <w:rFonts w:ascii="Gentium" w:hAnsi="Gentium" w:cs="Gentium"/>
         </w:rPr>
-        <w:t xml:space="preserve"> And we beheld it and were full of gladness.</w:t>
+        <w:t xml:space="preserve"> And we beheld </w:t>
+      </w:r>
+      <w:r>
+        <w:rPr>
+          <w:rFonts w:ascii="Gentium" w:hAnsi="Gentium" w:cs="Gentium"/>
+          <w:i/>
+          <w:iCs/>
+        </w:rPr>
+        <w:t>it and were</w:t>
+      </w:r>
+      <w:r>
+        <w:rPr>
+          <w:rFonts w:ascii="Gentium" w:hAnsi="Gentium" w:cs="Gentium"/>
+        </w:rPr>
+        <w:t xml:space="preserve"> full of gladness.</w:t>
       </w:r>
     </w:p>
     <w:p>
@@ -8541,7 +9153,19 @@
         <w:rPr>
           <w:rFonts w:ascii="Gentium" w:hAnsi="Gentium" w:cs="Gentium"/>
         </w:rPr>
-        <w:t xml:space="preserve"> my commandments.</w:t>
+        <w:t xml:space="preserve"> </w:t>
+      </w:r>
+      <w:r>
+        <w:rPr>
+          <w:rFonts w:ascii="Gentium" w:hAnsi="Gentium" w:cs="Gentium"/>
+        </w:rPr>
+        <w:t xml:space="preserve">&lt;he has kept&gt; </w:t>
+      </w:r>
+      <w:r>
+        <w:rPr>
+          <w:rFonts w:ascii="Gentium" w:hAnsi="Gentium" w:cs="Gentium"/>
+        </w:rPr>
+        <w:t>my commandments.</w:t>
       </w:r>
       <w:r>
         <w:rPr>
@@ -8822,6 +9446,7 @@
           <w:rFonts w:ascii="Gentium" w:hAnsi="Gentium" w:cs="Gentium"/>
           <w:color w:val="333333"/>
         </w:rPr>
+        <w:lastRenderedPageBreak/>
         <w:t xml:space="preserve">‘Peter opened his mouth and said to me: Hearken, my son Clement, God created all things for his glory,’ </w:t>
       </w:r>
       <w:r>
@@ -8852,15 +9477,7 @@
           <w:rFonts w:ascii="Gentium" w:hAnsi="Gentium" w:cs="Gentium"/>
           <w:color w:val="333333"/>
         </w:rPr>
-        <w:t xml:space="preserve">and will make my righteous ones shine seven times more than the sun, and will make their crowns shine like crystal and like the rainbow in the time of rain (crowns) which </w:t>
-      </w:r>
-      <w:r>
-        <w:rPr>
-          <w:rFonts w:ascii="Gentium" w:hAnsi="Gentium" w:cs="Gentium"/>
-          <w:color w:val="333333"/>
-        </w:rPr>
-        <w:lastRenderedPageBreak/>
-        <w:t xml:space="preserve">are perfumed with nard and cannot be contemplated (adorned) with rubies, with the colour of emeralds shining brightly, with topazes, gems, and yellow pearls that shine like the stars of heaven, and like the rays of the sun, sparkling which cannot be gazed upon.’ </w:t>
+        <w:t xml:space="preserve">and will make my righteous ones shine seven times more than the sun, and will make their crowns shine like crystal and like the rainbow in the time of rain (crowns) which are perfumed with nard and cannot be contemplated (adorned) with rubies, with the colour of emeralds shining brightly, with topazes, gems, and yellow pearls that shine like the stars of heaven, and like the rays of the sun, sparkling which cannot be gazed upon.’ </w:t>
       </w:r>
       <w:r>
         <w:rPr>
@@ -9354,6 +9971,7 @@
           <w:iCs/>
           <w:color w:val="333333"/>
         </w:rPr>
+        <w:lastRenderedPageBreak/>
         <w:t>Compare also the Epistle of the Apostles, 40: ‘the righteous are sorry for the sinners and pray for them</w:t>
       </w:r>
       <w:r>
@@ -9395,7 +10013,6 @@
           <w:iCs/>
           <w:color w:val="333333"/>
         </w:rPr>
-        <w:lastRenderedPageBreak/>
         <w:t xml:space="preserve">I would add that the author of the Acts of Paul, who (in the Third Epistle to the Corinthians and elsewhere) betrays a knowledge of the Apocalypse of Peter, makes </w:t>
       </w:r>
       <w:proofErr w:type="spellStart"/>
